--- a/misc.docx
+++ b/misc.docx
@@ -3,10 +3,35 @@
 <w:document xmlns:ve="http://schemas.openxmlformats.org/markup-compatibility/2006" xmlns:o="urn:schemas-microsoft-com:office:office" xmlns:r="http://schemas.openxmlformats.org/officeDocument/2006/relationships" xmlns:m="http://schemas.openxmlformats.org/officeDocument/2006/math" xmlns:v="urn:schemas-microsoft-com:vml" xmlns:wp="http://schemas.openxmlformats.org/drawingml/2006/wordprocessingDrawing" xmlns:w10="urn:schemas-microsoft-com:office:word" xmlns:w="http://schemas.openxmlformats.org/wordprocessingml/2006/main" xmlns:wne="http://schemas.microsoft.com/office/word/2006/wordml">
   <w:body>
     <w:p>
+      <w:hyperlink r:id="rId4" w:history="1">
+        <w:r>
+          <w:rPr>
+            <w:rStyle w:val="Hyperlink"/>
+          </w:rPr>
+          <w:t>https://yogi-wmzp.vercel.app/admin-login</w:t>
+        </w:r>
+      </w:hyperlink>
+    </w:p>
+    <w:p/>
+    <w:p>
       <w:r>
-        <w:t>https://yogi-wmzp.vercel.app/admin-login</w:t>
+        <w:t>WELCOME10 → 10% discount</w:t>
+      </w:r>
+      <w:r>
+        <w:br/>
+        <w:t>YOGI20 → 20% discount</w:t>
+      </w:r>
+      <w:r>
+        <w:br/>
+        <w:t>FESTIVE25 → 25% discount</w:t>
+      </w:r>
+      <w:r>
+        <w:br/>
+        <w:t>SAVE100 → 100 off</w:t>
       </w:r>
     </w:p>
+    <w:p/>
+    <w:p/>
     <w:sectPr>
       <w:pgSz w:w="12240" w:h="15840"/>
       <w:pgMar w:top="1440" w:right="1440" w:bottom="1440" w:left="1440" w:header="720" w:footer="720" w:gutter="0"/>
@@ -175,6 +200,7 @@
   <w:style w:type="paragraph" w:default="1" w:styleId="Normal">
     <w:name w:val="Normal"/>
     <w:qFormat/>
+    <w:rsid w:val="00C67AB2"/>
   </w:style>
   <w:style w:type="character" w:default="1" w:styleId="DefaultParagraphFont">
     <w:name w:val="Default Paragraph Font"/>
@@ -203,6 +229,17 @@
     <w:uiPriority w:val="99"/>
     <w:semiHidden/>
     <w:unhideWhenUsed/>
+  </w:style>
+  <w:style w:type="character" w:styleId="Hyperlink">
+    <w:name w:val="Hyperlink"/>
+    <w:basedOn w:val="DefaultParagraphFont"/>
+    <w:uiPriority w:val="99"/>
+    <w:unhideWhenUsed/>
+    <w:rsid w:val="001F3126"/>
+    <w:rPr>
+      <w:color w:val="0000FF" w:themeColor="hyperlink"/>
+      <w:u w:val="single"/>
+    </w:rPr>
   </w:style>
 </w:styles>
 </file>

--- a/misc.docx
+++ b/misc.docx
@@ -3,14 +3,24 @@
 <w:document xmlns:ve="http://schemas.openxmlformats.org/markup-compatibility/2006" xmlns:o="urn:schemas-microsoft-com:office:office" xmlns:r="http://schemas.openxmlformats.org/officeDocument/2006/relationships" xmlns:m="http://schemas.openxmlformats.org/officeDocument/2006/math" xmlns:v="urn:schemas-microsoft-com:vml" xmlns:wp="http://schemas.openxmlformats.org/drawingml/2006/wordprocessingDrawing" xmlns:w10="urn:schemas-microsoft-com:office:word" xmlns:w="http://schemas.openxmlformats.org/wordprocessingml/2006/main" xmlns:wne="http://schemas.microsoft.com/office/word/2006/wordml">
   <w:body>
     <w:p>
-      <w:hyperlink r:id="rId4" w:history="1">
-        <w:r>
-          <w:rPr>
-            <w:rStyle w:val="Hyperlink"/>
-          </w:rPr>
-          <w:t>https://yogi-wmzp.vercel.app/admin-login</w:t>
-        </w:r>
-      </w:hyperlink>
+      <w:r>
+        <w:fldChar w:fldCharType="begin"/>
+      </w:r>
+      <w:r>
+        <w:instrText>HYPERLINK "https://yogi-wmzp.vercel.app/admin-login"</w:instrText>
+      </w:r>
+      <w:r>
+        <w:fldChar w:fldCharType="separate"/>
+      </w:r>
+      <w:r>
+        <w:rPr>
+          <w:rStyle w:val="Hyperlink"/>
+        </w:rPr>
+        <w:t>https://yogi-wmzp.vercel.app/admin-login</w:t>
+      </w:r>
+      <w:r>
+        <w:fldChar w:fldCharType="end"/>
+      </w:r>
     </w:p>
     <w:p/>
     <w:p>
@@ -29,6 +39,366 @@
         <w:br/>
         <w:t>SAVE100 → 100 off</w:t>
       </w:r>
+    </w:p>
+    <w:p/>
+    <w:p/>
+    <w:p>
+      <w:pPr>
+        <w:spacing w:before="100" w:beforeAutospacing="1" w:after="100" w:afterAutospacing="1" w:line="240" w:lineRule="auto"/>
+        <w:rPr>
+          <w:rFonts w:ascii="Times New Roman" w:eastAsia="Times New Roman" w:hAnsi="Times New Roman" w:cs="Times New Roman"/>
+          <w:sz w:val="24"/>
+          <w:szCs w:val="24"/>
+        </w:rPr>
+      </w:pPr>
+      <w:proofErr w:type="gramStart"/>
+      <w:r>
+        <w:rPr>
+          <w:rFonts w:ascii="Times New Roman" w:eastAsia="Times New Roman" w:hAnsi="Times New Roman" w:cs="Times New Roman"/>
+          <w:sz w:val="24"/>
+          <w:szCs w:val="24"/>
+        </w:rPr>
+        <w:t>especially</w:t>
+      </w:r>
+      <w:proofErr w:type="gramEnd"/>
+      <w:r>
+        <w:rPr>
+          <w:rFonts w:ascii="Times New Roman" w:eastAsia="Times New Roman" w:hAnsi="Times New Roman" w:cs="Times New Roman"/>
+          <w:sz w:val="24"/>
+          <w:szCs w:val="24"/>
+        </w:rPr>
+        <w:t xml:space="preserve"> the section order, for example:</w:t>
+      </w:r>
+    </w:p>
+    <w:p>
+      <w:pPr>
+        <w:tabs>
+          <w:tab w:val="left" w:pos="916"/>
+          <w:tab w:val="left" w:pos="1832"/>
+          <w:tab w:val="left" w:pos="2748"/>
+          <w:tab w:val="left" w:pos="3664"/>
+          <w:tab w:val="left" w:pos="4580"/>
+          <w:tab w:val="left" w:pos="5496"/>
+          <w:tab w:val="left" w:pos="6412"/>
+          <w:tab w:val="left" w:pos="7328"/>
+          <w:tab w:val="left" w:pos="8244"/>
+          <w:tab w:val="left" w:pos="9160"/>
+          <w:tab w:val="left" w:pos="10076"/>
+          <w:tab w:val="left" w:pos="10992"/>
+          <w:tab w:val="left" w:pos="11908"/>
+          <w:tab w:val="left" w:pos="12824"/>
+          <w:tab w:val="left" w:pos="13740"/>
+          <w:tab w:val="left" w:pos="14656"/>
+        </w:tabs>
+        <w:spacing w:after="0" w:line="240" w:lineRule="auto"/>
+        <w:rPr>
+          <w:rFonts w:ascii="Courier New" w:eastAsia="Times New Roman" w:hAnsi="Courier New" w:cs="Courier New"/>
+          <w:sz w:val="20"/>
+        </w:rPr>
+      </w:pPr>
+      <w:r>
+        <w:rPr>
+          <w:rFonts w:ascii="Courier New" w:eastAsia="Times New Roman" w:hAnsi="Courier New" w:cs="Courier New"/>
+          <w:sz w:val="20"/>
+        </w:rPr>
+        <w:t>&lt;Hero /&gt;</w:t>
+      </w:r>
+      <w:r>
+        <w:rPr>
+          <w:rFonts w:ascii="Courier New" w:eastAsia="Times New Roman" w:hAnsi="Courier New" w:cs="Courier New"/>
+          <w:sz w:val="20"/>
+        </w:rPr>
+        <w:br/>
+        <w:t>&lt;</w:t>
+      </w:r>
+      <w:proofErr w:type="spellStart"/>
+      <w:r>
+        <w:rPr>
+          <w:rFonts w:ascii="Courier New" w:eastAsia="Times New Roman" w:hAnsi="Courier New" w:cs="Courier New"/>
+          <w:sz w:val="20"/>
+        </w:rPr>
+        <w:t>CategoryStrip</w:t>
+      </w:r>
+      <w:proofErr w:type="spellEnd"/>
+      <w:r>
+        <w:rPr>
+          <w:rFonts w:ascii="Courier New" w:eastAsia="Times New Roman" w:hAnsi="Courier New" w:cs="Courier New"/>
+          <w:sz w:val="20"/>
+        </w:rPr>
+        <w:t xml:space="preserve"> /&gt;</w:t>
+      </w:r>
+      <w:r>
+        <w:rPr>
+          <w:rFonts w:ascii="Courier New" w:eastAsia="Times New Roman" w:hAnsi="Courier New" w:cs="Courier New"/>
+          <w:sz w:val="20"/>
+        </w:rPr>
+        <w:br/>
+        <w:t>&lt;</w:t>
+      </w:r>
+      <w:proofErr w:type="spellStart"/>
+      <w:r>
+        <w:rPr>
+          <w:rFonts w:ascii="Courier New" w:eastAsia="Times New Roman" w:hAnsi="Courier New" w:cs="Courier New"/>
+          <w:sz w:val="20"/>
+        </w:rPr>
+        <w:t>FeaturedProducts</w:t>
+      </w:r>
+      <w:proofErr w:type="spellEnd"/>
+      <w:r>
+        <w:rPr>
+          <w:rFonts w:ascii="Courier New" w:eastAsia="Times New Roman" w:hAnsi="Courier New" w:cs="Courier New"/>
+          <w:sz w:val="20"/>
+        </w:rPr>
+        <w:t xml:space="preserve"> /&gt;</w:t>
+      </w:r>
+      <w:r>
+        <w:rPr>
+          <w:rFonts w:ascii="Courier New" w:eastAsia="Times New Roman" w:hAnsi="Courier New" w:cs="Courier New"/>
+          <w:sz w:val="20"/>
+        </w:rPr>
+        <w:br/>
+        <w:t>&lt;</w:t>
+      </w:r>
+      <w:proofErr w:type="spellStart"/>
+      <w:r>
+        <w:rPr>
+          <w:rFonts w:ascii="Courier New" w:eastAsia="Times New Roman" w:hAnsi="Courier New" w:cs="Courier New"/>
+          <w:sz w:val="20"/>
+        </w:rPr>
+        <w:t>FlashSale</w:t>
+      </w:r>
+      <w:proofErr w:type="spellEnd"/>
+      <w:r>
+        <w:rPr>
+          <w:rFonts w:ascii="Courier New" w:eastAsia="Times New Roman" w:hAnsi="Courier New" w:cs="Courier New"/>
+          <w:sz w:val="20"/>
+        </w:rPr>
+        <w:t xml:space="preserve"> /&gt;</w:t>
+      </w:r>
+      <w:r>
+        <w:rPr>
+          <w:rFonts w:ascii="Courier New" w:eastAsia="Times New Roman" w:hAnsi="Courier New" w:cs="Courier New"/>
+          <w:sz w:val="20"/>
+        </w:rPr>
+        <w:br/>
+        <w:t>&lt;</w:t>
+      </w:r>
+      <w:proofErr w:type="spellStart"/>
+      <w:r>
+        <w:rPr>
+          <w:rFonts w:ascii="Courier New" w:eastAsia="Times New Roman" w:hAnsi="Courier New" w:cs="Courier New"/>
+          <w:sz w:val="20"/>
+        </w:rPr>
+        <w:t>TrendingProducts</w:t>
+      </w:r>
+      <w:proofErr w:type="spellEnd"/>
+      <w:r>
+        <w:rPr>
+          <w:rFonts w:ascii="Courier New" w:eastAsia="Times New Roman" w:hAnsi="Courier New" w:cs="Courier New"/>
+          <w:sz w:val="20"/>
+        </w:rPr>
+        <w:t xml:space="preserve"> /&gt;</w:t>
+      </w:r>
+      <w:r>
+        <w:rPr>
+          <w:rFonts w:ascii="Courier New" w:eastAsia="Times New Roman" w:hAnsi="Courier New" w:cs="Courier New"/>
+          <w:sz w:val="20"/>
+        </w:rPr>
+        <w:br/>
+        <w:t>&lt;</w:t>
+      </w:r>
+      <w:proofErr w:type="spellStart"/>
+      <w:r>
+        <w:rPr>
+          <w:rFonts w:ascii="Courier New" w:eastAsia="Times New Roman" w:hAnsi="Courier New" w:cs="Courier New"/>
+          <w:sz w:val="20"/>
+        </w:rPr>
+        <w:t>BestSellers</w:t>
+      </w:r>
+      <w:proofErr w:type="spellEnd"/>
+      <w:r>
+        <w:rPr>
+          <w:rFonts w:ascii="Courier New" w:eastAsia="Times New Roman" w:hAnsi="Courier New" w:cs="Courier New"/>
+          <w:sz w:val="20"/>
+        </w:rPr>
+        <w:t xml:space="preserve"> /&gt;</w:t>
+      </w:r>
+      <w:r>
+        <w:rPr>
+          <w:rFonts w:ascii="Courier New" w:eastAsia="Times New Roman" w:hAnsi="Courier New" w:cs="Courier New"/>
+          <w:sz w:val="20"/>
+        </w:rPr>
+        <w:br/>
+        <w:t>&lt;</w:t>
+      </w:r>
+      <w:proofErr w:type="spellStart"/>
+      <w:r>
+        <w:rPr>
+          <w:rFonts w:ascii="Courier New" w:eastAsia="Times New Roman" w:hAnsi="Courier New" w:cs="Courier New"/>
+          <w:sz w:val="20"/>
+        </w:rPr>
+        <w:t>RecommendedProducts</w:t>
+      </w:r>
+      <w:proofErr w:type="spellEnd"/>
+      <w:r>
+        <w:rPr>
+          <w:rFonts w:ascii="Courier New" w:eastAsia="Times New Roman" w:hAnsi="Courier New" w:cs="Courier New"/>
+          <w:sz w:val="20"/>
+        </w:rPr>
+        <w:t xml:space="preserve"> /&gt;</w:t>
+      </w:r>
+      <w:r>
+        <w:rPr>
+          <w:rFonts w:ascii="Courier New" w:eastAsia="Times New Roman" w:hAnsi="Courier New" w:cs="Courier New"/>
+          <w:sz w:val="20"/>
+        </w:rPr>
+        <w:br/>
+        <w:t>&lt;</w:t>
+      </w:r>
+      <w:proofErr w:type="spellStart"/>
+      <w:r>
+        <w:rPr>
+          <w:rFonts w:ascii="Courier New" w:eastAsia="Times New Roman" w:hAnsi="Courier New" w:cs="Courier New"/>
+          <w:sz w:val="20"/>
+        </w:rPr>
+        <w:t>TopVendors</w:t>
+      </w:r>
+      <w:proofErr w:type="spellEnd"/>
+      <w:r>
+        <w:rPr>
+          <w:rFonts w:ascii="Courier New" w:eastAsia="Times New Roman" w:hAnsi="Courier New" w:cs="Courier New"/>
+          <w:sz w:val="20"/>
+        </w:rPr>
+        <w:t xml:space="preserve"> /&gt;</w:t>
+      </w:r>
+    </w:p>
+    <w:p>
+      <w:pPr>
+        <w:spacing w:before="100" w:beforeAutospacing="1" w:after="100" w:afterAutospacing="1" w:line="240" w:lineRule="auto"/>
+        <w:rPr>
+          <w:rFonts w:ascii="Times New Roman" w:eastAsia="Times New Roman" w:hAnsi="Times New Roman" w:cs="Times New Roman"/>
+          <w:sz w:val="24"/>
+          <w:szCs w:val="24"/>
+        </w:rPr>
+      </w:pPr>
+      <w:r>
+        <w:rPr>
+          <w:rFonts w:ascii="Times New Roman" w:eastAsia="Times New Roman" w:hAnsi="Times New Roman" w:cs="Times New Roman"/>
+          <w:sz w:val="24"/>
+          <w:szCs w:val="24"/>
+        </w:rPr>
+        <w:t xml:space="preserve">Then I'll tell you exactly which </w:t>
+      </w:r>
+      <w:proofErr w:type="spellStart"/>
+      <w:r>
+        <w:rPr>
+          <w:rFonts w:ascii="Courier New" w:eastAsia="Times New Roman" w:hAnsi="Courier New" w:cs="Courier New"/>
+          <w:sz w:val="20"/>
+        </w:rPr>
+        <w:t>py</w:t>
+      </w:r>
+      <w:proofErr w:type="spellEnd"/>
+      <w:r>
+        <w:rPr>
+          <w:rFonts w:ascii="Courier New" w:eastAsia="Times New Roman" w:hAnsi="Courier New" w:cs="Courier New"/>
+          <w:sz w:val="20"/>
+        </w:rPr>
+        <w:t>-*</w:t>
+      </w:r>
+      <w:r>
+        <w:rPr>
+          <w:rFonts w:ascii="Times New Roman" w:eastAsia="Times New Roman" w:hAnsi="Times New Roman" w:cs="Times New Roman"/>
+          <w:sz w:val="24"/>
+          <w:szCs w:val="24"/>
+        </w:rPr>
+        <w:t xml:space="preserve">, </w:t>
+      </w:r>
+      <w:proofErr w:type="spellStart"/>
+      <w:r>
+        <w:rPr>
+          <w:rFonts w:ascii="Courier New" w:eastAsia="Times New Roman" w:hAnsi="Courier New" w:cs="Courier New"/>
+          <w:sz w:val="20"/>
+        </w:rPr>
+        <w:t>mt</w:t>
+      </w:r>
+      <w:proofErr w:type="spellEnd"/>
+      <w:r>
+        <w:rPr>
+          <w:rFonts w:ascii="Courier New" w:eastAsia="Times New Roman" w:hAnsi="Courier New" w:cs="Courier New"/>
+          <w:sz w:val="20"/>
+        </w:rPr>
+        <w:t>-*</w:t>
+      </w:r>
+      <w:r>
+        <w:rPr>
+          <w:rFonts w:ascii="Times New Roman" w:eastAsia="Times New Roman" w:hAnsi="Times New Roman" w:cs="Times New Roman"/>
+          <w:sz w:val="24"/>
+          <w:szCs w:val="24"/>
+        </w:rPr>
+        <w:t xml:space="preserve">, </w:t>
+      </w:r>
+      <w:proofErr w:type="spellStart"/>
+      <w:r>
+        <w:rPr>
+          <w:rFonts w:ascii="Courier New" w:eastAsia="Times New Roman" w:hAnsi="Courier New" w:cs="Courier New"/>
+          <w:sz w:val="20"/>
+        </w:rPr>
+        <w:t>mb</w:t>
+      </w:r>
+      <w:proofErr w:type="spellEnd"/>
+      <w:r>
+        <w:rPr>
+          <w:rFonts w:ascii="Courier New" w:eastAsia="Times New Roman" w:hAnsi="Courier New" w:cs="Courier New"/>
+          <w:sz w:val="20"/>
+        </w:rPr>
+        <w:t>-*</w:t>
+      </w:r>
+      <w:r>
+        <w:rPr>
+          <w:rFonts w:ascii="Times New Roman" w:eastAsia="Times New Roman" w:hAnsi="Times New Roman" w:cs="Times New Roman"/>
+          <w:sz w:val="24"/>
+          <w:szCs w:val="24"/>
+        </w:rPr>
+        <w:t xml:space="preserve">, </w:t>
+      </w:r>
+      <w:r>
+        <w:rPr>
+          <w:rFonts w:ascii="Courier New" w:eastAsia="Times New Roman" w:hAnsi="Courier New" w:cs="Courier New"/>
+          <w:sz w:val="20"/>
+        </w:rPr>
+        <w:t>gap-*</w:t>
+      </w:r>
+      <w:r>
+        <w:rPr>
+          <w:rFonts w:ascii="Times New Roman" w:eastAsia="Times New Roman" w:hAnsi="Times New Roman" w:cs="Times New Roman"/>
+          <w:sz w:val="24"/>
+          <w:szCs w:val="24"/>
+        </w:rPr>
+        <w:t xml:space="preserve">, or </w:t>
+      </w:r>
+      <w:r>
+        <w:rPr>
+          <w:rFonts w:ascii="Courier New" w:eastAsia="Times New Roman" w:hAnsi="Courier New" w:cs="Courier New"/>
+          <w:sz w:val="20"/>
+        </w:rPr>
+        <w:t>space-y-*</w:t>
+      </w:r>
+      <w:r>
+        <w:rPr>
+          <w:rFonts w:ascii="Times New Roman" w:eastAsia="Times New Roman" w:hAnsi="Times New Roman" w:cs="Times New Roman"/>
+          <w:sz w:val="24"/>
+          <w:szCs w:val="24"/>
+        </w:rPr>
+        <w:t xml:space="preserve"> classes to change so the gap between sections becomes zero (or nearly zero).</w:t>
+      </w:r>
+    </w:p>
+    <w:p>
+      <w:pPr>
+        <w:rPr>
+          <w:b/>
+          <w:bCs/>
+        </w:rPr>
+      </w:pPr>
     </w:p>
     <w:p/>
     <w:p/>
@@ -241,6 +611,96 @@
       <w:u w:val="single"/>
     </w:rPr>
   </w:style>
+  <w:style w:type="paragraph" w:styleId="NormalWeb">
+    <w:name w:val="Normal (Web)"/>
+    <w:basedOn w:val="Normal"/>
+    <w:uiPriority w:val="99"/>
+    <w:semiHidden/>
+    <w:unhideWhenUsed/>
+    <w:rsid w:val="00986438"/>
+    <w:pPr>
+      <w:spacing w:before="100" w:beforeAutospacing="1" w:after="100" w:afterAutospacing="1" w:line="240" w:lineRule="auto"/>
+    </w:pPr>
+    <w:rPr>
+      <w:rFonts w:ascii="Times New Roman" w:eastAsia="Times New Roman" w:hAnsi="Times New Roman" w:cs="Times New Roman"/>
+      <w:sz w:val="24"/>
+      <w:szCs w:val="24"/>
+    </w:rPr>
+  </w:style>
+  <w:style w:type="paragraph" w:styleId="HTMLPreformatted">
+    <w:name w:val="HTML Preformatted"/>
+    <w:basedOn w:val="Normal"/>
+    <w:link w:val="HTMLPreformattedChar"/>
+    <w:uiPriority w:val="99"/>
+    <w:semiHidden/>
+    <w:unhideWhenUsed/>
+    <w:rsid w:val="00986438"/>
+    <w:pPr>
+      <w:tabs>
+        <w:tab w:val="left" w:pos="916"/>
+        <w:tab w:val="left" w:pos="1832"/>
+        <w:tab w:val="left" w:pos="2748"/>
+        <w:tab w:val="left" w:pos="3664"/>
+        <w:tab w:val="left" w:pos="4580"/>
+        <w:tab w:val="left" w:pos="5496"/>
+        <w:tab w:val="left" w:pos="6412"/>
+        <w:tab w:val="left" w:pos="7328"/>
+        <w:tab w:val="left" w:pos="8244"/>
+        <w:tab w:val="left" w:pos="9160"/>
+        <w:tab w:val="left" w:pos="10076"/>
+        <w:tab w:val="left" w:pos="10992"/>
+        <w:tab w:val="left" w:pos="11908"/>
+        <w:tab w:val="left" w:pos="12824"/>
+        <w:tab w:val="left" w:pos="13740"/>
+        <w:tab w:val="left" w:pos="14656"/>
+      </w:tabs>
+      <w:spacing w:after="0" w:line="240" w:lineRule="auto"/>
+    </w:pPr>
+    <w:rPr>
+      <w:rFonts w:ascii="Courier New" w:eastAsia="Times New Roman" w:hAnsi="Courier New" w:cs="Courier New"/>
+      <w:sz w:val="20"/>
+    </w:rPr>
+  </w:style>
+  <w:style w:type="character" w:customStyle="1" w:styleId="HTMLPreformattedChar">
+    <w:name w:val="HTML Preformatted Char"/>
+    <w:basedOn w:val="DefaultParagraphFont"/>
+    <w:link w:val="HTMLPreformatted"/>
+    <w:uiPriority w:val="99"/>
+    <w:semiHidden/>
+    <w:rsid w:val="00986438"/>
+    <w:rPr>
+      <w:rFonts w:ascii="Courier New" w:eastAsia="Times New Roman" w:hAnsi="Courier New" w:cs="Courier New"/>
+      <w:sz w:val="20"/>
+    </w:rPr>
+  </w:style>
+  <w:style w:type="character" w:styleId="HTMLCode">
+    <w:name w:val="HTML Code"/>
+    <w:basedOn w:val="DefaultParagraphFont"/>
+    <w:uiPriority w:val="99"/>
+    <w:semiHidden/>
+    <w:unhideWhenUsed/>
+    <w:rsid w:val="00986438"/>
+    <w:rPr>
+      <w:rFonts w:ascii="Courier New" w:eastAsia="Times New Roman" w:hAnsi="Courier New" w:cs="Courier New"/>
+      <w:sz w:val="20"/>
+      <w:szCs w:val="20"/>
+    </w:rPr>
+  </w:style>
+  <w:style w:type="character" w:customStyle="1" w:styleId="o">
+    <w:name w:val="ͼo"/>
+    <w:basedOn w:val="DefaultParagraphFont"/>
+    <w:rsid w:val="00986438"/>
+  </w:style>
+  <w:style w:type="character" w:customStyle="1" w:styleId="g">
+    <w:name w:val="ͼg"/>
+    <w:basedOn w:val="DefaultParagraphFont"/>
+    <w:rsid w:val="00986438"/>
+  </w:style>
+  <w:style w:type="character" w:customStyle="1" w:styleId="m">
+    <w:name w:val="ͼm"/>
+    <w:basedOn w:val="DefaultParagraphFont"/>
+    <w:rsid w:val="00986438"/>
+  </w:style>
 </w:styles>
 </file>
 

--- a/misc.docx
+++ b/misc.docx
@@ -394,6 +394,2015 @@
     </w:p>
     <w:p>
       <w:pPr>
+        <w:spacing w:before="100" w:beforeAutospacing="1" w:after="100" w:afterAutospacing="1" w:line="240" w:lineRule="auto"/>
+        <w:rPr>
+          <w:rFonts w:ascii="Times New Roman" w:eastAsia="Times New Roman" w:hAnsi="Times New Roman" w:cs="Times New Roman"/>
+          <w:sz w:val="24"/>
+          <w:szCs w:val="24"/>
+        </w:rPr>
+      </w:pPr>
+    </w:p>
+    <w:p>
+      <w:pPr>
+        <w:spacing w:before="100" w:beforeAutospacing="1" w:after="100" w:afterAutospacing="1" w:line="240" w:lineRule="auto"/>
+        <w:rPr>
+          <w:rFonts w:ascii="Times New Roman" w:eastAsia="Times New Roman" w:hAnsi="Times New Roman" w:cs="Times New Roman"/>
+          <w:sz w:val="24"/>
+          <w:szCs w:val="24"/>
+        </w:rPr>
+      </w:pPr>
+    </w:p>
+    <w:p>
+      <w:pPr>
+        <w:spacing w:before="100" w:beforeAutospacing="1" w:after="100" w:afterAutospacing="1" w:line="240" w:lineRule="auto"/>
+        <w:outlineLvl w:val="0"/>
+        <w:rPr>
+          <w:rFonts w:ascii="Times New Roman" w:eastAsia="Times New Roman" w:hAnsi="Times New Roman" w:cs="Times New Roman"/>
+          <w:b/>
+          <w:bCs/>
+          <w:kern w:val="36"/>
+          <w:sz w:val="48"/>
+          <w:szCs w:val="48"/>
+        </w:rPr>
+      </w:pPr>
+      <w:r>
+        <w:rPr>
+          <w:rFonts w:ascii="Times New Roman" w:eastAsia="Times New Roman" w:hAnsi="Times New Roman" w:cs="Times New Roman"/>
+          <w:b/>
+          <w:bCs/>
+          <w:kern w:val="36"/>
+          <w:sz w:val="48"/>
+          <w:szCs w:val="48"/>
+        </w:rPr>
+        <w:t>Remaining Roadmap</w:t>
+      </w:r>
+    </w:p>
+    <w:p>
+      <w:pPr>
+        <w:spacing w:before="100" w:beforeAutospacing="1" w:after="100" w:afterAutospacing="1" w:line="240" w:lineRule="auto"/>
+        <w:rPr>
+          <w:rFonts w:ascii="Times New Roman" w:eastAsia="Times New Roman" w:hAnsi="Times New Roman" w:cs="Times New Roman"/>
+          <w:sz w:val="24"/>
+          <w:szCs w:val="24"/>
+        </w:rPr>
+      </w:pPr>
+      <w:r>
+        <w:rPr>
+          <w:rFonts w:ascii="Times New Roman" w:eastAsia="Times New Roman" w:hAnsi="Times New Roman" w:cs="Times New Roman"/>
+          <w:sz w:val="24"/>
+          <w:szCs w:val="24"/>
+        </w:rPr>
+        <w:t>We'll continue the numbering from where we are.</w:t>
+      </w:r>
+    </w:p>
+    <w:p>
+      <w:pPr>
+        <w:spacing w:before="100" w:beforeAutospacing="1" w:after="100" w:afterAutospacing="1" w:line="240" w:lineRule="auto"/>
+        <w:outlineLvl w:val="2"/>
+        <w:rPr>
+          <w:rFonts w:ascii="Times New Roman" w:eastAsia="Times New Roman" w:hAnsi="Times New Roman" w:cs="Times New Roman"/>
+          <w:b/>
+          <w:bCs/>
+          <w:sz w:val="27"/>
+          <w:szCs w:val="27"/>
+        </w:rPr>
+      </w:pPr>
+      <w:r>
+        <w:rPr>
+          <w:rFonts w:ascii="Times New Roman" w:eastAsia="Times New Roman" w:hAnsi="Times New Roman" w:cs="Times New Roman"/>
+          <w:b/>
+          <w:bCs/>
+          <w:sz w:val="27"/>
+          <w:szCs w:val="27"/>
+        </w:rPr>
+        <w:t>Phase 24 — Seller Order Management</w:t>
+      </w:r>
+    </w:p>
+    <w:p>
+      <w:pPr>
+        <w:numPr>
+          <w:ilvl w:val="0"/>
+          <w:numId w:val="1"/>
+        </w:numPr>
+        <w:spacing w:before="100" w:beforeAutospacing="1" w:after="100" w:afterAutospacing="1" w:line="240" w:lineRule="auto"/>
+        <w:rPr>
+          <w:rFonts w:ascii="Times New Roman" w:eastAsia="Times New Roman" w:hAnsi="Times New Roman" w:cs="Times New Roman"/>
+          <w:sz w:val="24"/>
+          <w:szCs w:val="24"/>
+        </w:rPr>
+      </w:pPr>
+      <w:r>
+        <w:rPr>
+          <w:rFonts w:ascii="Times New Roman" w:eastAsia="Times New Roman" w:hAnsi="Times New Roman" w:cs="Times New Roman"/>
+          <w:sz w:val="24"/>
+          <w:szCs w:val="24"/>
+        </w:rPr>
+        <w:t xml:space="preserve">24.1 Seller Order Details </w:t>
+      </w:r>
+    </w:p>
+    <w:p>
+      <w:pPr>
+        <w:numPr>
+          <w:ilvl w:val="0"/>
+          <w:numId w:val="1"/>
+        </w:numPr>
+        <w:spacing w:before="100" w:beforeAutospacing="1" w:after="100" w:afterAutospacing="1" w:line="240" w:lineRule="auto"/>
+        <w:rPr>
+          <w:rFonts w:ascii="Times New Roman" w:eastAsia="Times New Roman" w:hAnsi="Times New Roman" w:cs="Times New Roman"/>
+          <w:sz w:val="24"/>
+          <w:szCs w:val="24"/>
+        </w:rPr>
+      </w:pPr>
+      <w:r>
+        <w:rPr>
+          <w:rFonts w:ascii="Times New Roman" w:eastAsia="Times New Roman" w:hAnsi="Times New Roman" w:cs="Times New Roman"/>
+          <w:sz w:val="24"/>
+          <w:szCs w:val="24"/>
+        </w:rPr>
+        <w:t xml:space="preserve">24.2 Shipping Status </w:t>
+      </w:r>
+    </w:p>
+    <w:p>
+      <w:pPr>
+        <w:numPr>
+          <w:ilvl w:val="0"/>
+          <w:numId w:val="1"/>
+        </w:numPr>
+        <w:spacing w:before="100" w:beforeAutospacing="1" w:after="100" w:afterAutospacing="1" w:line="240" w:lineRule="auto"/>
+        <w:rPr>
+          <w:rFonts w:ascii="Times New Roman" w:eastAsia="Times New Roman" w:hAnsi="Times New Roman" w:cs="Times New Roman"/>
+          <w:sz w:val="24"/>
+          <w:szCs w:val="24"/>
+        </w:rPr>
+      </w:pPr>
+      <w:r>
+        <w:rPr>
+          <w:rFonts w:ascii="Times New Roman" w:eastAsia="Times New Roman" w:hAnsi="Times New Roman" w:cs="Times New Roman"/>
+          <w:sz w:val="24"/>
+          <w:szCs w:val="24"/>
+        </w:rPr>
+        <w:t xml:space="preserve">24.3 Courier &amp; Tracking </w:t>
+      </w:r>
+    </w:p>
+    <w:p>
+      <w:pPr>
+        <w:numPr>
+          <w:ilvl w:val="0"/>
+          <w:numId w:val="1"/>
+        </w:numPr>
+        <w:spacing w:before="100" w:beforeAutospacing="1" w:after="100" w:afterAutospacing="1" w:line="240" w:lineRule="auto"/>
+        <w:rPr>
+          <w:rFonts w:ascii="Times New Roman" w:eastAsia="Times New Roman" w:hAnsi="Times New Roman" w:cs="Times New Roman"/>
+          <w:sz w:val="24"/>
+          <w:szCs w:val="24"/>
+        </w:rPr>
+      </w:pPr>
+      <w:r>
+        <w:rPr>
+          <w:rFonts w:ascii="Times New Roman" w:eastAsia="Times New Roman" w:hAnsi="Times New Roman" w:cs="Times New Roman"/>
+          <w:sz w:val="24"/>
+          <w:szCs w:val="24"/>
+        </w:rPr>
+        <w:t xml:space="preserve">24.4 Delivery Timeline </w:t>
+      </w:r>
+    </w:p>
+    <w:p>
+      <w:pPr>
+        <w:numPr>
+          <w:ilvl w:val="0"/>
+          <w:numId w:val="1"/>
+        </w:numPr>
+        <w:spacing w:before="100" w:beforeAutospacing="1" w:after="100" w:afterAutospacing="1" w:line="240" w:lineRule="auto"/>
+        <w:rPr>
+          <w:rFonts w:ascii="Times New Roman" w:eastAsia="Times New Roman" w:hAnsi="Times New Roman" w:cs="Times New Roman"/>
+          <w:sz w:val="24"/>
+          <w:szCs w:val="24"/>
+        </w:rPr>
+      </w:pPr>
+      <w:r>
+        <w:rPr>
+          <w:rFonts w:ascii="Times New Roman" w:eastAsia="Times New Roman" w:hAnsi="Times New Roman" w:cs="Times New Roman"/>
+          <w:sz w:val="24"/>
+          <w:szCs w:val="24"/>
+        </w:rPr>
+        <w:t xml:space="preserve">24.5 Invoice Download </w:t>
+      </w:r>
+    </w:p>
+    <w:p>
+      <w:pPr>
+        <w:numPr>
+          <w:ilvl w:val="0"/>
+          <w:numId w:val="1"/>
+        </w:numPr>
+        <w:spacing w:before="100" w:beforeAutospacing="1" w:after="100" w:afterAutospacing="1" w:line="240" w:lineRule="auto"/>
+        <w:rPr>
+          <w:rFonts w:ascii="Times New Roman" w:eastAsia="Times New Roman" w:hAnsi="Times New Roman" w:cs="Times New Roman"/>
+          <w:sz w:val="24"/>
+          <w:szCs w:val="24"/>
+        </w:rPr>
+      </w:pPr>
+      <w:r>
+        <w:rPr>
+          <w:rFonts w:ascii="Times New Roman" w:eastAsia="Times New Roman" w:hAnsi="Times New Roman" w:cs="Times New Roman"/>
+          <w:sz w:val="24"/>
+          <w:szCs w:val="24"/>
+        </w:rPr>
+        <w:t xml:space="preserve">24.6 Customer Notification </w:t>
+      </w:r>
+    </w:p>
+    <w:p>
+      <w:pPr>
+        <w:spacing w:before="100" w:beforeAutospacing="1" w:after="100" w:afterAutospacing="1" w:line="240" w:lineRule="auto"/>
+        <w:outlineLvl w:val="2"/>
+        <w:rPr>
+          <w:rFonts w:ascii="Times New Roman" w:eastAsia="Times New Roman" w:hAnsi="Times New Roman" w:cs="Times New Roman"/>
+          <w:b/>
+          <w:bCs/>
+          <w:sz w:val="27"/>
+          <w:szCs w:val="27"/>
+        </w:rPr>
+      </w:pPr>
+      <w:r>
+        <w:rPr>
+          <w:rFonts w:ascii="Times New Roman" w:eastAsia="Times New Roman" w:hAnsi="Times New Roman" w:cs="Times New Roman"/>
+          <w:b/>
+          <w:bCs/>
+          <w:sz w:val="27"/>
+          <w:szCs w:val="27"/>
+        </w:rPr>
+        <w:t>Phase 25 — Shipping &amp; Delivery</w:t>
+      </w:r>
+    </w:p>
+    <w:p>
+      <w:pPr>
+        <w:numPr>
+          <w:ilvl w:val="0"/>
+          <w:numId w:val="2"/>
+        </w:numPr>
+        <w:spacing w:before="100" w:beforeAutospacing="1" w:after="100" w:afterAutospacing="1" w:line="240" w:lineRule="auto"/>
+        <w:rPr>
+          <w:rFonts w:ascii="Times New Roman" w:eastAsia="Times New Roman" w:hAnsi="Times New Roman" w:cs="Times New Roman"/>
+          <w:sz w:val="24"/>
+          <w:szCs w:val="24"/>
+        </w:rPr>
+      </w:pPr>
+      <w:r>
+        <w:rPr>
+          <w:rFonts w:ascii="Times New Roman" w:eastAsia="Times New Roman" w:hAnsi="Times New Roman" w:cs="Times New Roman"/>
+          <w:sz w:val="24"/>
+          <w:szCs w:val="24"/>
+        </w:rPr>
+        <w:t xml:space="preserve">25.1 Tracking Page </w:t>
+      </w:r>
+    </w:p>
+    <w:p>
+      <w:pPr>
+        <w:numPr>
+          <w:ilvl w:val="0"/>
+          <w:numId w:val="2"/>
+        </w:numPr>
+        <w:spacing w:before="100" w:beforeAutospacing="1" w:after="100" w:afterAutospacing="1" w:line="240" w:lineRule="auto"/>
+        <w:rPr>
+          <w:rFonts w:ascii="Times New Roman" w:eastAsia="Times New Roman" w:hAnsi="Times New Roman" w:cs="Times New Roman"/>
+          <w:sz w:val="24"/>
+          <w:szCs w:val="24"/>
+        </w:rPr>
+      </w:pPr>
+      <w:r>
+        <w:rPr>
+          <w:rFonts w:ascii="Times New Roman" w:eastAsia="Times New Roman" w:hAnsi="Times New Roman" w:cs="Times New Roman"/>
+          <w:sz w:val="24"/>
+          <w:szCs w:val="24"/>
+        </w:rPr>
+        <w:lastRenderedPageBreak/>
+        <w:t xml:space="preserve">25.2 Customer Tracking </w:t>
+      </w:r>
+    </w:p>
+    <w:p>
+      <w:pPr>
+        <w:numPr>
+          <w:ilvl w:val="0"/>
+          <w:numId w:val="2"/>
+        </w:numPr>
+        <w:spacing w:before="100" w:beforeAutospacing="1" w:after="100" w:afterAutospacing="1" w:line="240" w:lineRule="auto"/>
+        <w:rPr>
+          <w:rFonts w:ascii="Times New Roman" w:eastAsia="Times New Roman" w:hAnsi="Times New Roman" w:cs="Times New Roman"/>
+          <w:sz w:val="24"/>
+          <w:szCs w:val="24"/>
+        </w:rPr>
+      </w:pPr>
+      <w:r>
+        <w:rPr>
+          <w:rFonts w:ascii="Times New Roman" w:eastAsia="Times New Roman" w:hAnsi="Times New Roman" w:cs="Times New Roman"/>
+          <w:sz w:val="24"/>
+          <w:szCs w:val="24"/>
+        </w:rPr>
+        <w:t xml:space="preserve">25.3 Delivery Dashboard </w:t>
+      </w:r>
+    </w:p>
+    <w:p>
+      <w:pPr>
+        <w:numPr>
+          <w:ilvl w:val="0"/>
+          <w:numId w:val="2"/>
+        </w:numPr>
+        <w:spacing w:before="100" w:beforeAutospacing="1" w:after="100" w:afterAutospacing="1" w:line="240" w:lineRule="auto"/>
+        <w:rPr>
+          <w:rFonts w:ascii="Times New Roman" w:eastAsia="Times New Roman" w:hAnsi="Times New Roman" w:cs="Times New Roman"/>
+          <w:sz w:val="24"/>
+          <w:szCs w:val="24"/>
+        </w:rPr>
+      </w:pPr>
+      <w:r>
+        <w:rPr>
+          <w:rFonts w:ascii="Times New Roman" w:eastAsia="Times New Roman" w:hAnsi="Times New Roman" w:cs="Times New Roman"/>
+          <w:sz w:val="24"/>
+          <w:szCs w:val="24"/>
+        </w:rPr>
+        <w:t xml:space="preserve">25.4 Shipping Reports </w:t>
+      </w:r>
+    </w:p>
+    <w:p>
+      <w:pPr>
+        <w:spacing w:before="100" w:beforeAutospacing="1" w:after="100" w:afterAutospacing="1" w:line="240" w:lineRule="auto"/>
+        <w:outlineLvl w:val="2"/>
+        <w:rPr>
+          <w:rFonts w:ascii="Times New Roman" w:eastAsia="Times New Roman" w:hAnsi="Times New Roman" w:cs="Times New Roman"/>
+          <w:b/>
+          <w:bCs/>
+          <w:sz w:val="27"/>
+          <w:szCs w:val="27"/>
+        </w:rPr>
+      </w:pPr>
+      <w:r>
+        <w:rPr>
+          <w:rFonts w:ascii="Times New Roman" w:eastAsia="Times New Roman" w:hAnsi="Times New Roman" w:cs="Times New Roman"/>
+          <w:b/>
+          <w:bCs/>
+          <w:sz w:val="27"/>
+          <w:szCs w:val="27"/>
+        </w:rPr>
+        <w:t>Phase 26 — Customer Experience</w:t>
+      </w:r>
+    </w:p>
+    <w:p>
+      <w:pPr>
+        <w:numPr>
+          <w:ilvl w:val="0"/>
+          <w:numId w:val="3"/>
+        </w:numPr>
+        <w:spacing w:before="100" w:beforeAutospacing="1" w:after="100" w:afterAutospacing="1" w:line="240" w:lineRule="auto"/>
+        <w:rPr>
+          <w:rFonts w:ascii="Times New Roman" w:eastAsia="Times New Roman" w:hAnsi="Times New Roman" w:cs="Times New Roman"/>
+          <w:sz w:val="24"/>
+          <w:szCs w:val="24"/>
+        </w:rPr>
+      </w:pPr>
+      <w:r>
+        <w:rPr>
+          <w:rFonts w:ascii="Times New Roman" w:eastAsia="Times New Roman" w:hAnsi="Times New Roman" w:cs="Times New Roman"/>
+          <w:sz w:val="24"/>
+          <w:szCs w:val="24"/>
+        </w:rPr>
+        <w:t xml:space="preserve">26.1 Advanced Search </w:t>
+      </w:r>
+    </w:p>
+    <w:p>
+      <w:pPr>
+        <w:numPr>
+          <w:ilvl w:val="0"/>
+          <w:numId w:val="3"/>
+        </w:numPr>
+        <w:spacing w:before="100" w:beforeAutospacing="1" w:after="100" w:afterAutospacing="1" w:line="240" w:lineRule="auto"/>
+        <w:rPr>
+          <w:rFonts w:ascii="Times New Roman" w:eastAsia="Times New Roman" w:hAnsi="Times New Roman" w:cs="Times New Roman"/>
+          <w:sz w:val="24"/>
+          <w:szCs w:val="24"/>
+        </w:rPr>
+      </w:pPr>
+      <w:r>
+        <w:rPr>
+          <w:rFonts w:ascii="Times New Roman" w:eastAsia="Times New Roman" w:hAnsi="Times New Roman" w:cs="Times New Roman"/>
+          <w:sz w:val="24"/>
+          <w:szCs w:val="24"/>
+        </w:rPr>
+        <w:t xml:space="preserve">26.2 Product Filters </w:t>
+      </w:r>
+    </w:p>
+    <w:p>
+      <w:pPr>
+        <w:numPr>
+          <w:ilvl w:val="0"/>
+          <w:numId w:val="3"/>
+        </w:numPr>
+        <w:spacing w:before="100" w:beforeAutospacing="1" w:after="100" w:afterAutospacing="1" w:line="240" w:lineRule="auto"/>
+        <w:rPr>
+          <w:rFonts w:ascii="Times New Roman" w:eastAsia="Times New Roman" w:hAnsi="Times New Roman" w:cs="Times New Roman"/>
+          <w:sz w:val="24"/>
+          <w:szCs w:val="24"/>
+        </w:rPr>
+      </w:pPr>
+      <w:r>
+        <w:rPr>
+          <w:rFonts w:ascii="Times New Roman" w:eastAsia="Times New Roman" w:hAnsi="Times New Roman" w:cs="Times New Roman"/>
+          <w:sz w:val="24"/>
+          <w:szCs w:val="24"/>
+        </w:rPr>
+        <w:t xml:space="preserve">26.3 Recently Viewed </w:t>
+      </w:r>
+    </w:p>
+    <w:p>
+      <w:pPr>
+        <w:numPr>
+          <w:ilvl w:val="0"/>
+          <w:numId w:val="3"/>
+        </w:numPr>
+        <w:spacing w:before="100" w:beforeAutospacing="1" w:after="100" w:afterAutospacing="1" w:line="240" w:lineRule="auto"/>
+        <w:rPr>
+          <w:rFonts w:ascii="Times New Roman" w:eastAsia="Times New Roman" w:hAnsi="Times New Roman" w:cs="Times New Roman"/>
+          <w:sz w:val="24"/>
+          <w:szCs w:val="24"/>
+        </w:rPr>
+      </w:pPr>
+      <w:r>
+        <w:rPr>
+          <w:rFonts w:ascii="Times New Roman" w:eastAsia="Times New Roman" w:hAnsi="Times New Roman" w:cs="Times New Roman"/>
+          <w:sz w:val="24"/>
+          <w:szCs w:val="24"/>
+        </w:rPr>
+        <w:t xml:space="preserve">26.4 Product Comparison </w:t>
+      </w:r>
+    </w:p>
+    <w:p>
+      <w:pPr>
+        <w:numPr>
+          <w:ilvl w:val="0"/>
+          <w:numId w:val="3"/>
+        </w:numPr>
+        <w:spacing w:before="100" w:beforeAutospacing="1" w:after="100" w:afterAutospacing="1" w:line="240" w:lineRule="auto"/>
+        <w:rPr>
+          <w:rFonts w:ascii="Times New Roman" w:eastAsia="Times New Roman" w:hAnsi="Times New Roman" w:cs="Times New Roman"/>
+          <w:sz w:val="24"/>
+          <w:szCs w:val="24"/>
+        </w:rPr>
+      </w:pPr>
+      <w:r>
+        <w:rPr>
+          <w:rFonts w:ascii="Times New Roman" w:eastAsia="Times New Roman" w:hAnsi="Times New Roman" w:cs="Times New Roman"/>
+          <w:sz w:val="24"/>
+          <w:szCs w:val="24"/>
+        </w:rPr>
+        <w:t xml:space="preserve">26.5 Recommendation Engine </w:t>
+      </w:r>
+    </w:p>
+    <w:p>
+      <w:pPr>
+        <w:spacing w:before="100" w:beforeAutospacing="1" w:after="100" w:afterAutospacing="1" w:line="240" w:lineRule="auto"/>
+        <w:outlineLvl w:val="2"/>
+        <w:rPr>
+          <w:rFonts w:ascii="Times New Roman" w:eastAsia="Times New Roman" w:hAnsi="Times New Roman" w:cs="Times New Roman"/>
+          <w:b/>
+          <w:bCs/>
+          <w:sz w:val="27"/>
+          <w:szCs w:val="27"/>
+        </w:rPr>
+      </w:pPr>
+      <w:r>
+        <w:rPr>
+          <w:rFonts w:ascii="Times New Roman" w:eastAsia="Times New Roman" w:hAnsi="Times New Roman" w:cs="Times New Roman"/>
+          <w:b/>
+          <w:bCs/>
+          <w:sz w:val="27"/>
+          <w:szCs w:val="27"/>
+        </w:rPr>
+        <w:t>Phase 27 — Notifications</w:t>
+      </w:r>
+    </w:p>
+    <w:p>
+      <w:pPr>
+        <w:numPr>
+          <w:ilvl w:val="0"/>
+          <w:numId w:val="4"/>
+        </w:numPr>
+        <w:spacing w:before="100" w:beforeAutospacing="1" w:after="100" w:afterAutospacing="1" w:line="240" w:lineRule="auto"/>
+        <w:rPr>
+          <w:rFonts w:ascii="Times New Roman" w:eastAsia="Times New Roman" w:hAnsi="Times New Roman" w:cs="Times New Roman"/>
+          <w:sz w:val="24"/>
+          <w:szCs w:val="24"/>
+        </w:rPr>
+      </w:pPr>
+      <w:r>
+        <w:rPr>
+          <w:rFonts w:ascii="Times New Roman" w:eastAsia="Times New Roman" w:hAnsi="Times New Roman" w:cs="Times New Roman"/>
+          <w:sz w:val="24"/>
+          <w:szCs w:val="24"/>
+        </w:rPr>
+        <w:t xml:space="preserve">27.1 Email Notifications </w:t>
+      </w:r>
+    </w:p>
+    <w:p>
+      <w:pPr>
+        <w:numPr>
+          <w:ilvl w:val="0"/>
+          <w:numId w:val="4"/>
+        </w:numPr>
+        <w:spacing w:before="100" w:beforeAutospacing="1" w:after="100" w:afterAutospacing="1" w:line="240" w:lineRule="auto"/>
+        <w:rPr>
+          <w:rFonts w:ascii="Times New Roman" w:eastAsia="Times New Roman" w:hAnsi="Times New Roman" w:cs="Times New Roman"/>
+          <w:sz w:val="24"/>
+          <w:szCs w:val="24"/>
+        </w:rPr>
+      </w:pPr>
+      <w:r>
+        <w:rPr>
+          <w:rFonts w:ascii="Times New Roman" w:eastAsia="Times New Roman" w:hAnsi="Times New Roman" w:cs="Times New Roman"/>
+          <w:sz w:val="24"/>
+          <w:szCs w:val="24"/>
+        </w:rPr>
+        <w:t xml:space="preserve">27.2 Order Emails </w:t>
+      </w:r>
+    </w:p>
+    <w:p>
+      <w:pPr>
+        <w:numPr>
+          <w:ilvl w:val="0"/>
+          <w:numId w:val="4"/>
+        </w:numPr>
+        <w:spacing w:before="100" w:beforeAutospacing="1" w:after="100" w:afterAutospacing="1" w:line="240" w:lineRule="auto"/>
+        <w:rPr>
+          <w:rFonts w:ascii="Times New Roman" w:eastAsia="Times New Roman" w:hAnsi="Times New Roman" w:cs="Times New Roman"/>
+          <w:sz w:val="24"/>
+          <w:szCs w:val="24"/>
+        </w:rPr>
+      </w:pPr>
+      <w:r>
+        <w:rPr>
+          <w:rFonts w:ascii="Times New Roman" w:eastAsia="Times New Roman" w:hAnsi="Times New Roman" w:cs="Times New Roman"/>
+          <w:sz w:val="24"/>
+          <w:szCs w:val="24"/>
+        </w:rPr>
+        <w:t xml:space="preserve">27.3 Seller Emails </w:t>
+      </w:r>
+    </w:p>
+    <w:p>
+      <w:pPr>
+        <w:numPr>
+          <w:ilvl w:val="0"/>
+          <w:numId w:val="4"/>
+        </w:numPr>
+        <w:spacing w:before="100" w:beforeAutospacing="1" w:after="100" w:afterAutospacing="1" w:line="240" w:lineRule="auto"/>
+        <w:rPr>
+          <w:rFonts w:ascii="Times New Roman" w:eastAsia="Times New Roman" w:hAnsi="Times New Roman" w:cs="Times New Roman"/>
+          <w:sz w:val="24"/>
+          <w:szCs w:val="24"/>
+        </w:rPr>
+      </w:pPr>
+      <w:r>
+        <w:rPr>
+          <w:rFonts w:ascii="Times New Roman" w:eastAsia="Times New Roman" w:hAnsi="Times New Roman" w:cs="Times New Roman"/>
+          <w:sz w:val="24"/>
+          <w:szCs w:val="24"/>
+        </w:rPr>
+        <w:t xml:space="preserve">27.4 Admin Emails </w:t>
+      </w:r>
+    </w:p>
+    <w:p>
+      <w:pPr>
+        <w:spacing w:before="100" w:beforeAutospacing="1" w:after="100" w:afterAutospacing="1" w:line="240" w:lineRule="auto"/>
+        <w:outlineLvl w:val="2"/>
+        <w:rPr>
+          <w:rFonts w:ascii="Times New Roman" w:eastAsia="Times New Roman" w:hAnsi="Times New Roman" w:cs="Times New Roman"/>
+          <w:b/>
+          <w:bCs/>
+          <w:sz w:val="27"/>
+          <w:szCs w:val="27"/>
+        </w:rPr>
+      </w:pPr>
+      <w:r>
+        <w:rPr>
+          <w:rFonts w:ascii="Times New Roman" w:eastAsia="Times New Roman" w:hAnsi="Times New Roman" w:cs="Times New Roman"/>
+          <w:b/>
+          <w:bCs/>
+          <w:sz w:val="27"/>
+          <w:szCs w:val="27"/>
+        </w:rPr>
+        <w:t>Phase 28 — Security</w:t>
+      </w:r>
+    </w:p>
+    <w:p>
+      <w:pPr>
+        <w:numPr>
+          <w:ilvl w:val="0"/>
+          <w:numId w:val="5"/>
+        </w:numPr>
+        <w:spacing w:before="100" w:beforeAutospacing="1" w:after="100" w:afterAutospacing="1" w:line="240" w:lineRule="auto"/>
+        <w:rPr>
+          <w:rFonts w:ascii="Times New Roman" w:eastAsia="Times New Roman" w:hAnsi="Times New Roman" w:cs="Times New Roman"/>
+          <w:sz w:val="24"/>
+          <w:szCs w:val="24"/>
+        </w:rPr>
+      </w:pPr>
+      <w:r>
+        <w:rPr>
+          <w:rFonts w:ascii="Times New Roman" w:eastAsia="Times New Roman" w:hAnsi="Times New Roman" w:cs="Times New Roman"/>
+          <w:sz w:val="24"/>
+          <w:szCs w:val="24"/>
+        </w:rPr>
+        <w:t xml:space="preserve">28.1 </w:t>
+      </w:r>
+      <w:proofErr w:type="spellStart"/>
+      <w:r>
+        <w:rPr>
+          <w:rFonts w:ascii="Times New Roman" w:eastAsia="Times New Roman" w:hAnsi="Times New Roman" w:cs="Times New Roman"/>
+          <w:sz w:val="24"/>
+          <w:szCs w:val="24"/>
+        </w:rPr>
+        <w:t>Firestore</w:t>
+      </w:r>
+      <w:proofErr w:type="spellEnd"/>
+      <w:r>
+        <w:rPr>
+          <w:rFonts w:ascii="Times New Roman" w:eastAsia="Times New Roman" w:hAnsi="Times New Roman" w:cs="Times New Roman"/>
+          <w:sz w:val="24"/>
+          <w:szCs w:val="24"/>
+        </w:rPr>
+        <w:t xml:space="preserve"> Rules </w:t>
+      </w:r>
+    </w:p>
+    <w:p>
+      <w:pPr>
+        <w:numPr>
+          <w:ilvl w:val="0"/>
+          <w:numId w:val="5"/>
+        </w:numPr>
+        <w:spacing w:before="100" w:beforeAutospacing="1" w:after="100" w:afterAutospacing="1" w:line="240" w:lineRule="auto"/>
+        <w:rPr>
+          <w:rFonts w:ascii="Times New Roman" w:eastAsia="Times New Roman" w:hAnsi="Times New Roman" w:cs="Times New Roman"/>
+          <w:sz w:val="24"/>
+          <w:szCs w:val="24"/>
+        </w:rPr>
+      </w:pPr>
+      <w:r>
+        <w:rPr>
+          <w:rFonts w:ascii="Times New Roman" w:eastAsia="Times New Roman" w:hAnsi="Times New Roman" w:cs="Times New Roman"/>
+          <w:sz w:val="24"/>
+          <w:szCs w:val="24"/>
+        </w:rPr>
+        <w:t xml:space="preserve">28.2 Storage Rules </w:t>
+      </w:r>
+    </w:p>
+    <w:p>
+      <w:pPr>
+        <w:numPr>
+          <w:ilvl w:val="0"/>
+          <w:numId w:val="5"/>
+        </w:numPr>
+        <w:spacing w:before="100" w:beforeAutospacing="1" w:after="100" w:afterAutospacing="1" w:line="240" w:lineRule="auto"/>
+        <w:rPr>
+          <w:rFonts w:ascii="Times New Roman" w:eastAsia="Times New Roman" w:hAnsi="Times New Roman" w:cs="Times New Roman"/>
+          <w:sz w:val="24"/>
+          <w:szCs w:val="24"/>
+        </w:rPr>
+      </w:pPr>
+      <w:r>
+        <w:rPr>
+          <w:rFonts w:ascii="Times New Roman" w:eastAsia="Times New Roman" w:hAnsi="Times New Roman" w:cs="Times New Roman"/>
+          <w:sz w:val="24"/>
+          <w:szCs w:val="24"/>
+        </w:rPr>
+        <w:t xml:space="preserve">28.3 Admin Protection </w:t>
+      </w:r>
+    </w:p>
+    <w:p>
+      <w:pPr>
+        <w:numPr>
+          <w:ilvl w:val="0"/>
+          <w:numId w:val="5"/>
+        </w:numPr>
+        <w:spacing w:before="100" w:beforeAutospacing="1" w:after="100" w:afterAutospacing="1" w:line="240" w:lineRule="auto"/>
+        <w:rPr>
+          <w:rFonts w:ascii="Times New Roman" w:eastAsia="Times New Roman" w:hAnsi="Times New Roman" w:cs="Times New Roman"/>
+          <w:sz w:val="24"/>
+          <w:szCs w:val="24"/>
+        </w:rPr>
+      </w:pPr>
+      <w:r>
+        <w:rPr>
+          <w:rFonts w:ascii="Times New Roman" w:eastAsia="Times New Roman" w:hAnsi="Times New Roman" w:cs="Times New Roman"/>
+          <w:sz w:val="24"/>
+          <w:szCs w:val="24"/>
+        </w:rPr>
+        <w:t xml:space="preserve">28.4 Input Validation </w:t>
+      </w:r>
+    </w:p>
+    <w:p>
+      <w:pPr>
+        <w:spacing w:before="100" w:beforeAutospacing="1" w:after="100" w:afterAutospacing="1" w:line="240" w:lineRule="auto"/>
+        <w:outlineLvl w:val="2"/>
+        <w:rPr>
+          <w:rFonts w:ascii="Times New Roman" w:eastAsia="Times New Roman" w:hAnsi="Times New Roman" w:cs="Times New Roman"/>
+          <w:b/>
+          <w:bCs/>
+          <w:sz w:val="27"/>
+          <w:szCs w:val="27"/>
+        </w:rPr>
+      </w:pPr>
+      <w:r>
+        <w:rPr>
+          <w:rFonts w:ascii="Times New Roman" w:eastAsia="Times New Roman" w:hAnsi="Times New Roman" w:cs="Times New Roman"/>
+          <w:b/>
+          <w:bCs/>
+          <w:sz w:val="27"/>
+          <w:szCs w:val="27"/>
+        </w:rPr>
+        <w:t>Phase 29 — Production Optimization</w:t>
+      </w:r>
+    </w:p>
+    <w:p>
+      <w:pPr>
+        <w:numPr>
+          <w:ilvl w:val="0"/>
+          <w:numId w:val="6"/>
+        </w:numPr>
+        <w:spacing w:before="100" w:beforeAutospacing="1" w:after="100" w:afterAutospacing="1" w:line="240" w:lineRule="auto"/>
+        <w:rPr>
+          <w:rFonts w:ascii="Times New Roman" w:eastAsia="Times New Roman" w:hAnsi="Times New Roman" w:cs="Times New Roman"/>
+          <w:sz w:val="24"/>
+          <w:szCs w:val="24"/>
+        </w:rPr>
+      </w:pPr>
+      <w:r>
+        <w:rPr>
+          <w:rFonts w:ascii="Times New Roman" w:eastAsia="Times New Roman" w:hAnsi="Times New Roman" w:cs="Times New Roman"/>
+          <w:sz w:val="24"/>
+          <w:szCs w:val="24"/>
+        </w:rPr>
+        <w:t xml:space="preserve">29.1 Performance </w:t>
+      </w:r>
+    </w:p>
+    <w:p>
+      <w:pPr>
+        <w:numPr>
+          <w:ilvl w:val="0"/>
+          <w:numId w:val="6"/>
+        </w:numPr>
+        <w:spacing w:before="100" w:beforeAutospacing="1" w:after="100" w:afterAutospacing="1" w:line="240" w:lineRule="auto"/>
+        <w:rPr>
+          <w:rFonts w:ascii="Times New Roman" w:eastAsia="Times New Roman" w:hAnsi="Times New Roman" w:cs="Times New Roman"/>
+          <w:sz w:val="24"/>
+          <w:szCs w:val="24"/>
+        </w:rPr>
+      </w:pPr>
+      <w:r>
+        <w:rPr>
+          <w:rFonts w:ascii="Times New Roman" w:eastAsia="Times New Roman" w:hAnsi="Times New Roman" w:cs="Times New Roman"/>
+          <w:sz w:val="24"/>
+          <w:szCs w:val="24"/>
+        </w:rPr>
+        <w:t xml:space="preserve">29.2 SEO </w:t>
+      </w:r>
+    </w:p>
+    <w:p>
+      <w:pPr>
+        <w:numPr>
+          <w:ilvl w:val="0"/>
+          <w:numId w:val="6"/>
+        </w:numPr>
+        <w:spacing w:before="100" w:beforeAutospacing="1" w:after="100" w:afterAutospacing="1" w:line="240" w:lineRule="auto"/>
+        <w:rPr>
+          <w:rFonts w:ascii="Times New Roman" w:eastAsia="Times New Roman" w:hAnsi="Times New Roman" w:cs="Times New Roman"/>
+          <w:sz w:val="24"/>
+          <w:szCs w:val="24"/>
+        </w:rPr>
+      </w:pPr>
+      <w:r>
+        <w:rPr>
+          <w:rFonts w:ascii="Times New Roman" w:eastAsia="Times New Roman" w:hAnsi="Times New Roman" w:cs="Times New Roman"/>
+          <w:sz w:val="24"/>
+          <w:szCs w:val="24"/>
+        </w:rPr>
+        <w:t xml:space="preserve">29.3 Image Optimization </w:t>
+      </w:r>
+    </w:p>
+    <w:p>
+      <w:pPr>
+        <w:numPr>
+          <w:ilvl w:val="0"/>
+          <w:numId w:val="6"/>
+        </w:numPr>
+        <w:spacing w:before="100" w:beforeAutospacing="1" w:after="100" w:afterAutospacing="1" w:line="240" w:lineRule="auto"/>
+        <w:rPr>
+          <w:rFonts w:ascii="Times New Roman" w:eastAsia="Times New Roman" w:hAnsi="Times New Roman" w:cs="Times New Roman"/>
+          <w:sz w:val="24"/>
+          <w:szCs w:val="24"/>
+        </w:rPr>
+      </w:pPr>
+      <w:r>
+        <w:rPr>
+          <w:rFonts w:ascii="Times New Roman" w:eastAsia="Times New Roman" w:hAnsi="Times New Roman" w:cs="Times New Roman"/>
+          <w:sz w:val="24"/>
+          <w:szCs w:val="24"/>
+        </w:rPr>
+        <w:t xml:space="preserve">29.4 Loading Improvements </w:t>
+      </w:r>
+    </w:p>
+    <w:p>
+      <w:pPr>
+        <w:numPr>
+          <w:ilvl w:val="0"/>
+          <w:numId w:val="6"/>
+        </w:numPr>
+        <w:spacing w:before="100" w:beforeAutospacing="1" w:after="100" w:afterAutospacing="1" w:line="240" w:lineRule="auto"/>
+        <w:rPr>
+          <w:rFonts w:ascii="Times New Roman" w:eastAsia="Times New Roman" w:hAnsi="Times New Roman" w:cs="Times New Roman"/>
+          <w:sz w:val="24"/>
+          <w:szCs w:val="24"/>
+        </w:rPr>
+      </w:pPr>
+      <w:r>
+        <w:rPr>
+          <w:rFonts w:ascii="Times New Roman" w:eastAsia="Times New Roman" w:hAnsi="Times New Roman" w:cs="Times New Roman"/>
+          <w:sz w:val="24"/>
+          <w:szCs w:val="24"/>
+        </w:rPr>
+        <w:t xml:space="preserve">29.5 Error Handling </w:t>
+      </w:r>
+    </w:p>
+    <w:p>
+      <w:pPr>
+        <w:spacing w:before="100" w:beforeAutospacing="1" w:after="100" w:afterAutospacing="1" w:line="240" w:lineRule="auto"/>
+        <w:outlineLvl w:val="2"/>
+        <w:rPr>
+          <w:rFonts w:ascii="Times New Roman" w:eastAsia="Times New Roman" w:hAnsi="Times New Roman" w:cs="Times New Roman"/>
+          <w:b/>
+          <w:bCs/>
+          <w:sz w:val="27"/>
+          <w:szCs w:val="27"/>
+        </w:rPr>
+      </w:pPr>
+      <w:r>
+        <w:rPr>
+          <w:rFonts w:ascii="Times New Roman" w:eastAsia="Times New Roman" w:hAnsi="Times New Roman" w:cs="Times New Roman"/>
+          <w:b/>
+          <w:bCs/>
+          <w:sz w:val="27"/>
+          <w:szCs w:val="27"/>
+        </w:rPr>
+        <w:t>Phase 30 — Launch</w:t>
+      </w:r>
+    </w:p>
+    <w:p>
+      <w:pPr>
+        <w:numPr>
+          <w:ilvl w:val="0"/>
+          <w:numId w:val="7"/>
+        </w:numPr>
+        <w:spacing w:before="100" w:beforeAutospacing="1" w:after="100" w:afterAutospacing="1" w:line="240" w:lineRule="auto"/>
+        <w:rPr>
+          <w:rFonts w:ascii="Times New Roman" w:eastAsia="Times New Roman" w:hAnsi="Times New Roman" w:cs="Times New Roman"/>
+          <w:sz w:val="24"/>
+          <w:szCs w:val="24"/>
+        </w:rPr>
+      </w:pPr>
+      <w:r>
+        <w:rPr>
+          <w:rFonts w:ascii="Times New Roman" w:eastAsia="Times New Roman" w:hAnsi="Times New Roman" w:cs="Times New Roman"/>
+          <w:sz w:val="24"/>
+          <w:szCs w:val="24"/>
+        </w:rPr>
+        <w:t xml:space="preserve">30.1 Final Testing </w:t>
+      </w:r>
+    </w:p>
+    <w:p>
+      <w:pPr>
+        <w:numPr>
+          <w:ilvl w:val="0"/>
+          <w:numId w:val="7"/>
+        </w:numPr>
+        <w:spacing w:before="100" w:beforeAutospacing="1" w:after="100" w:afterAutospacing="1" w:line="240" w:lineRule="auto"/>
+        <w:rPr>
+          <w:rFonts w:ascii="Times New Roman" w:eastAsia="Times New Roman" w:hAnsi="Times New Roman" w:cs="Times New Roman"/>
+          <w:sz w:val="24"/>
+          <w:szCs w:val="24"/>
+        </w:rPr>
+      </w:pPr>
+      <w:r>
+        <w:rPr>
+          <w:rFonts w:ascii="Times New Roman" w:eastAsia="Times New Roman" w:hAnsi="Times New Roman" w:cs="Times New Roman"/>
+          <w:sz w:val="24"/>
+          <w:szCs w:val="24"/>
+        </w:rPr>
+        <w:t xml:space="preserve">30.2 Production Firebase </w:t>
+      </w:r>
+    </w:p>
+    <w:p>
+      <w:pPr>
+        <w:numPr>
+          <w:ilvl w:val="0"/>
+          <w:numId w:val="7"/>
+        </w:numPr>
+        <w:spacing w:before="100" w:beforeAutospacing="1" w:after="100" w:afterAutospacing="1" w:line="240" w:lineRule="auto"/>
+        <w:rPr>
+          <w:rFonts w:ascii="Times New Roman" w:eastAsia="Times New Roman" w:hAnsi="Times New Roman" w:cs="Times New Roman"/>
+          <w:sz w:val="24"/>
+          <w:szCs w:val="24"/>
+        </w:rPr>
+      </w:pPr>
+      <w:r>
+        <w:rPr>
+          <w:rFonts w:ascii="Times New Roman" w:eastAsia="Times New Roman" w:hAnsi="Times New Roman" w:cs="Times New Roman"/>
+          <w:sz w:val="24"/>
+          <w:szCs w:val="24"/>
+        </w:rPr>
+        <w:t xml:space="preserve">30.3 </w:t>
+      </w:r>
+      <w:proofErr w:type="spellStart"/>
+      <w:r>
+        <w:rPr>
+          <w:rFonts w:ascii="Times New Roman" w:eastAsia="Times New Roman" w:hAnsi="Times New Roman" w:cs="Times New Roman"/>
+          <w:sz w:val="24"/>
+          <w:szCs w:val="24"/>
+        </w:rPr>
+        <w:t>Razorpay</w:t>
+      </w:r>
+      <w:proofErr w:type="spellEnd"/>
+      <w:r>
+        <w:rPr>
+          <w:rFonts w:ascii="Times New Roman" w:eastAsia="Times New Roman" w:hAnsi="Times New Roman" w:cs="Times New Roman"/>
+          <w:sz w:val="24"/>
+          <w:szCs w:val="24"/>
+        </w:rPr>
+        <w:t xml:space="preserve"> Live </w:t>
+      </w:r>
+    </w:p>
+    <w:p>
+      <w:pPr>
+        <w:numPr>
+          <w:ilvl w:val="0"/>
+          <w:numId w:val="7"/>
+        </w:numPr>
+        <w:spacing w:before="100" w:beforeAutospacing="1" w:after="100" w:afterAutospacing="1" w:line="240" w:lineRule="auto"/>
+        <w:rPr>
+          <w:rFonts w:ascii="Times New Roman" w:eastAsia="Times New Roman" w:hAnsi="Times New Roman" w:cs="Times New Roman"/>
+          <w:sz w:val="24"/>
+          <w:szCs w:val="24"/>
+        </w:rPr>
+      </w:pPr>
+      <w:r>
+        <w:rPr>
+          <w:rFonts w:ascii="Times New Roman" w:eastAsia="Times New Roman" w:hAnsi="Times New Roman" w:cs="Times New Roman"/>
+          <w:sz w:val="24"/>
+          <w:szCs w:val="24"/>
+        </w:rPr>
+        <w:t xml:space="preserve">30.4 Domain </w:t>
+      </w:r>
+    </w:p>
+    <w:p>
+      <w:pPr>
+        <w:numPr>
+          <w:ilvl w:val="0"/>
+          <w:numId w:val="7"/>
+        </w:numPr>
+        <w:spacing w:before="100" w:beforeAutospacing="1" w:after="100" w:afterAutospacing="1" w:line="240" w:lineRule="auto"/>
+        <w:rPr>
+          <w:rFonts w:ascii="Times New Roman" w:eastAsia="Times New Roman" w:hAnsi="Times New Roman" w:cs="Times New Roman"/>
+          <w:sz w:val="24"/>
+          <w:szCs w:val="24"/>
+        </w:rPr>
+      </w:pPr>
+      <w:r>
+        <w:rPr>
+          <w:rFonts w:ascii="Times New Roman" w:eastAsia="Times New Roman" w:hAnsi="Times New Roman" w:cs="Times New Roman"/>
+          <w:sz w:val="24"/>
+          <w:szCs w:val="24"/>
+        </w:rPr>
+        <w:t xml:space="preserve">30.5 Deployment </w:t>
+      </w:r>
+    </w:p>
+    <w:p>
+      <w:pPr>
+        <w:numPr>
+          <w:ilvl w:val="0"/>
+          <w:numId w:val="7"/>
+        </w:numPr>
+        <w:spacing w:before="100" w:beforeAutospacing="1" w:after="100" w:afterAutospacing="1" w:line="240" w:lineRule="auto"/>
+        <w:rPr>
+          <w:rFonts w:ascii="Times New Roman" w:eastAsia="Times New Roman" w:hAnsi="Times New Roman" w:cs="Times New Roman"/>
+          <w:sz w:val="24"/>
+          <w:szCs w:val="24"/>
+        </w:rPr>
+      </w:pPr>
+      <w:r>
+        <w:rPr>
+          <w:rFonts w:ascii="Times New Roman" w:eastAsia="Times New Roman" w:hAnsi="Times New Roman" w:cs="Times New Roman"/>
+          <w:sz w:val="24"/>
+          <w:szCs w:val="24"/>
+        </w:rPr>
+        <w:t>30.6 Go Live 🚀</w:t>
+      </w:r>
+    </w:p>
+    <w:p>
+      <w:pPr>
+        <w:spacing w:before="100" w:beforeAutospacing="1" w:after="100" w:afterAutospacing="1" w:line="240" w:lineRule="auto"/>
+        <w:outlineLvl w:val="0"/>
+        <w:rPr>
+          <w:rFonts w:ascii="Times New Roman" w:eastAsia="Times New Roman" w:hAnsi="Times New Roman" w:cs="Times New Roman"/>
+          <w:b/>
+          <w:bCs/>
+          <w:kern w:val="36"/>
+          <w:sz w:val="48"/>
+          <w:szCs w:val="48"/>
+        </w:rPr>
+      </w:pPr>
+      <w:r>
+        <w:rPr>
+          <w:rFonts w:ascii="Times New Roman" w:eastAsia="Times New Roman" w:hAnsi="Times New Roman" w:cs="Times New Roman"/>
+          <w:b/>
+          <w:bCs/>
+          <w:kern w:val="36"/>
+          <w:sz w:val="48"/>
+          <w:szCs w:val="48"/>
+        </w:rPr>
+        <w:t>Remaining Roadmap</w:t>
+      </w:r>
+    </w:p>
+    <w:p>
+      <w:pPr>
+        <w:spacing w:before="100" w:beforeAutospacing="1" w:after="100" w:afterAutospacing="1" w:line="240" w:lineRule="auto"/>
+        <w:rPr>
+          <w:rFonts w:ascii="Times New Roman" w:eastAsia="Times New Roman" w:hAnsi="Times New Roman" w:cs="Times New Roman"/>
+          <w:sz w:val="24"/>
+          <w:szCs w:val="24"/>
+        </w:rPr>
+      </w:pPr>
+      <w:r>
+        <w:rPr>
+          <w:rFonts w:ascii="Times New Roman" w:eastAsia="Times New Roman" w:hAnsi="Times New Roman" w:cs="Times New Roman"/>
+          <w:sz w:val="24"/>
+          <w:szCs w:val="24"/>
+        </w:rPr>
+        <w:lastRenderedPageBreak/>
+        <w:t>We'll continue the numbering from where we are.</w:t>
+      </w:r>
+    </w:p>
+    <w:p>
+      <w:pPr>
+        <w:spacing w:before="100" w:beforeAutospacing="1" w:after="100" w:afterAutospacing="1" w:line="240" w:lineRule="auto"/>
+        <w:outlineLvl w:val="2"/>
+        <w:rPr>
+          <w:rFonts w:ascii="Times New Roman" w:eastAsia="Times New Roman" w:hAnsi="Times New Roman" w:cs="Times New Roman"/>
+          <w:b/>
+          <w:bCs/>
+          <w:sz w:val="27"/>
+          <w:szCs w:val="27"/>
+        </w:rPr>
+      </w:pPr>
+      <w:r>
+        <w:rPr>
+          <w:rFonts w:ascii="Times New Roman" w:eastAsia="Times New Roman" w:hAnsi="Times New Roman" w:cs="Times New Roman"/>
+          <w:b/>
+          <w:bCs/>
+          <w:sz w:val="27"/>
+          <w:szCs w:val="27"/>
+        </w:rPr>
+        <w:t>Phase 24 — Seller Order Management</w:t>
+      </w:r>
+    </w:p>
+    <w:p>
+      <w:pPr>
+        <w:numPr>
+          <w:ilvl w:val="0"/>
+          <w:numId w:val="8"/>
+        </w:numPr>
+        <w:spacing w:before="100" w:beforeAutospacing="1" w:after="100" w:afterAutospacing="1" w:line="240" w:lineRule="auto"/>
+        <w:rPr>
+          <w:rFonts w:ascii="Times New Roman" w:eastAsia="Times New Roman" w:hAnsi="Times New Roman" w:cs="Times New Roman"/>
+          <w:sz w:val="24"/>
+          <w:szCs w:val="24"/>
+        </w:rPr>
+      </w:pPr>
+      <w:r>
+        <w:rPr>
+          <w:rFonts w:ascii="Times New Roman" w:eastAsia="Times New Roman" w:hAnsi="Times New Roman" w:cs="Times New Roman"/>
+          <w:sz w:val="24"/>
+          <w:szCs w:val="24"/>
+        </w:rPr>
+        <w:t xml:space="preserve">24.1 Seller Order Details </w:t>
+      </w:r>
+    </w:p>
+    <w:p>
+      <w:pPr>
+        <w:numPr>
+          <w:ilvl w:val="0"/>
+          <w:numId w:val="8"/>
+        </w:numPr>
+        <w:spacing w:before="100" w:beforeAutospacing="1" w:after="100" w:afterAutospacing="1" w:line="240" w:lineRule="auto"/>
+        <w:rPr>
+          <w:rFonts w:ascii="Times New Roman" w:eastAsia="Times New Roman" w:hAnsi="Times New Roman" w:cs="Times New Roman"/>
+          <w:sz w:val="24"/>
+          <w:szCs w:val="24"/>
+        </w:rPr>
+      </w:pPr>
+      <w:r>
+        <w:rPr>
+          <w:rFonts w:ascii="Times New Roman" w:eastAsia="Times New Roman" w:hAnsi="Times New Roman" w:cs="Times New Roman"/>
+          <w:sz w:val="24"/>
+          <w:szCs w:val="24"/>
+        </w:rPr>
+        <w:t xml:space="preserve">24.2 Shipping Status </w:t>
+      </w:r>
+    </w:p>
+    <w:p>
+      <w:pPr>
+        <w:numPr>
+          <w:ilvl w:val="0"/>
+          <w:numId w:val="8"/>
+        </w:numPr>
+        <w:spacing w:before="100" w:beforeAutospacing="1" w:after="100" w:afterAutospacing="1" w:line="240" w:lineRule="auto"/>
+        <w:rPr>
+          <w:rFonts w:ascii="Times New Roman" w:eastAsia="Times New Roman" w:hAnsi="Times New Roman" w:cs="Times New Roman"/>
+          <w:sz w:val="24"/>
+          <w:szCs w:val="24"/>
+        </w:rPr>
+      </w:pPr>
+      <w:r>
+        <w:rPr>
+          <w:rFonts w:ascii="Times New Roman" w:eastAsia="Times New Roman" w:hAnsi="Times New Roman" w:cs="Times New Roman"/>
+          <w:sz w:val="24"/>
+          <w:szCs w:val="24"/>
+        </w:rPr>
+        <w:t xml:space="preserve">24.3 Courier &amp; Tracking </w:t>
+      </w:r>
+    </w:p>
+    <w:p>
+      <w:pPr>
+        <w:numPr>
+          <w:ilvl w:val="0"/>
+          <w:numId w:val="8"/>
+        </w:numPr>
+        <w:spacing w:before="100" w:beforeAutospacing="1" w:after="100" w:afterAutospacing="1" w:line="240" w:lineRule="auto"/>
+        <w:rPr>
+          <w:rFonts w:ascii="Times New Roman" w:eastAsia="Times New Roman" w:hAnsi="Times New Roman" w:cs="Times New Roman"/>
+          <w:sz w:val="24"/>
+          <w:szCs w:val="24"/>
+        </w:rPr>
+      </w:pPr>
+      <w:r>
+        <w:rPr>
+          <w:rFonts w:ascii="Times New Roman" w:eastAsia="Times New Roman" w:hAnsi="Times New Roman" w:cs="Times New Roman"/>
+          <w:sz w:val="24"/>
+          <w:szCs w:val="24"/>
+        </w:rPr>
+        <w:t xml:space="preserve">24.4 Delivery Timeline </w:t>
+      </w:r>
+    </w:p>
+    <w:p>
+      <w:pPr>
+        <w:numPr>
+          <w:ilvl w:val="0"/>
+          <w:numId w:val="8"/>
+        </w:numPr>
+        <w:spacing w:before="100" w:beforeAutospacing="1" w:after="100" w:afterAutospacing="1" w:line="240" w:lineRule="auto"/>
+        <w:rPr>
+          <w:rFonts w:ascii="Times New Roman" w:eastAsia="Times New Roman" w:hAnsi="Times New Roman" w:cs="Times New Roman"/>
+          <w:sz w:val="24"/>
+          <w:szCs w:val="24"/>
+        </w:rPr>
+      </w:pPr>
+      <w:r>
+        <w:rPr>
+          <w:rFonts w:ascii="Times New Roman" w:eastAsia="Times New Roman" w:hAnsi="Times New Roman" w:cs="Times New Roman"/>
+          <w:sz w:val="24"/>
+          <w:szCs w:val="24"/>
+        </w:rPr>
+        <w:t xml:space="preserve">24.5 Invoice Download </w:t>
+      </w:r>
+    </w:p>
+    <w:p>
+      <w:pPr>
+        <w:numPr>
+          <w:ilvl w:val="0"/>
+          <w:numId w:val="8"/>
+        </w:numPr>
+        <w:spacing w:before="100" w:beforeAutospacing="1" w:after="100" w:afterAutospacing="1" w:line="240" w:lineRule="auto"/>
+        <w:rPr>
+          <w:rFonts w:ascii="Times New Roman" w:eastAsia="Times New Roman" w:hAnsi="Times New Roman" w:cs="Times New Roman"/>
+          <w:sz w:val="24"/>
+          <w:szCs w:val="24"/>
+        </w:rPr>
+      </w:pPr>
+      <w:r>
+        <w:rPr>
+          <w:rFonts w:ascii="Times New Roman" w:eastAsia="Times New Roman" w:hAnsi="Times New Roman" w:cs="Times New Roman"/>
+          <w:sz w:val="24"/>
+          <w:szCs w:val="24"/>
+        </w:rPr>
+        <w:t xml:space="preserve">24.6 Customer Notification </w:t>
+      </w:r>
+    </w:p>
+    <w:p>
+      <w:pPr>
+        <w:spacing w:before="100" w:beforeAutospacing="1" w:after="100" w:afterAutospacing="1" w:line="240" w:lineRule="auto"/>
+        <w:outlineLvl w:val="2"/>
+        <w:rPr>
+          <w:rFonts w:ascii="Times New Roman" w:eastAsia="Times New Roman" w:hAnsi="Times New Roman" w:cs="Times New Roman"/>
+          <w:b/>
+          <w:bCs/>
+          <w:sz w:val="27"/>
+          <w:szCs w:val="27"/>
+        </w:rPr>
+      </w:pPr>
+      <w:r>
+        <w:rPr>
+          <w:rFonts w:ascii="Times New Roman" w:eastAsia="Times New Roman" w:hAnsi="Times New Roman" w:cs="Times New Roman"/>
+          <w:b/>
+          <w:bCs/>
+          <w:sz w:val="27"/>
+          <w:szCs w:val="27"/>
+        </w:rPr>
+        <w:t>Phase 25 — Shipping &amp; Delivery</w:t>
+      </w:r>
+    </w:p>
+    <w:p>
+      <w:pPr>
+        <w:numPr>
+          <w:ilvl w:val="0"/>
+          <w:numId w:val="9"/>
+        </w:numPr>
+        <w:spacing w:before="100" w:beforeAutospacing="1" w:after="100" w:afterAutospacing="1" w:line="240" w:lineRule="auto"/>
+        <w:rPr>
+          <w:rFonts w:ascii="Times New Roman" w:eastAsia="Times New Roman" w:hAnsi="Times New Roman" w:cs="Times New Roman"/>
+          <w:sz w:val="24"/>
+          <w:szCs w:val="24"/>
+        </w:rPr>
+      </w:pPr>
+      <w:r>
+        <w:rPr>
+          <w:rFonts w:ascii="Times New Roman" w:eastAsia="Times New Roman" w:hAnsi="Times New Roman" w:cs="Times New Roman"/>
+          <w:sz w:val="24"/>
+          <w:szCs w:val="24"/>
+        </w:rPr>
+        <w:t xml:space="preserve">25.1 Tracking Page </w:t>
+      </w:r>
+    </w:p>
+    <w:p>
+      <w:pPr>
+        <w:numPr>
+          <w:ilvl w:val="0"/>
+          <w:numId w:val="9"/>
+        </w:numPr>
+        <w:spacing w:before="100" w:beforeAutospacing="1" w:after="100" w:afterAutospacing="1" w:line="240" w:lineRule="auto"/>
+        <w:rPr>
+          <w:rFonts w:ascii="Times New Roman" w:eastAsia="Times New Roman" w:hAnsi="Times New Roman" w:cs="Times New Roman"/>
+          <w:sz w:val="24"/>
+          <w:szCs w:val="24"/>
+        </w:rPr>
+      </w:pPr>
+      <w:r>
+        <w:rPr>
+          <w:rFonts w:ascii="Times New Roman" w:eastAsia="Times New Roman" w:hAnsi="Times New Roman" w:cs="Times New Roman"/>
+          <w:sz w:val="24"/>
+          <w:szCs w:val="24"/>
+        </w:rPr>
+        <w:t xml:space="preserve">25.2 Customer Tracking </w:t>
+      </w:r>
+    </w:p>
+    <w:p>
+      <w:pPr>
+        <w:numPr>
+          <w:ilvl w:val="0"/>
+          <w:numId w:val="9"/>
+        </w:numPr>
+        <w:spacing w:before="100" w:beforeAutospacing="1" w:after="100" w:afterAutospacing="1" w:line="240" w:lineRule="auto"/>
+        <w:rPr>
+          <w:rFonts w:ascii="Times New Roman" w:eastAsia="Times New Roman" w:hAnsi="Times New Roman" w:cs="Times New Roman"/>
+          <w:sz w:val="24"/>
+          <w:szCs w:val="24"/>
+        </w:rPr>
+      </w:pPr>
+      <w:r>
+        <w:rPr>
+          <w:rFonts w:ascii="Times New Roman" w:eastAsia="Times New Roman" w:hAnsi="Times New Roman" w:cs="Times New Roman"/>
+          <w:sz w:val="24"/>
+          <w:szCs w:val="24"/>
+        </w:rPr>
+        <w:t xml:space="preserve">25.3 Delivery Dashboard </w:t>
+      </w:r>
+    </w:p>
+    <w:p>
+      <w:pPr>
+        <w:numPr>
+          <w:ilvl w:val="0"/>
+          <w:numId w:val="9"/>
+        </w:numPr>
+        <w:spacing w:before="100" w:beforeAutospacing="1" w:after="100" w:afterAutospacing="1" w:line="240" w:lineRule="auto"/>
+        <w:rPr>
+          <w:rFonts w:ascii="Times New Roman" w:eastAsia="Times New Roman" w:hAnsi="Times New Roman" w:cs="Times New Roman"/>
+          <w:sz w:val="24"/>
+          <w:szCs w:val="24"/>
+        </w:rPr>
+      </w:pPr>
+      <w:r>
+        <w:rPr>
+          <w:rFonts w:ascii="Times New Roman" w:eastAsia="Times New Roman" w:hAnsi="Times New Roman" w:cs="Times New Roman"/>
+          <w:sz w:val="24"/>
+          <w:szCs w:val="24"/>
+        </w:rPr>
+        <w:t xml:space="preserve">25.4 Shipping Reports </w:t>
+      </w:r>
+    </w:p>
+    <w:p>
+      <w:pPr>
+        <w:spacing w:before="100" w:beforeAutospacing="1" w:after="100" w:afterAutospacing="1" w:line="240" w:lineRule="auto"/>
+        <w:outlineLvl w:val="2"/>
+        <w:rPr>
+          <w:rFonts w:ascii="Times New Roman" w:eastAsia="Times New Roman" w:hAnsi="Times New Roman" w:cs="Times New Roman"/>
+          <w:b/>
+          <w:bCs/>
+          <w:sz w:val="27"/>
+          <w:szCs w:val="27"/>
+        </w:rPr>
+      </w:pPr>
+      <w:r>
+        <w:rPr>
+          <w:rFonts w:ascii="Times New Roman" w:eastAsia="Times New Roman" w:hAnsi="Times New Roman" w:cs="Times New Roman"/>
+          <w:b/>
+          <w:bCs/>
+          <w:sz w:val="27"/>
+          <w:szCs w:val="27"/>
+        </w:rPr>
+        <w:t>Phase 26 — Customer Experience</w:t>
+      </w:r>
+    </w:p>
+    <w:p>
+      <w:pPr>
+        <w:numPr>
+          <w:ilvl w:val="0"/>
+          <w:numId w:val="10"/>
+        </w:numPr>
+        <w:spacing w:before="100" w:beforeAutospacing="1" w:after="100" w:afterAutospacing="1" w:line="240" w:lineRule="auto"/>
+        <w:rPr>
+          <w:rFonts w:ascii="Times New Roman" w:eastAsia="Times New Roman" w:hAnsi="Times New Roman" w:cs="Times New Roman"/>
+          <w:sz w:val="24"/>
+          <w:szCs w:val="24"/>
+        </w:rPr>
+      </w:pPr>
+      <w:r>
+        <w:rPr>
+          <w:rFonts w:ascii="Times New Roman" w:eastAsia="Times New Roman" w:hAnsi="Times New Roman" w:cs="Times New Roman"/>
+          <w:sz w:val="24"/>
+          <w:szCs w:val="24"/>
+        </w:rPr>
+        <w:t xml:space="preserve">26.1 Advanced Search </w:t>
+      </w:r>
+    </w:p>
+    <w:p>
+      <w:pPr>
+        <w:numPr>
+          <w:ilvl w:val="0"/>
+          <w:numId w:val="10"/>
+        </w:numPr>
+        <w:spacing w:before="100" w:beforeAutospacing="1" w:after="100" w:afterAutospacing="1" w:line="240" w:lineRule="auto"/>
+        <w:rPr>
+          <w:rFonts w:ascii="Times New Roman" w:eastAsia="Times New Roman" w:hAnsi="Times New Roman" w:cs="Times New Roman"/>
+          <w:sz w:val="24"/>
+          <w:szCs w:val="24"/>
+        </w:rPr>
+      </w:pPr>
+      <w:r>
+        <w:rPr>
+          <w:rFonts w:ascii="Times New Roman" w:eastAsia="Times New Roman" w:hAnsi="Times New Roman" w:cs="Times New Roman"/>
+          <w:sz w:val="24"/>
+          <w:szCs w:val="24"/>
+        </w:rPr>
+        <w:t xml:space="preserve">26.2 Product Filters </w:t>
+      </w:r>
+    </w:p>
+    <w:p>
+      <w:pPr>
+        <w:numPr>
+          <w:ilvl w:val="0"/>
+          <w:numId w:val="10"/>
+        </w:numPr>
+        <w:spacing w:before="100" w:beforeAutospacing="1" w:after="100" w:afterAutospacing="1" w:line="240" w:lineRule="auto"/>
+        <w:rPr>
+          <w:rFonts w:ascii="Times New Roman" w:eastAsia="Times New Roman" w:hAnsi="Times New Roman" w:cs="Times New Roman"/>
+          <w:sz w:val="24"/>
+          <w:szCs w:val="24"/>
+        </w:rPr>
+      </w:pPr>
+      <w:r>
+        <w:rPr>
+          <w:rFonts w:ascii="Times New Roman" w:eastAsia="Times New Roman" w:hAnsi="Times New Roman" w:cs="Times New Roman"/>
+          <w:sz w:val="24"/>
+          <w:szCs w:val="24"/>
+        </w:rPr>
+        <w:t xml:space="preserve">26.3 Recently Viewed </w:t>
+      </w:r>
+    </w:p>
+    <w:p>
+      <w:pPr>
+        <w:numPr>
+          <w:ilvl w:val="0"/>
+          <w:numId w:val="10"/>
+        </w:numPr>
+        <w:spacing w:before="100" w:beforeAutospacing="1" w:after="100" w:afterAutospacing="1" w:line="240" w:lineRule="auto"/>
+        <w:rPr>
+          <w:rFonts w:ascii="Times New Roman" w:eastAsia="Times New Roman" w:hAnsi="Times New Roman" w:cs="Times New Roman"/>
+          <w:sz w:val="24"/>
+          <w:szCs w:val="24"/>
+        </w:rPr>
+      </w:pPr>
+      <w:r>
+        <w:rPr>
+          <w:rFonts w:ascii="Times New Roman" w:eastAsia="Times New Roman" w:hAnsi="Times New Roman" w:cs="Times New Roman"/>
+          <w:sz w:val="24"/>
+          <w:szCs w:val="24"/>
+        </w:rPr>
+        <w:t xml:space="preserve">26.4 Product Comparison </w:t>
+      </w:r>
+    </w:p>
+    <w:p>
+      <w:pPr>
+        <w:numPr>
+          <w:ilvl w:val="0"/>
+          <w:numId w:val="10"/>
+        </w:numPr>
+        <w:spacing w:before="100" w:beforeAutospacing="1" w:after="100" w:afterAutospacing="1" w:line="240" w:lineRule="auto"/>
+        <w:rPr>
+          <w:rFonts w:ascii="Times New Roman" w:eastAsia="Times New Roman" w:hAnsi="Times New Roman" w:cs="Times New Roman"/>
+          <w:sz w:val="24"/>
+          <w:szCs w:val="24"/>
+        </w:rPr>
+      </w:pPr>
+      <w:r>
+        <w:rPr>
+          <w:rFonts w:ascii="Times New Roman" w:eastAsia="Times New Roman" w:hAnsi="Times New Roman" w:cs="Times New Roman"/>
+          <w:sz w:val="24"/>
+          <w:szCs w:val="24"/>
+        </w:rPr>
+        <w:t xml:space="preserve">26.5 Recommendation Engine </w:t>
+      </w:r>
+    </w:p>
+    <w:p>
+      <w:pPr>
+        <w:spacing w:before="100" w:beforeAutospacing="1" w:after="100" w:afterAutospacing="1" w:line="240" w:lineRule="auto"/>
+        <w:outlineLvl w:val="2"/>
+        <w:rPr>
+          <w:rFonts w:ascii="Times New Roman" w:eastAsia="Times New Roman" w:hAnsi="Times New Roman" w:cs="Times New Roman"/>
+          <w:b/>
+          <w:bCs/>
+          <w:sz w:val="27"/>
+          <w:szCs w:val="27"/>
+        </w:rPr>
+      </w:pPr>
+      <w:r>
+        <w:rPr>
+          <w:rFonts w:ascii="Times New Roman" w:eastAsia="Times New Roman" w:hAnsi="Times New Roman" w:cs="Times New Roman"/>
+          <w:b/>
+          <w:bCs/>
+          <w:sz w:val="27"/>
+          <w:szCs w:val="27"/>
+        </w:rPr>
+        <w:t>Phase 27 — Notifications</w:t>
+      </w:r>
+    </w:p>
+    <w:p>
+      <w:pPr>
+        <w:numPr>
+          <w:ilvl w:val="0"/>
+          <w:numId w:val="11"/>
+        </w:numPr>
+        <w:spacing w:before="100" w:beforeAutospacing="1" w:after="100" w:afterAutospacing="1" w:line="240" w:lineRule="auto"/>
+        <w:rPr>
+          <w:rFonts w:ascii="Times New Roman" w:eastAsia="Times New Roman" w:hAnsi="Times New Roman" w:cs="Times New Roman"/>
+          <w:sz w:val="24"/>
+          <w:szCs w:val="24"/>
+        </w:rPr>
+      </w:pPr>
+      <w:r>
+        <w:rPr>
+          <w:rFonts w:ascii="Times New Roman" w:eastAsia="Times New Roman" w:hAnsi="Times New Roman" w:cs="Times New Roman"/>
+          <w:sz w:val="24"/>
+          <w:szCs w:val="24"/>
+        </w:rPr>
+        <w:t xml:space="preserve">27.1 Email Notifications </w:t>
+      </w:r>
+    </w:p>
+    <w:p>
+      <w:pPr>
+        <w:numPr>
+          <w:ilvl w:val="0"/>
+          <w:numId w:val="11"/>
+        </w:numPr>
+        <w:spacing w:before="100" w:beforeAutospacing="1" w:after="100" w:afterAutospacing="1" w:line="240" w:lineRule="auto"/>
+        <w:rPr>
+          <w:rFonts w:ascii="Times New Roman" w:eastAsia="Times New Roman" w:hAnsi="Times New Roman" w:cs="Times New Roman"/>
+          <w:sz w:val="24"/>
+          <w:szCs w:val="24"/>
+        </w:rPr>
+      </w:pPr>
+      <w:r>
+        <w:rPr>
+          <w:rFonts w:ascii="Times New Roman" w:eastAsia="Times New Roman" w:hAnsi="Times New Roman" w:cs="Times New Roman"/>
+          <w:sz w:val="24"/>
+          <w:szCs w:val="24"/>
+        </w:rPr>
+        <w:t xml:space="preserve">27.2 Order Emails </w:t>
+      </w:r>
+    </w:p>
+    <w:p>
+      <w:pPr>
+        <w:numPr>
+          <w:ilvl w:val="0"/>
+          <w:numId w:val="11"/>
+        </w:numPr>
+        <w:spacing w:before="100" w:beforeAutospacing="1" w:after="100" w:afterAutospacing="1" w:line="240" w:lineRule="auto"/>
+        <w:rPr>
+          <w:rFonts w:ascii="Times New Roman" w:eastAsia="Times New Roman" w:hAnsi="Times New Roman" w:cs="Times New Roman"/>
+          <w:sz w:val="24"/>
+          <w:szCs w:val="24"/>
+        </w:rPr>
+      </w:pPr>
+      <w:r>
+        <w:rPr>
+          <w:rFonts w:ascii="Times New Roman" w:eastAsia="Times New Roman" w:hAnsi="Times New Roman" w:cs="Times New Roman"/>
+          <w:sz w:val="24"/>
+          <w:szCs w:val="24"/>
+        </w:rPr>
+        <w:t xml:space="preserve">27.3 Seller Emails </w:t>
+      </w:r>
+    </w:p>
+    <w:p>
+      <w:pPr>
+        <w:numPr>
+          <w:ilvl w:val="0"/>
+          <w:numId w:val="11"/>
+        </w:numPr>
+        <w:spacing w:before="100" w:beforeAutospacing="1" w:after="100" w:afterAutospacing="1" w:line="240" w:lineRule="auto"/>
+        <w:rPr>
+          <w:rFonts w:ascii="Times New Roman" w:eastAsia="Times New Roman" w:hAnsi="Times New Roman" w:cs="Times New Roman"/>
+          <w:sz w:val="24"/>
+          <w:szCs w:val="24"/>
+        </w:rPr>
+      </w:pPr>
+      <w:r>
+        <w:rPr>
+          <w:rFonts w:ascii="Times New Roman" w:eastAsia="Times New Roman" w:hAnsi="Times New Roman" w:cs="Times New Roman"/>
+          <w:sz w:val="24"/>
+          <w:szCs w:val="24"/>
+        </w:rPr>
+        <w:t xml:space="preserve">27.4 Admin Emails </w:t>
+      </w:r>
+    </w:p>
+    <w:p>
+      <w:pPr>
+        <w:spacing w:before="100" w:beforeAutospacing="1" w:after="100" w:afterAutospacing="1" w:line="240" w:lineRule="auto"/>
+        <w:outlineLvl w:val="2"/>
+        <w:rPr>
+          <w:rFonts w:ascii="Times New Roman" w:eastAsia="Times New Roman" w:hAnsi="Times New Roman" w:cs="Times New Roman"/>
+          <w:b/>
+          <w:bCs/>
+          <w:sz w:val="27"/>
+          <w:szCs w:val="27"/>
+        </w:rPr>
+      </w:pPr>
+      <w:r>
+        <w:rPr>
+          <w:rFonts w:ascii="Times New Roman" w:eastAsia="Times New Roman" w:hAnsi="Times New Roman" w:cs="Times New Roman"/>
+          <w:b/>
+          <w:bCs/>
+          <w:sz w:val="27"/>
+          <w:szCs w:val="27"/>
+        </w:rPr>
+        <w:t>Phase 28 — Security</w:t>
+      </w:r>
+    </w:p>
+    <w:p>
+      <w:pPr>
+        <w:numPr>
+          <w:ilvl w:val="0"/>
+          <w:numId w:val="12"/>
+        </w:numPr>
+        <w:spacing w:before="100" w:beforeAutospacing="1" w:after="100" w:afterAutospacing="1" w:line="240" w:lineRule="auto"/>
+        <w:rPr>
+          <w:rFonts w:ascii="Times New Roman" w:eastAsia="Times New Roman" w:hAnsi="Times New Roman" w:cs="Times New Roman"/>
+          <w:sz w:val="24"/>
+          <w:szCs w:val="24"/>
+        </w:rPr>
+      </w:pPr>
+      <w:r>
+        <w:rPr>
+          <w:rFonts w:ascii="Times New Roman" w:eastAsia="Times New Roman" w:hAnsi="Times New Roman" w:cs="Times New Roman"/>
+          <w:sz w:val="24"/>
+          <w:szCs w:val="24"/>
+        </w:rPr>
+        <w:t xml:space="preserve">28.1 </w:t>
+      </w:r>
+      <w:proofErr w:type="spellStart"/>
+      <w:r>
+        <w:rPr>
+          <w:rFonts w:ascii="Times New Roman" w:eastAsia="Times New Roman" w:hAnsi="Times New Roman" w:cs="Times New Roman"/>
+          <w:sz w:val="24"/>
+          <w:szCs w:val="24"/>
+        </w:rPr>
+        <w:t>Firestore</w:t>
+      </w:r>
+      <w:proofErr w:type="spellEnd"/>
+      <w:r>
+        <w:rPr>
+          <w:rFonts w:ascii="Times New Roman" w:eastAsia="Times New Roman" w:hAnsi="Times New Roman" w:cs="Times New Roman"/>
+          <w:sz w:val="24"/>
+          <w:szCs w:val="24"/>
+        </w:rPr>
+        <w:t xml:space="preserve"> Rules </w:t>
+      </w:r>
+    </w:p>
+    <w:p>
+      <w:pPr>
+        <w:numPr>
+          <w:ilvl w:val="0"/>
+          <w:numId w:val="12"/>
+        </w:numPr>
+        <w:spacing w:before="100" w:beforeAutospacing="1" w:after="100" w:afterAutospacing="1" w:line="240" w:lineRule="auto"/>
+        <w:rPr>
+          <w:rFonts w:ascii="Times New Roman" w:eastAsia="Times New Roman" w:hAnsi="Times New Roman" w:cs="Times New Roman"/>
+          <w:sz w:val="24"/>
+          <w:szCs w:val="24"/>
+        </w:rPr>
+      </w:pPr>
+      <w:r>
+        <w:rPr>
+          <w:rFonts w:ascii="Times New Roman" w:eastAsia="Times New Roman" w:hAnsi="Times New Roman" w:cs="Times New Roman"/>
+          <w:sz w:val="24"/>
+          <w:szCs w:val="24"/>
+        </w:rPr>
+        <w:t xml:space="preserve">28.2 Storage Rules </w:t>
+      </w:r>
+    </w:p>
+    <w:p>
+      <w:pPr>
+        <w:numPr>
+          <w:ilvl w:val="0"/>
+          <w:numId w:val="12"/>
+        </w:numPr>
+        <w:spacing w:before="100" w:beforeAutospacing="1" w:after="100" w:afterAutospacing="1" w:line="240" w:lineRule="auto"/>
+        <w:rPr>
+          <w:rFonts w:ascii="Times New Roman" w:eastAsia="Times New Roman" w:hAnsi="Times New Roman" w:cs="Times New Roman"/>
+          <w:sz w:val="24"/>
+          <w:szCs w:val="24"/>
+        </w:rPr>
+      </w:pPr>
+      <w:r>
+        <w:rPr>
+          <w:rFonts w:ascii="Times New Roman" w:eastAsia="Times New Roman" w:hAnsi="Times New Roman" w:cs="Times New Roman"/>
+          <w:sz w:val="24"/>
+          <w:szCs w:val="24"/>
+        </w:rPr>
+        <w:t xml:space="preserve">28.3 Admin Protection </w:t>
+      </w:r>
+    </w:p>
+    <w:p>
+      <w:pPr>
+        <w:numPr>
+          <w:ilvl w:val="0"/>
+          <w:numId w:val="12"/>
+        </w:numPr>
+        <w:spacing w:before="100" w:beforeAutospacing="1" w:after="100" w:afterAutospacing="1" w:line="240" w:lineRule="auto"/>
+        <w:rPr>
+          <w:rFonts w:ascii="Times New Roman" w:eastAsia="Times New Roman" w:hAnsi="Times New Roman" w:cs="Times New Roman"/>
+          <w:sz w:val="24"/>
+          <w:szCs w:val="24"/>
+        </w:rPr>
+      </w:pPr>
+      <w:r>
+        <w:rPr>
+          <w:rFonts w:ascii="Times New Roman" w:eastAsia="Times New Roman" w:hAnsi="Times New Roman" w:cs="Times New Roman"/>
+          <w:sz w:val="24"/>
+          <w:szCs w:val="24"/>
+        </w:rPr>
+        <w:t xml:space="preserve">28.4 Input Validation </w:t>
+      </w:r>
+    </w:p>
+    <w:p>
+      <w:pPr>
+        <w:spacing w:before="100" w:beforeAutospacing="1" w:after="100" w:afterAutospacing="1" w:line="240" w:lineRule="auto"/>
+        <w:outlineLvl w:val="2"/>
+        <w:rPr>
+          <w:rFonts w:ascii="Times New Roman" w:eastAsia="Times New Roman" w:hAnsi="Times New Roman" w:cs="Times New Roman"/>
+          <w:b/>
+          <w:bCs/>
+          <w:sz w:val="27"/>
+          <w:szCs w:val="27"/>
+        </w:rPr>
+      </w:pPr>
+      <w:r>
+        <w:rPr>
+          <w:rFonts w:ascii="Times New Roman" w:eastAsia="Times New Roman" w:hAnsi="Times New Roman" w:cs="Times New Roman"/>
+          <w:b/>
+          <w:bCs/>
+          <w:sz w:val="27"/>
+          <w:szCs w:val="27"/>
+        </w:rPr>
+        <w:t>Phase 29 — Production Optimization</w:t>
+      </w:r>
+    </w:p>
+    <w:p>
+      <w:pPr>
+        <w:numPr>
+          <w:ilvl w:val="0"/>
+          <w:numId w:val="13"/>
+        </w:numPr>
+        <w:spacing w:before="100" w:beforeAutospacing="1" w:after="100" w:afterAutospacing="1" w:line="240" w:lineRule="auto"/>
+        <w:rPr>
+          <w:rFonts w:ascii="Times New Roman" w:eastAsia="Times New Roman" w:hAnsi="Times New Roman" w:cs="Times New Roman"/>
+          <w:sz w:val="24"/>
+          <w:szCs w:val="24"/>
+        </w:rPr>
+      </w:pPr>
+      <w:r>
+        <w:rPr>
+          <w:rFonts w:ascii="Times New Roman" w:eastAsia="Times New Roman" w:hAnsi="Times New Roman" w:cs="Times New Roman"/>
+          <w:sz w:val="24"/>
+          <w:szCs w:val="24"/>
+        </w:rPr>
+        <w:t xml:space="preserve">29.1 Performance </w:t>
+      </w:r>
+    </w:p>
+    <w:p>
+      <w:pPr>
+        <w:numPr>
+          <w:ilvl w:val="0"/>
+          <w:numId w:val="13"/>
+        </w:numPr>
+        <w:spacing w:before="100" w:beforeAutospacing="1" w:after="100" w:afterAutospacing="1" w:line="240" w:lineRule="auto"/>
+        <w:rPr>
+          <w:rFonts w:ascii="Times New Roman" w:eastAsia="Times New Roman" w:hAnsi="Times New Roman" w:cs="Times New Roman"/>
+          <w:sz w:val="24"/>
+          <w:szCs w:val="24"/>
+        </w:rPr>
+      </w:pPr>
+      <w:r>
+        <w:rPr>
+          <w:rFonts w:ascii="Times New Roman" w:eastAsia="Times New Roman" w:hAnsi="Times New Roman" w:cs="Times New Roman"/>
+          <w:sz w:val="24"/>
+          <w:szCs w:val="24"/>
+        </w:rPr>
+        <w:t xml:space="preserve">29.2 SEO </w:t>
+      </w:r>
+    </w:p>
+    <w:p>
+      <w:pPr>
+        <w:numPr>
+          <w:ilvl w:val="0"/>
+          <w:numId w:val="13"/>
+        </w:numPr>
+        <w:spacing w:before="100" w:beforeAutospacing="1" w:after="100" w:afterAutospacing="1" w:line="240" w:lineRule="auto"/>
+        <w:rPr>
+          <w:rFonts w:ascii="Times New Roman" w:eastAsia="Times New Roman" w:hAnsi="Times New Roman" w:cs="Times New Roman"/>
+          <w:sz w:val="24"/>
+          <w:szCs w:val="24"/>
+        </w:rPr>
+      </w:pPr>
+      <w:r>
+        <w:rPr>
+          <w:rFonts w:ascii="Times New Roman" w:eastAsia="Times New Roman" w:hAnsi="Times New Roman" w:cs="Times New Roman"/>
+          <w:sz w:val="24"/>
+          <w:szCs w:val="24"/>
+        </w:rPr>
+        <w:t xml:space="preserve">29.3 Image Optimization </w:t>
+      </w:r>
+    </w:p>
+    <w:p>
+      <w:pPr>
+        <w:numPr>
+          <w:ilvl w:val="0"/>
+          <w:numId w:val="13"/>
+        </w:numPr>
+        <w:spacing w:before="100" w:beforeAutospacing="1" w:after="100" w:afterAutospacing="1" w:line="240" w:lineRule="auto"/>
+        <w:rPr>
+          <w:rFonts w:ascii="Times New Roman" w:eastAsia="Times New Roman" w:hAnsi="Times New Roman" w:cs="Times New Roman"/>
+          <w:sz w:val="24"/>
+          <w:szCs w:val="24"/>
+        </w:rPr>
+      </w:pPr>
+      <w:r>
+        <w:rPr>
+          <w:rFonts w:ascii="Times New Roman" w:eastAsia="Times New Roman" w:hAnsi="Times New Roman" w:cs="Times New Roman"/>
+          <w:sz w:val="24"/>
+          <w:szCs w:val="24"/>
+        </w:rPr>
+        <w:t xml:space="preserve">29.4 Loading Improvements </w:t>
+      </w:r>
+    </w:p>
+    <w:p>
+      <w:pPr>
+        <w:numPr>
+          <w:ilvl w:val="0"/>
+          <w:numId w:val="13"/>
+        </w:numPr>
+        <w:spacing w:before="100" w:beforeAutospacing="1" w:after="100" w:afterAutospacing="1" w:line="240" w:lineRule="auto"/>
+        <w:rPr>
+          <w:rFonts w:ascii="Times New Roman" w:eastAsia="Times New Roman" w:hAnsi="Times New Roman" w:cs="Times New Roman"/>
+          <w:sz w:val="24"/>
+          <w:szCs w:val="24"/>
+        </w:rPr>
+      </w:pPr>
+      <w:r>
+        <w:rPr>
+          <w:rFonts w:ascii="Times New Roman" w:eastAsia="Times New Roman" w:hAnsi="Times New Roman" w:cs="Times New Roman"/>
+          <w:sz w:val="24"/>
+          <w:szCs w:val="24"/>
+        </w:rPr>
+        <w:lastRenderedPageBreak/>
+        <w:t xml:space="preserve">29.5 Error Handling </w:t>
+      </w:r>
+    </w:p>
+    <w:p>
+      <w:pPr>
+        <w:spacing w:before="100" w:beforeAutospacing="1" w:after="100" w:afterAutospacing="1" w:line="240" w:lineRule="auto"/>
+        <w:outlineLvl w:val="2"/>
+        <w:rPr>
+          <w:rFonts w:ascii="Times New Roman" w:eastAsia="Times New Roman" w:hAnsi="Times New Roman" w:cs="Times New Roman"/>
+          <w:b/>
+          <w:bCs/>
+          <w:sz w:val="27"/>
+          <w:szCs w:val="27"/>
+        </w:rPr>
+      </w:pPr>
+      <w:r>
+        <w:rPr>
+          <w:rFonts w:ascii="Times New Roman" w:eastAsia="Times New Roman" w:hAnsi="Times New Roman" w:cs="Times New Roman"/>
+          <w:b/>
+          <w:bCs/>
+          <w:sz w:val="27"/>
+          <w:szCs w:val="27"/>
+        </w:rPr>
+        <w:t>Phase 30 — Launch</w:t>
+      </w:r>
+    </w:p>
+    <w:p>
+      <w:pPr>
+        <w:numPr>
+          <w:ilvl w:val="0"/>
+          <w:numId w:val="14"/>
+        </w:numPr>
+        <w:spacing w:before="100" w:beforeAutospacing="1" w:after="100" w:afterAutospacing="1" w:line="240" w:lineRule="auto"/>
+        <w:rPr>
+          <w:rFonts w:ascii="Times New Roman" w:eastAsia="Times New Roman" w:hAnsi="Times New Roman" w:cs="Times New Roman"/>
+          <w:sz w:val="24"/>
+          <w:szCs w:val="24"/>
+        </w:rPr>
+      </w:pPr>
+      <w:r>
+        <w:rPr>
+          <w:rFonts w:ascii="Times New Roman" w:eastAsia="Times New Roman" w:hAnsi="Times New Roman" w:cs="Times New Roman"/>
+          <w:sz w:val="24"/>
+          <w:szCs w:val="24"/>
+        </w:rPr>
+        <w:t xml:space="preserve">30.1 Final Testing </w:t>
+      </w:r>
+    </w:p>
+    <w:p>
+      <w:pPr>
+        <w:numPr>
+          <w:ilvl w:val="0"/>
+          <w:numId w:val="14"/>
+        </w:numPr>
+        <w:spacing w:before="100" w:beforeAutospacing="1" w:after="100" w:afterAutospacing="1" w:line="240" w:lineRule="auto"/>
+        <w:rPr>
+          <w:rFonts w:ascii="Times New Roman" w:eastAsia="Times New Roman" w:hAnsi="Times New Roman" w:cs="Times New Roman"/>
+          <w:sz w:val="24"/>
+          <w:szCs w:val="24"/>
+        </w:rPr>
+      </w:pPr>
+      <w:r>
+        <w:rPr>
+          <w:rFonts w:ascii="Times New Roman" w:eastAsia="Times New Roman" w:hAnsi="Times New Roman" w:cs="Times New Roman"/>
+          <w:sz w:val="24"/>
+          <w:szCs w:val="24"/>
+        </w:rPr>
+        <w:t xml:space="preserve">30.2 Production Firebase </w:t>
+      </w:r>
+    </w:p>
+    <w:p>
+      <w:pPr>
+        <w:numPr>
+          <w:ilvl w:val="0"/>
+          <w:numId w:val="14"/>
+        </w:numPr>
+        <w:spacing w:before="100" w:beforeAutospacing="1" w:after="100" w:afterAutospacing="1" w:line="240" w:lineRule="auto"/>
+        <w:rPr>
+          <w:rFonts w:ascii="Times New Roman" w:eastAsia="Times New Roman" w:hAnsi="Times New Roman" w:cs="Times New Roman"/>
+          <w:sz w:val="24"/>
+          <w:szCs w:val="24"/>
+        </w:rPr>
+      </w:pPr>
+      <w:r>
+        <w:rPr>
+          <w:rFonts w:ascii="Times New Roman" w:eastAsia="Times New Roman" w:hAnsi="Times New Roman" w:cs="Times New Roman"/>
+          <w:sz w:val="24"/>
+          <w:szCs w:val="24"/>
+        </w:rPr>
+        <w:t xml:space="preserve">30.3 </w:t>
+      </w:r>
+      <w:proofErr w:type="spellStart"/>
+      <w:r>
+        <w:rPr>
+          <w:rFonts w:ascii="Times New Roman" w:eastAsia="Times New Roman" w:hAnsi="Times New Roman" w:cs="Times New Roman"/>
+          <w:sz w:val="24"/>
+          <w:szCs w:val="24"/>
+        </w:rPr>
+        <w:t>Razorpay</w:t>
+      </w:r>
+      <w:proofErr w:type="spellEnd"/>
+      <w:r>
+        <w:rPr>
+          <w:rFonts w:ascii="Times New Roman" w:eastAsia="Times New Roman" w:hAnsi="Times New Roman" w:cs="Times New Roman"/>
+          <w:sz w:val="24"/>
+          <w:szCs w:val="24"/>
+        </w:rPr>
+        <w:t xml:space="preserve"> Live </w:t>
+      </w:r>
+    </w:p>
+    <w:p>
+      <w:pPr>
+        <w:numPr>
+          <w:ilvl w:val="0"/>
+          <w:numId w:val="14"/>
+        </w:numPr>
+        <w:spacing w:before="100" w:beforeAutospacing="1" w:after="100" w:afterAutospacing="1" w:line="240" w:lineRule="auto"/>
+        <w:rPr>
+          <w:rFonts w:ascii="Times New Roman" w:eastAsia="Times New Roman" w:hAnsi="Times New Roman" w:cs="Times New Roman"/>
+          <w:sz w:val="24"/>
+          <w:szCs w:val="24"/>
+        </w:rPr>
+      </w:pPr>
+      <w:r>
+        <w:rPr>
+          <w:rFonts w:ascii="Times New Roman" w:eastAsia="Times New Roman" w:hAnsi="Times New Roman" w:cs="Times New Roman"/>
+          <w:sz w:val="24"/>
+          <w:szCs w:val="24"/>
+        </w:rPr>
+        <w:t xml:space="preserve">30.4 Domain </w:t>
+      </w:r>
+    </w:p>
+    <w:p>
+      <w:pPr>
+        <w:numPr>
+          <w:ilvl w:val="0"/>
+          <w:numId w:val="14"/>
+        </w:numPr>
+        <w:spacing w:before="100" w:beforeAutospacing="1" w:after="100" w:afterAutospacing="1" w:line="240" w:lineRule="auto"/>
+        <w:rPr>
+          <w:rFonts w:ascii="Times New Roman" w:eastAsia="Times New Roman" w:hAnsi="Times New Roman" w:cs="Times New Roman"/>
+          <w:sz w:val="24"/>
+          <w:szCs w:val="24"/>
+        </w:rPr>
+      </w:pPr>
+      <w:r>
+        <w:rPr>
+          <w:rFonts w:ascii="Times New Roman" w:eastAsia="Times New Roman" w:hAnsi="Times New Roman" w:cs="Times New Roman"/>
+          <w:sz w:val="24"/>
+          <w:szCs w:val="24"/>
+        </w:rPr>
+        <w:t xml:space="preserve">30.5 Deployment </w:t>
+      </w:r>
+    </w:p>
+    <w:p>
+      <w:pPr>
+        <w:numPr>
+          <w:ilvl w:val="0"/>
+          <w:numId w:val="14"/>
+        </w:numPr>
+        <w:spacing w:before="100" w:beforeAutospacing="1" w:after="100" w:afterAutospacing="1" w:line="240" w:lineRule="auto"/>
+        <w:rPr>
+          <w:rFonts w:ascii="Times New Roman" w:eastAsia="Times New Roman" w:hAnsi="Times New Roman" w:cs="Times New Roman"/>
+          <w:sz w:val="24"/>
+          <w:szCs w:val="24"/>
+        </w:rPr>
+      </w:pPr>
+      <w:r>
+        <w:rPr>
+          <w:rFonts w:ascii="Times New Roman" w:eastAsia="Times New Roman" w:hAnsi="Times New Roman" w:cs="Times New Roman"/>
+          <w:sz w:val="24"/>
+          <w:szCs w:val="24"/>
+        </w:rPr>
+        <w:t>30.6 Go Live 🚀</w:t>
+      </w:r>
+    </w:p>
+    <w:p>
+      <w:pPr>
+        <w:spacing w:before="100" w:beforeAutospacing="1" w:after="100" w:afterAutospacing="1" w:line="240" w:lineRule="auto"/>
+        <w:rPr>
+          <w:rFonts w:ascii="Times New Roman" w:eastAsia="Times New Roman" w:hAnsi="Times New Roman" w:cs="Times New Roman"/>
+          <w:sz w:val="24"/>
+          <w:szCs w:val="24"/>
+        </w:rPr>
+      </w:pPr>
+    </w:p>
+    <w:p>
+      <w:pPr>
         <w:rPr>
           <w:b/>
           <w:bCs/>
@@ -410,6 +2419,2139 @@
     </w:sectPr>
   </w:body>
 </w:document>
+</file>
+
+<file path=word/numbering.xml><?xml version="1.0" encoding="utf-8"?>
+<w:numbering xmlns:ve="http://schemas.openxmlformats.org/markup-compatibility/2006" xmlns:o="urn:schemas-microsoft-com:office:office" xmlns:r="http://schemas.openxmlformats.org/officeDocument/2006/relationships" xmlns:m="http://schemas.openxmlformats.org/officeDocument/2006/math" xmlns:v="urn:schemas-microsoft-com:vml" xmlns:wp="http://schemas.openxmlformats.org/drawingml/2006/wordprocessingDrawing" xmlns:w10="urn:schemas-microsoft-com:office:word" xmlns:w="http://schemas.openxmlformats.org/wordprocessingml/2006/main" xmlns:wne="http://schemas.microsoft.com/office/word/2006/wordml">
+  <w:abstractNum w:abstractNumId="0">
+    <w:nsid w:val="009D270D"/>
+    <w:multiLevelType w:val="multilevel"/>
+    <w:tmpl w:val="B68E1B04"/>
+    <w:lvl w:ilvl="0">
+      <w:start w:val="1"/>
+      <w:numFmt w:val="bullet"/>
+      <w:lvlText w:val=""/>
+      <w:lvlJc w:val="left"/>
+      <w:pPr>
+        <w:tabs>
+          <w:tab w:val="num" w:pos="720"/>
+        </w:tabs>
+        <w:ind w:left="720" w:hanging="360"/>
+      </w:pPr>
+      <w:rPr>
+        <w:rFonts w:ascii="Symbol" w:hAnsi="Symbol" w:hint="default"/>
+        <w:sz w:val="20"/>
+      </w:rPr>
+    </w:lvl>
+    <w:lvl w:ilvl="1" w:tentative="1">
+      <w:start w:val="1"/>
+      <w:numFmt w:val="bullet"/>
+      <w:lvlText w:val="o"/>
+      <w:lvlJc w:val="left"/>
+      <w:pPr>
+        <w:tabs>
+          <w:tab w:val="num" w:pos="1440"/>
+        </w:tabs>
+        <w:ind w:left="1440" w:hanging="360"/>
+      </w:pPr>
+      <w:rPr>
+        <w:rFonts w:ascii="Courier New" w:hAnsi="Courier New" w:hint="default"/>
+        <w:sz w:val="20"/>
+      </w:rPr>
+    </w:lvl>
+    <w:lvl w:ilvl="2" w:tentative="1">
+      <w:start w:val="1"/>
+      <w:numFmt w:val="bullet"/>
+      <w:lvlText w:val=""/>
+      <w:lvlJc w:val="left"/>
+      <w:pPr>
+        <w:tabs>
+          <w:tab w:val="num" w:pos="2160"/>
+        </w:tabs>
+        <w:ind w:left="2160" w:hanging="360"/>
+      </w:pPr>
+      <w:rPr>
+        <w:rFonts w:ascii="Wingdings" w:hAnsi="Wingdings" w:hint="default"/>
+        <w:sz w:val="20"/>
+      </w:rPr>
+    </w:lvl>
+    <w:lvl w:ilvl="3" w:tentative="1">
+      <w:start w:val="1"/>
+      <w:numFmt w:val="bullet"/>
+      <w:lvlText w:val=""/>
+      <w:lvlJc w:val="left"/>
+      <w:pPr>
+        <w:tabs>
+          <w:tab w:val="num" w:pos="2880"/>
+        </w:tabs>
+        <w:ind w:left="2880" w:hanging="360"/>
+      </w:pPr>
+      <w:rPr>
+        <w:rFonts w:ascii="Wingdings" w:hAnsi="Wingdings" w:hint="default"/>
+        <w:sz w:val="20"/>
+      </w:rPr>
+    </w:lvl>
+    <w:lvl w:ilvl="4" w:tentative="1">
+      <w:start w:val="1"/>
+      <w:numFmt w:val="bullet"/>
+      <w:lvlText w:val=""/>
+      <w:lvlJc w:val="left"/>
+      <w:pPr>
+        <w:tabs>
+          <w:tab w:val="num" w:pos="3600"/>
+        </w:tabs>
+        <w:ind w:left="3600" w:hanging="360"/>
+      </w:pPr>
+      <w:rPr>
+        <w:rFonts w:ascii="Wingdings" w:hAnsi="Wingdings" w:hint="default"/>
+        <w:sz w:val="20"/>
+      </w:rPr>
+    </w:lvl>
+    <w:lvl w:ilvl="5" w:tentative="1">
+      <w:start w:val="1"/>
+      <w:numFmt w:val="bullet"/>
+      <w:lvlText w:val=""/>
+      <w:lvlJc w:val="left"/>
+      <w:pPr>
+        <w:tabs>
+          <w:tab w:val="num" w:pos="4320"/>
+        </w:tabs>
+        <w:ind w:left="4320" w:hanging="360"/>
+      </w:pPr>
+      <w:rPr>
+        <w:rFonts w:ascii="Wingdings" w:hAnsi="Wingdings" w:hint="default"/>
+        <w:sz w:val="20"/>
+      </w:rPr>
+    </w:lvl>
+    <w:lvl w:ilvl="6" w:tentative="1">
+      <w:start w:val="1"/>
+      <w:numFmt w:val="bullet"/>
+      <w:lvlText w:val=""/>
+      <w:lvlJc w:val="left"/>
+      <w:pPr>
+        <w:tabs>
+          <w:tab w:val="num" w:pos="5040"/>
+        </w:tabs>
+        <w:ind w:left="5040" w:hanging="360"/>
+      </w:pPr>
+      <w:rPr>
+        <w:rFonts w:ascii="Wingdings" w:hAnsi="Wingdings" w:hint="default"/>
+        <w:sz w:val="20"/>
+      </w:rPr>
+    </w:lvl>
+    <w:lvl w:ilvl="7" w:tentative="1">
+      <w:start w:val="1"/>
+      <w:numFmt w:val="bullet"/>
+      <w:lvlText w:val=""/>
+      <w:lvlJc w:val="left"/>
+      <w:pPr>
+        <w:tabs>
+          <w:tab w:val="num" w:pos="5760"/>
+        </w:tabs>
+        <w:ind w:left="5760" w:hanging="360"/>
+      </w:pPr>
+      <w:rPr>
+        <w:rFonts w:ascii="Wingdings" w:hAnsi="Wingdings" w:hint="default"/>
+        <w:sz w:val="20"/>
+      </w:rPr>
+    </w:lvl>
+    <w:lvl w:ilvl="8" w:tentative="1">
+      <w:start w:val="1"/>
+      <w:numFmt w:val="bullet"/>
+      <w:lvlText w:val=""/>
+      <w:lvlJc w:val="left"/>
+      <w:pPr>
+        <w:tabs>
+          <w:tab w:val="num" w:pos="6480"/>
+        </w:tabs>
+        <w:ind w:left="6480" w:hanging="360"/>
+      </w:pPr>
+      <w:rPr>
+        <w:rFonts w:ascii="Wingdings" w:hAnsi="Wingdings" w:hint="default"/>
+        <w:sz w:val="20"/>
+      </w:rPr>
+    </w:lvl>
+  </w:abstractNum>
+  <w:abstractNum w:abstractNumId="1">
+    <w:nsid w:val="03B72363"/>
+    <w:multiLevelType w:val="multilevel"/>
+    <w:tmpl w:val="8C88C718"/>
+    <w:lvl w:ilvl="0">
+      <w:start w:val="1"/>
+      <w:numFmt w:val="bullet"/>
+      <w:lvlText w:val=""/>
+      <w:lvlJc w:val="left"/>
+      <w:pPr>
+        <w:tabs>
+          <w:tab w:val="num" w:pos="720"/>
+        </w:tabs>
+        <w:ind w:left="720" w:hanging="360"/>
+      </w:pPr>
+      <w:rPr>
+        <w:rFonts w:ascii="Symbol" w:hAnsi="Symbol" w:hint="default"/>
+        <w:sz w:val="20"/>
+      </w:rPr>
+    </w:lvl>
+    <w:lvl w:ilvl="1" w:tentative="1">
+      <w:start w:val="1"/>
+      <w:numFmt w:val="bullet"/>
+      <w:lvlText w:val="o"/>
+      <w:lvlJc w:val="left"/>
+      <w:pPr>
+        <w:tabs>
+          <w:tab w:val="num" w:pos="1440"/>
+        </w:tabs>
+        <w:ind w:left="1440" w:hanging="360"/>
+      </w:pPr>
+      <w:rPr>
+        <w:rFonts w:ascii="Courier New" w:hAnsi="Courier New" w:hint="default"/>
+        <w:sz w:val="20"/>
+      </w:rPr>
+    </w:lvl>
+    <w:lvl w:ilvl="2" w:tentative="1">
+      <w:start w:val="1"/>
+      <w:numFmt w:val="bullet"/>
+      <w:lvlText w:val=""/>
+      <w:lvlJc w:val="left"/>
+      <w:pPr>
+        <w:tabs>
+          <w:tab w:val="num" w:pos="2160"/>
+        </w:tabs>
+        <w:ind w:left="2160" w:hanging="360"/>
+      </w:pPr>
+      <w:rPr>
+        <w:rFonts w:ascii="Wingdings" w:hAnsi="Wingdings" w:hint="default"/>
+        <w:sz w:val="20"/>
+      </w:rPr>
+    </w:lvl>
+    <w:lvl w:ilvl="3" w:tentative="1">
+      <w:start w:val="1"/>
+      <w:numFmt w:val="bullet"/>
+      <w:lvlText w:val=""/>
+      <w:lvlJc w:val="left"/>
+      <w:pPr>
+        <w:tabs>
+          <w:tab w:val="num" w:pos="2880"/>
+        </w:tabs>
+        <w:ind w:left="2880" w:hanging="360"/>
+      </w:pPr>
+      <w:rPr>
+        <w:rFonts w:ascii="Wingdings" w:hAnsi="Wingdings" w:hint="default"/>
+        <w:sz w:val="20"/>
+      </w:rPr>
+    </w:lvl>
+    <w:lvl w:ilvl="4" w:tentative="1">
+      <w:start w:val="1"/>
+      <w:numFmt w:val="bullet"/>
+      <w:lvlText w:val=""/>
+      <w:lvlJc w:val="left"/>
+      <w:pPr>
+        <w:tabs>
+          <w:tab w:val="num" w:pos="3600"/>
+        </w:tabs>
+        <w:ind w:left="3600" w:hanging="360"/>
+      </w:pPr>
+      <w:rPr>
+        <w:rFonts w:ascii="Wingdings" w:hAnsi="Wingdings" w:hint="default"/>
+        <w:sz w:val="20"/>
+      </w:rPr>
+    </w:lvl>
+    <w:lvl w:ilvl="5" w:tentative="1">
+      <w:start w:val="1"/>
+      <w:numFmt w:val="bullet"/>
+      <w:lvlText w:val=""/>
+      <w:lvlJc w:val="left"/>
+      <w:pPr>
+        <w:tabs>
+          <w:tab w:val="num" w:pos="4320"/>
+        </w:tabs>
+        <w:ind w:left="4320" w:hanging="360"/>
+      </w:pPr>
+      <w:rPr>
+        <w:rFonts w:ascii="Wingdings" w:hAnsi="Wingdings" w:hint="default"/>
+        <w:sz w:val="20"/>
+      </w:rPr>
+    </w:lvl>
+    <w:lvl w:ilvl="6" w:tentative="1">
+      <w:start w:val="1"/>
+      <w:numFmt w:val="bullet"/>
+      <w:lvlText w:val=""/>
+      <w:lvlJc w:val="left"/>
+      <w:pPr>
+        <w:tabs>
+          <w:tab w:val="num" w:pos="5040"/>
+        </w:tabs>
+        <w:ind w:left="5040" w:hanging="360"/>
+      </w:pPr>
+      <w:rPr>
+        <w:rFonts w:ascii="Wingdings" w:hAnsi="Wingdings" w:hint="default"/>
+        <w:sz w:val="20"/>
+      </w:rPr>
+    </w:lvl>
+    <w:lvl w:ilvl="7" w:tentative="1">
+      <w:start w:val="1"/>
+      <w:numFmt w:val="bullet"/>
+      <w:lvlText w:val=""/>
+      <w:lvlJc w:val="left"/>
+      <w:pPr>
+        <w:tabs>
+          <w:tab w:val="num" w:pos="5760"/>
+        </w:tabs>
+        <w:ind w:left="5760" w:hanging="360"/>
+      </w:pPr>
+      <w:rPr>
+        <w:rFonts w:ascii="Wingdings" w:hAnsi="Wingdings" w:hint="default"/>
+        <w:sz w:val="20"/>
+      </w:rPr>
+    </w:lvl>
+    <w:lvl w:ilvl="8" w:tentative="1">
+      <w:start w:val="1"/>
+      <w:numFmt w:val="bullet"/>
+      <w:lvlText w:val=""/>
+      <w:lvlJc w:val="left"/>
+      <w:pPr>
+        <w:tabs>
+          <w:tab w:val="num" w:pos="6480"/>
+        </w:tabs>
+        <w:ind w:left="6480" w:hanging="360"/>
+      </w:pPr>
+      <w:rPr>
+        <w:rFonts w:ascii="Wingdings" w:hAnsi="Wingdings" w:hint="default"/>
+        <w:sz w:val="20"/>
+      </w:rPr>
+    </w:lvl>
+  </w:abstractNum>
+  <w:abstractNum w:abstractNumId="2">
+    <w:nsid w:val="052C0C3B"/>
+    <w:multiLevelType w:val="multilevel"/>
+    <w:tmpl w:val="BDDC48EC"/>
+    <w:lvl w:ilvl="0">
+      <w:start w:val="1"/>
+      <w:numFmt w:val="bullet"/>
+      <w:lvlText w:val=""/>
+      <w:lvlJc w:val="left"/>
+      <w:pPr>
+        <w:tabs>
+          <w:tab w:val="num" w:pos="720"/>
+        </w:tabs>
+        <w:ind w:left="720" w:hanging="360"/>
+      </w:pPr>
+      <w:rPr>
+        <w:rFonts w:ascii="Symbol" w:hAnsi="Symbol" w:hint="default"/>
+        <w:sz w:val="20"/>
+      </w:rPr>
+    </w:lvl>
+    <w:lvl w:ilvl="1" w:tentative="1">
+      <w:start w:val="1"/>
+      <w:numFmt w:val="bullet"/>
+      <w:lvlText w:val="o"/>
+      <w:lvlJc w:val="left"/>
+      <w:pPr>
+        <w:tabs>
+          <w:tab w:val="num" w:pos="1440"/>
+        </w:tabs>
+        <w:ind w:left="1440" w:hanging="360"/>
+      </w:pPr>
+      <w:rPr>
+        <w:rFonts w:ascii="Courier New" w:hAnsi="Courier New" w:hint="default"/>
+        <w:sz w:val="20"/>
+      </w:rPr>
+    </w:lvl>
+    <w:lvl w:ilvl="2" w:tentative="1">
+      <w:start w:val="1"/>
+      <w:numFmt w:val="bullet"/>
+      <w:lvlText w:val=""/>
+      <w:lvlJc w:val="left"/>
+      <w:pPr>
+        <w:tabs>
+          <w:tab w:val="num" w:pos="2160"/>
+        </w:tabs>
+        <w:ind w:left="2160" w:hanging="360"/>
+      </w:pPr>
+      <w:rPr>
+        <w:rFonts w:ascii="Wingdings" w:hAnsi="Wingdings" w:hint="default"/>
+        <w:sz w:val="20"/>
+      </w:rPr>
+    </w:lvl>
+    <w:lvl w:ilvl="3" w:tentative="1">
+      <w:start w:val="1"/>
+      <w:numFmt w:val="bullet"/>
+      <w:lvlText w:val=""/>
+      <w:lvlJc w:val="left"/>
+      <w:pPr>
+        <w:tabs>
+          <w:tab w:val="num" w:pos="2880"/>
+        </w:tabs>
+        <w:ind w:left="2880" w:hanging="360"/>
+      </w:pPr>
+      <w:rPr>
+        <w:rFonts w:ascii="Wingdings" w:hAnsi="Wingdings" w:hint="default"/>
+        <w:sz w:val="20"/>
+      </w:rPr>
+    </w:lvl>
+    <w:lvl w:ilvl="4" w:tentative="1">
+      <w:start w:val="1"/>
+      <w:numFmt w:val="bullet"/>
+      <w:lvlText w:val=""/>
+      <w:lvlJc w:val="left"/>
+      <w:pPr>
+        <w:tabs>
+          <w:tab w:val="num" w:pos="3600"/>
+        </w:tabs>
+        <w:ind w:left="3600" w:hanging="360"/>
+      </w:pPr>
+      <w:rPr>
+        <w:rFonts w:ascii="Wingdings" w:hAnsi="Wingdings" w:hint="default"/>
+        <w:sz w:val="20"/>
+      </w:rPr>
+    </w:lvl>
+    <w:lvl w:ilvl="5" w:tentative="1">
+      <w:start w:val="1"/>
+      <w:numFmt w:val="bullet"/>
+      <w:lvlText w:val=""/>
+      <w:lvlJc w:val="left"/>
+      <w:pPr>
+        <w:tabs>
+          <w:tab w:val="num" w:pos="4320"/>
+        </w:tabs>
+        <w:ind w:left="4320" w:hanging="360"/>
+      </w:pPr>
+      <w:rPr>
+        <w:rFonts w:ascii="Wingdings" w:hAnsi="Wingdings" w:hint="default"/>
+        <w:sz w:val="20"/>
+      </w:rPr>
+    </w:lvl>
+    <w:lvl w:ilvl="6" w:tentative="1">
+      <w:start w:val="1"/>
+      <w:numFmt w:val="bullet"/>
+      <w:lvlText w:val=""/>
+      <w:lvlJc w:val="left"/>
+      <w:pPr>
+        <w:tabs>
+          <w:tab w:val="num" w:pos="5040"/>
+        </w:tabs>
+        <w:ind w:left="5040" w:hanging="360"/>
+      </w:pPr>
+      <w:rPr>
+        <w:rFonts w:ascii="Wingdings" w:hAnsi="Wingdings" w:hint="default"/>
+        <w:sz w:val="20"/>
+      </w:rPr>
+    </w:lvl>
+    <w:lvl w:ilvl="7" w:tentative="1">
+      <w:start w:val="1"/>
+      <w:numFmt w:val="bullet"/>
+      <w:lvlText w:val=""/>
+      <w:lvlJc w:val="left"/>
+      <w:pPr>
+        <w:tabs>
+          <w:tab w:val="num" w:pos="5760"/>
+        </w:tabs>
+        <w:ind w:left="5760" w:hanging="360"/>
+      </w:pPr>
+      <w:rPr>
+        <w:rFonts w:ascii="Wingdings" w:hAnsi="Wingdings" w:hint="default"/>
+        <w:sz w:val="20"/>
+      </w:rPr>
+    </w:lvl>
+    <w:lvl w:ilvl="8" w:tentative="1">
+      <w:start w:val="1"/>
+      <w:numFmt w:val="bullet"/>
+      <w:lvlText w:val=""/>
+      <w:lvlJc w:val="left"/>
+      <w:pPr>
+        <w:tabs>
+          <w:tab w:val="num" w:pos="6480"/>
+        </w:tabs>
+        <w:ind w:left="6480" w:hanging="360"/>
+      </w:pPr>
+      <w:rPr>
+        <w:rFonts w:ascii="Wingdings" w:hAnsi="Wingdings" w:hint="default"/>
+        <w:sz w:val="20"/>
+      </w:rPr>
+    </w:lvl>
+  </w:abstractNum>
+  <w:abstractNum w:abstractNumId="3">
+    <w:nsid w:val="0C2A57B7"/>
+    <w:multiLevelType w:val="multilevel"/>
+    <w:tmpl w:val="A6549502"/>
+    <w:lvl w:ilvl="0">
+      <w:start w:val="1"/>
+      <w:numFmt w:val="bullet"/>
+      <w:lvlText w:val=""/>
+      <w:lvlJc w:val="left"/>
+      <w:pPr>
+        <w:tabs>
+          <w:tab w:val="num" w:pos="720"/>
+        </w:tabs>
+        <w:ind w:left="720" w:hanging="360"/>
+      </w:pPr>
+      <w:rPr>
+        <w:rFonts w:ascii="Symbol" w:hAnsi="Symbol" w:hint="default"/>
+        <w:sz w:val="20"/>
+      </w:rPr>
+    </w:lvl>
+    <w:lvl w:ilvl="1" w:tentative="1">
+      <w:start w:val="1"/>
+      <w:numFmt w:val="bullet"/>
+      <w:lvlText w:val="o"/>
+      <w:lvlJc w:val="left"/>
+      <w:pPr>
+        <w:tabs>
+          <w:tab w:val="num" w:pos="1440"/>
+        </w:tabs>
+        <w:ind w:left="1440" w:hanging="360"/>
+      </w:pPr>
+      <w:rPr>
+        <w:rFonts w:ascii="Courier New" w:hAnsi="Courier New" w:hint="default"/>
+        <w:sz w:val="20"/>
+      </w:rPr>
+    </w:lvl>
+    <w:lvl w:ilvl="2" w:tentative="1">
+      <w:start w:val="1"/>
+      <w:numFmt w:val="bullet"/>
+      <w:lvlText w:val=""/>
+      <w:lvlJc w:val="left"/>
+      <w:pPr>
+        <w:tabs>
+          <w:tab w:val="num" w:pos="2160"/>
+        </w:tabs>
+        <w:ind w:left="2160" w:hanging="360"/>
+      </w:pPr>
+      <w:rPr>
+        <w:rFonts w:ascii="Wingdings" w:hAnsi="Wingdings" w:hint="default"/>
+        <w:sz w:val="20"/>
+      </w:rPr>
+    </w:lvl>
+    <w:lvl w:ilvl="3" w:tentative="1">
+      <w:start w:val="1"/>
+      <w:numFmt w:val="bullet"/>
+      <w:lvlText w:val=""/>
+      <w:lvlJc w:val="left"/>
+      <w:pPr>
+        <w:tabs>
+          <w:tab w:val="num" w:pos="2880"/>
+        </w:tabs>
+        <w:ind w:left="2880" w:hanging="360"/>
+      </w:pPr>
+      <w:rPr>
+        <w:rFonts w:ascii="Wingdings" w:hAnsi="Wingdings" w:hint="default"/>
+        <w:sz w:val="20"/>
+      </w:rPr>
+    </w:lvl>
+    <w:lvl w:ilvl="4" w:tentative="1">
+      <w:start w:val="1"/>
+      <w:numFmt w:val="bullet"/>
+      <w:lvlText w:val=""/>
+      <w:lvlJc w:val="left"/>
+      <w:pPr>
+        <w:tabs>
+          <w:tab w:val="num" w:pos="3600"/>
+        </w:tabs>
+        <w:ind w:left="3600" w:hanging="360"/>
+      </w:pPr>
+      <w:rPr>
+        <w:rFonts w:ascii="Wingdings" w:hAnsi="Wingdings" w:hint="default"/>
+        <w:sz w:val="20"/>
+      </w:rPr>
+    </w:lvl>
+    <w:lvl w:ilvl="5" w:tentative="1">
+      <w:start w:val="1"/>
+      <w:numFmt w:val="bullet"/>
+      <w:lvlText w:val=""/>
+      <w:lvlJc w:val="left"/>
+      <w:pPr>
+        <w:tabs>
+          <w:tab w:val="num" w:pos="4320"/>
+        </w:tabs>
+        <w:ind w:left="4320" w:hanging="360"/>
+      </w:pPr>
+      <w:rPr>
+        <w:rFonts w:ascii="Wingdings" w:hAnsi="Wingdings" w:hint="default"/>
+        <w:sz w:val="20"/>
+      </w:rPr>
+    </w:lvl>
+    <w:lvl w:ilvl="6" w:tentative="1">
+      <w:start w:val="1"/>
+      <w:numFmt w:val="bullet"/>
+      <w:lvlText w:val=""/>
+      <w:lvlJc w:val="left"/>
+      <w:pPr>
+        <w:tabs>
+          <w:tab w:val="num" w:pos="5040"/>
+        </w:tabs>
+        <w:ind w:left="5040" w:hanging="360"/>
+      </w:pPr>
+      <w:rPr>
+        <w:rFonts w:ascii="Wingdings" w:hAnsi="Wingdings" w:hint="default"/>
+        <w:sz w:val="20"/>
+      </w:rPr>
+    </w:lvl>
+    <w:lvl w:ilvl="7" w:tentative="1">
+      <w:start w:val="1"/>
+      <w:numFmt w:val="bullet"/>
+      <w:lvlText w:val=""/>
+      <w:lvlJc w:val="left"/>
+      <w:pPr>
+        <w:tabs>
+          <w:tab w:val="num" w:pos="5760"/>
+        </w:tabs>
+        <w:ind w:left="5760" w:hanging="360"/>
+      </w:pPr>
+      <w:rPr>
+        <w:rFonts w:ascii="Wingdings" w:hAnsi="Wingdings" w:hint="default"/>
+        <w:sz w:val="20"/>
+      </w:rPr>
+    </w:lvl>
+    <w:lvl w:ilvl="8" w:tentative="1">
+      <w:start w:val="1"/>
+      <w:numFmt w:val="bullet"/>
+      <w:lvlText w:val=""/>
+      <w:lvlJc w:val="left"/>
+      <w:pPr>
+        <w:tabs>
+          <w:tab w:val="num" w:pos="6480"/>
+        </w:tabs>
+        <w:ind w:left="6480" w:hanging="360"/>
+      </w:pPr>
+      <w:rPr>
+        <w:rFonts w:ascii="Wingdings" w:hAnsi="Wingdings" w:hint="default"/>
+        <w:sz w:val="20"/>
+      </w:rPr>
+    </w:lvl>
+  </w:abstractNum>
+  <w:abstractNum w:abstractNumId="4">
+    <w:nsid w:val="33837202"/>
+    <w:multiLevelType w:val="multilevel"/>
+    <w:tmpl w:val="ED7C4E6C"/>
+    <w:lvl w:ilvl="0">
+      <w:start w:val="1"/>
+      <w:numFmt w:val="bullet"/>
+      <w:lvlText w:val=""/>
+      <w:lvlJc w:val="left"/>
+      <w:pPr>
+        <w:tabs>
+          <w:tab w:val="num" w:pos="720"/>
+        </w:tabs>
+        <w:ind w:left="720" w:hanging="360"/>
+      </w:pPr>
+      <w:rPr>
+        <w:rFonts w:ascii="Symbol" w:hAnsi="Symbol" w:hint="default"/>
+        <w:sz w:val="20"/>
+      </w:rPr>
+    </w:lvl>
+    <w:lvl w:ilvl="1" w:tentative="1">
+      <w:start w:val="1"/>
+      <w:numFmt w:val="bullet"/>
+      <w:lvlText w:val="o"/>
+      <w:lvlJc w:val="left"/>
+      <w:pPr>
+        <w:tabs>
+          <w:tab w:val="num" w:pos="1440"/>
+        </w:tabs>
+        <w:ind w:left="1440" w:hanging="360"/>
+      </w:pPr>
+      <w:rPr>
+        <w:rFonts w:ascii="Courier New" w:hAnsi="Courier New" w:hint="default"/>
+        <w:sz w:val="20"/>
+      </w:rPr>
+    </w:lvl>
+    <w:lvl w:ilvl="2" w:tentative="1">
+      <w:start w:val="1"/>
+      <w:numFmt w:val="bullet"/>
+      <w:lvlText w:val=""/>
+      <w:lvlJc w:val="left"/>
+      <w:pPr>
+        <w:tabs>
+          <w:tab w:val="num" w:pos="2160"/>
+        </w:tabs>
+        <w:ind w:left="2160" w:hanging="360"/>
+      </w:pPr>
+      <w:rPr>
+        <w:rFonts w:ascii="Wingdings" w:hAnsi="Wingdings" w:hint="default"/>
+        <w:sz w:val="20"/>
+      </w:rPr>
+    </w:lvl>
+    <w:lvl w:ilvl="3" w:tentative="1">
+      <w:start w:val="1"/>
+      <w:numFmt w:val="bullet"/>
+      <w:lvlText w:val=""/>
+      <w:lvlJc w:val="left"/>
+      <w:pPr>
+        <w:tabs>
+          <w:tab w:val="num" w:pos="2880"/>
+        </w:tabs>
+        <w:ind w:left="2880" w:hanging="360"/>
+      </w:pPr>
+      <w:rPr>
+        <w:rFonts w:ascii="Wingdings" w:hAnsi="Wingdings" w:hint="default"/>
+        <w:sz w:val="20"/>
+      </w:rPr>
+    </w:lvl>
+    <w:lvl w:ilvl="4" w:tentative="1">
+      <w:start w:val="1"/>
+      <w:numFmt w:val="bullet"/>
+      <w:lvlText w:val=""/>
+      <w:lvlJc w:val="left"/>
+      <w:pPr>
+        <w:tabs>
+          <w:tab w:val="num" w:pos="3600"/>
+        </w:tabs>
+        <w:ind w:left="3600" w:hanging="360"/>
+      </w:pPr>
+      <w:rPr>
+        <w:rFonts w:ascii="Wingdings" w:hAnsi="Wingdings" w:hint="default"/>
+        <w:sz w:val="20"/>
+      </w:rPr>
+    </w:lvl>
+    <w:lvl w:ilvl="5" w:tentative="1">
+      <w:start w:val="1"/>
+      <w:numFmt w:val="bullet"/>
+      <w:lvlText w:val=""/>
+      <w:lvlJc w:val="left"/>
+      <w:pPr>
+        <w:tabs>
+          <w:tab w:val="num" w:pos="4320"/>
+        </w:tabs>
+        <w:ind w:left="4320" w:hanging="360"/>
+      </w:pPr>
+      <w:rPr>
+        <w:rFonts w:ascii="Wingdings" w:hAnsi="Wingdings" w:hint="default"/>
+        <w:sz w:val="20"/>
+      </w:rPr>
+    </w:lvl>
+    <w:lvl w:ilvl="6" w:tentative="1">
+      <w:start w:val="1"/>
+      <w:numFmt w:val="bullet"/>
+      <w:lvlText w:val=""/>
+      <w:lvlJc w:val="left"/>
+      <w:pPr>
+        <w:tabs>
+          <w:tab w:val="num" w:pos="5040"/>
+        </w:tabs>
+        <w:ind w:left="5040" w:hanging="360"/>
+      </w:pPr>
+      <w:rPr>
+        <w:rFonts w:ascii="Wingdings" w:hAnsi="Wingdings" w:hint="default"/>
+        <w:sz w:val="20"/>
+      </w:rPr>
+    </w:lvl>
+    <w:lvl w:ilvl="7" w:tentative="1">
+      <w:start w:val="1"/>
+      <w:numFmt w:val="bullet"/>
+      <w:lvlText w:val=""/>
+      <w:lvlJc w:val="left"/>
+      <w:pPr>
+        <w:tabs>
+          <w:tab w:val="num" w:pos="5760"/>
+        </w:tabs>
+        <w:ind w:left="5760" w:hanging="360"/>
+      </w:pPr>
+      <w:rPr>
+        <w:rFonts w:ascii="Wingdings" w:hAnsi="Wingdings" w:hint="default"/>
+        <w:sz w:val="20"/>
+      </w:rPr>
+    </w:lvl>
+    <w:lvl w:ilvl="8" w:tentative="1">
+      <w:start w:val="1"/>
+      <w:numFmt w:val="bullet"/>
+      <w:lvlText w:val=""/>
+      <w:lvlJc w:val="left"/>
+      <w:pPr>
+        <w:tabs>
+          <w:tab w:val="num" w:pos="6480"/>
+        </w:tabs>
+        <w:ind w:left="6480" w:hanging="360"/>
+      </w:pPr>
+      <w:rPr>
+        <w:rFonts w:ascii="Wingdings" w:hAnsi="Wingdings" w:hint="default"/>
+        <w:sz w:val="20"/>
+      </w:rPr>
+    </w:lvl>
+  </w:abstractNum>
+  <w:abstractNum w:abstractNumId="5">
+    <w:nsid w:val="343D3A75"/>
+    <w:multiLevelType w:val="multilevel"/>
+    <w:tmpl w:val="95C04D38"/>
+    <w:lvl w:ilvl="0">
+      <w:start w:val="1"/>
+      <w:numFmt w:val="bullet"/>
+      <w:lvlText w:val=""/>
+      <w:lvlJc w:val="left"/>
+      <w:pPr>
+        <w:tabs>
+          <w:tab w:val="num" w:pos="720"/>
+        </w:tabs>
+        <w:ind w:left="720" w:hanging="360"/>
+      </w:pPr>
+      <w:rPr>
+        <w:rFonts w:ascii="Symbol" w:hAnsi="Symbol" w:hint="default"/>
+        <w:sz w:val="20"/>
+      </w:rPr>
+    </w:lvl>
+    <w:lvl w:ilvl="1" w:tentative="1">
+      <w:start w:val="1"/>
+      <w:numFmt w:val="bullet"/>
+      <w:lvlText w:val="o"/>
+      <w:lvlJc w:val="left"/>
+      <w:pPr>
+        <w:tabs>
+          <w:tab w:val="num" w:pos="1440"/>
+        </w:tabs>
+        <w:ind w:left="1440" w:hanging="360"/>
+      </w:pPr>
+      <w:rPr>
+        <w:rFonts w:ascii="Courier New" w:hAnsi="Courier New" w:hint="default"/>
+        <w:sz w:val="20"/>
+      </w:rPr>
+    </w:lvl>
+    <w:lvl w:ilvl="2" w:tentative="1">
+      <w:start w:val="1"/>
+      <w:numFmt w:val="bullet"/>
+      <w:lvlText w:val=""/>
+      <w:lvlJc w:val="left"/>
+      <w:pPr>
+        <w:tabs>
+          <w:tab w:val="num" w:pos="2160"/>
+        </w:tabs>
+        <w:ind w:left="2160" w:hanging="360"/>
+      </w:pPr>
+      <w:rPr>
+        <w:rFonts w:ascii="Wingdings" w:hAnsi="Wingdings" w:hint="default"/>
+        <w:sz w:val="20"/>
+      </w:rPr>
+    </w:lvl>
+    <w:lvl w:ilvl="3" w:tentative="1">
+      <w:start w:val="1"/>
+      <w:numFmt w:val="bullet"/>
+      <w:lvlText w:val=""/>
+      <w:lvlJc w:val="left"/>
+      <w:pPr>
+        <w:tabs>
+          <w:tab w:val="num" w:pos="2880"/>
+        </w:tabs>
+        <w:ind w:left="2880" w:hanging="360"/>
+      </w:pPr>
+      <w:rPr>
+        <w:rFonts w:ascii="Wingdings" w:hAnsi="Wingdings" w:hint="default"/>
+        <w:sz w:val="20"/>
+      </w:rPr>
+    </w:lvl>
+    <w:lvl w:ilvl="4" w:tentative="1">
+      <w:start w:val="1"/>
+      <w:numFmt w:val="bullet"/>
+      <w:lvlText w:val=""/>
+      <w:lvlJc w:val="left"/>
+      <w:pPr>
+        <w:tabs>
+          <w:tab w:val="num" w:pos="3600"/>
+        </w:tabs>
+        <w:ind w:left="3600" w:hanging="360"/>
+      </w:pPr>
+      <w:rPr>
+        <w:rFonts w:ascii="Wingdings" w:hAnsi="Wingdings" w:hint="default"/>
+        <w:sz w:val="20"/>
+      </w:rPr>
+    </w:lvl>
+    <w:lvl w:ilvl="5" w:tentative="1">
+      <w:start w:val="1"/>
+      <w:numFmt w:val="bullet"/>
+      <w:lvlText w:val=""/>
+      <w:lvlJc w:val="left"/>
+      <w:pPr>
+        <w:tabs>
+          <w:tab w:val="num" w:pos="4320"/>
+        </w:tabs>
+        <w:ind w:left="4320" w:hanging="360"/>
+      </w:pPr>
+      <w:rPr>
+        <w:rFonts w:ascii="Wingdings" w:hAnsi="Wingdings" w:hint="default"/>
+        <w:sz w:val="20"/>
+      </w:rPr>
+    </w:lvl>
+    <w:lvl w:ilvl="6" w:tentative="1">
+      <w:start w:val="1"/>
+      <w:numFmt w:val="bullet"/>
+      <w:lvlText w:val=""/>
+      <w:lvlJc w:val="left"/>
+      <w:pPr>
+        <w:tabs>
+          <w:tab w:val="num" w:pos="5040"/>
+        </w:tabs>
+        <w:ind w:left="5040" w:hanging="360"/>
+      </w:pPr>
+      <w:rPr>
+        <w:rFonts w:ascii="Wingdings" w:hAnsi="Wingdings" w:hint="default"/>
+        <w:sz w:val="20"/>
+      </w:rPr>
+    </w:lvl>
+    <w:lvl w:ilvl="7" w:tentative="1">
+      <w:start w:val="1"/>
+      <w:numFmt w:val="bullet"/>
+      <w:lvlText w:val=""/>
+      <w:lvlJc w:val="left"/>
+      <w:pPr>
+        <w:tabs>
+          <w:tab w:val="num" w:pos="5760"/>
+        </w:tabs>
+        <w:ind w:left="5760" w:hanging="360"/>
+      </w:pPr>
+      <w:rPr>
+        <w:rFonts w:ascii="Wingdings" w:hAnsi="Wingdings" w:hint="default"/>
+        <w:sz w:val="20"/>
+      </w:rPr>
+    </w:lvl>
+    <w:lvl w:ilvl="8" w:tentative="1">
+      <w:start w:val="1"/>
+      <w:numFmt w:val="bullet"/>
+      <w:lvlText w:val=""/>
+      <w:lvlJc w:val="left"/>
+      <w:pPr>
+        <w:tabs>
+          <w:tab w:val="num" w:pos="6480"/>
+        </w:tabs>
+        <w:ind w:left="6480" w:hanging="360"/>
+      </w:pPr>
+      <w:rPr>
+        <w:rFonts w:ascii="Wingdings" w:hAnsi="Wingdings" w:hint="default"/>
+        <w:sz w:val="20"/>
+      </w:rPr>
+    </w:lvl>
+  </w:abstractNum>
+  <w:abstractNum w:abstractNumId="6">
+    <w:nsid w:val="467068C7"/>
+    <w:multiLevelType w:val="multilevel"/>
+    <w:tmpl w:val="DB52549A"/>
+    <w:lvl w:ilvl="0">
+      <w:start w:val="1"/>
+      <w:numFmt w:val="bullet"/>
+      <w:lvlText w:val=""/>
+      <w:lvlJc w:val="left"/>
+      <w:pPr>
+        <w:tabs>
+          <w:tab w:val="num" w:pos="720"/>
+        </w:tabs>
+        <w:ind w:left="720" w:hanging="360"/>
+      </w:pPr>
+      <w:rPr>
+        <w:rFonts w:ascii="Symbol" w:hAnsi="Symbol" w:hint="default"/>
+        <w:sz w:val="20"/>
+      </w:rPr>
+    </w:lvl>
+    <w:lvl w:ilvl="1" w:tentative="1">
+      <w:start w:val="1"/>
+      <w:numFmt w:val="bullet"/>
+      <w:lvlText w:val="o"/>
+      <w:lvlJc w:val="left"/>
+      <w:pPr>
+        <w:tabs>
+          <w:tab w:val="num" w:pos="1440"/>
+        </w:tabs>
+        <w:ind w:left="1440" w:hanging="360"/>
+      </w:pPr>
+      <w:rPr>
+        <w:rFonts w:ascii="Courier New" w:hAnsi="Courier New" w:hint="default"/>
+        <w:sz w:val="20"/>
+      </w:rPr>
+    </w:lvl>
+    <w:lvl w:ilvl="2" w:tentative="1">
+      <w:start w:val="1"/>
+      <w:numFmt w:val="bullet"/>
+      <w:lvlText w:val=""/>
+      <w:lvlJc w:val="left"/>
+      <w:pPr>
+        <w:tabs>
+          <w:tab w:val="num" w:pos="2160"/>
+        </w:tabs>
+        <w:ind w:left="2160" w:hanging="360"/>
+      </w:pPr>
+      <w:rPr>
+        <w:rFonts w:ascii="Wingdings" w:hAnsi="Wingdings" w:hint="default"/>
+        <w:sz w:val="20"/>
+      </w:rPr>
+    </w:lvl>
+    <w:lvl w:ilvl="3" w:tentative="1">
+      <w:start w:val="1"/>
+      <w:numFmt w:val="bullet"/>
+      <w:lvlText w:val=""/>
+      <w:lvlJc w:val="left"/>
+      <w:pPr>
+        <w:tabs>
+          <w:tab w:val="num" w:pos="2880"/>
+        </w:tabs>
+        <w:ind w:left="2880" w:hanging="360"/>
+      </w:pPr>
+      <w:rPr>
+        <w:rFonts w:ascii="Wingdings" w:hAnsi="Wingdings" w:hint="default"/>
+        <w:sz w:val="20"/>
+      </w:rPr>
+    </w:lvl>
+    <w:lvl w:ilvl="4" w:tentative="1">
+      <w:start w:val="1"/>
+      <w:numFmt w:val="bullet"/>
+      <w:lvlText w:val=""/>
+      <w:lvlJc w:val="left"/>
+      <w:pPr>
+        <w:tabs>
+          <w:tab w:val="num" w:pos="3600"/>
+        </w:tabs>
+        <w:ind w:left="3600" w:hanging="360"/>
+      </w:pPr>
+      <w:rPr>
+        <w:rFonts w:ascii="Wingdings" w:hAnsi="Wingdings" w:hint="default"/>
+        <w:sz w:val="20"/>
+      </w:rPr>
+    </w:lvl>
+    <w:lvl w:ilvl="5" w:tentative="1">
+      <w:start w:val="1"/>
+      <w:numFmt w:val="bullet"/>
+      <w:lvlText w:val=""/>
+      <w:lvlJc w:val="left"/>
+      <w:pPr>
+        <w:tabs>
+          <w:tab w:val="num" w:pos="4320"/>
+        </w:tabs>
+        <w:ind w:left="4320" w:hanging="360"/>
+      </w:pPr>
+      <w:rPr>
+        <w:rFonts w:ascii="Wingdings" w:hAnsi="Wingdings" w:hint="default"/>
+        <w:sz w:val="20"/>
+      </w:rPr>
+    </w:lvl>
+    <w:lvl w:ilvl="6" w:tentative="1">
+      <w:start w:val="1"/>
+      <w:numFmt w:val="bullet"/>
+      <w:lvlText w:val=""/>
+      <w:lvlJc w:val="left"/>
+      <w:pPr>
+        <w:tabs>
+          <w:tab w:val="num" w:pos="5040"/>
+        </w:tabs>
+        <w:ind w:left="5040" w:hanging="360"/>
+      </w:pPr>
+      <w:rPr>
+        <w:rFonts w:ascii="Wingdings" w:hAnsi="Wingdings" w:hint="default"/>
+        <w:sz w:val="20"/>
+      </w:rPr>
+    </w:lvl>
+    <w:lvl w:ilvl="7" w:tentative="1">
+      <w:start w:val="1"/>
+      <w:numFmt w:val="bullet"/>
+      <w:lvlText w:val=""/>
+      <w:lvlJc w:val="left"/>
+      <w:pPr>
+        <w:tabs>
+          <w:tab w:val="num" w:pos="5760"/>
+        </w:tabs>
+        <w:ind w:left="5760" w:hanging="360"/>
+      </w:pPr>
+      <w:rPr>
+        <w:rFonts w:ascii="Wingdings" w:hAnsi="Wingdings" w:hint="default"/>
+        <w:sz w:val="20"/>
+      </w:rPr>
+    </w:lvl>
+    <w:lvl w:ilvl="8" w:tentative="1">
+      <w:start w:val="1"/>
+      <w:numFmt w:val="bullet"/>
+      <w:lvlText w:val=""/>
+      <w:lvlJc w:val="left"/>
+      <w:pPr>
+        <w:tabs>
+          <w:tab w:val="num" w:pos="6480"/>
+        </w:tabs>
+        <w:ind w:left="6480" w:hanging="360"/>
+      </w:pPr>
+      <w:rPr>
+        <w:rFonts w:ascii="Wingdings" w:hAnsi="Wingdings" w:hint="default"/>
+        <w:sz w:val="20"/>
+      </w:rPr>
+    </w:lvl>
+  </w:abstractNum>
+  <w:abstractNum w:abstractNumId="7">
+    <w:nsid w:val="4BFB3280"/>
+    <w:multiLevelType w:val="multilevel"/>
+    <w:tmpl w:val="2CBEC786"/>
+    <w:lvl w:ilvl="0">
+      <w:start w:val="1"/>
+      <w:numFmt w:val="bullet"/>
+      <w:lvlText w:val=""/>
+      <w:lvlJc w:val="left"/>
+      <w:pPr>
+        <w:tabs>
+          <w:tab w:val="num" w:pos="720"/>
+        </w:tabs>
+        <w:ind w:left="720" w:hanging="360"/>
+      </w:pPr>
+      <w:rPr>
+        <w:rFonts w:ascii="Symbol" w:hAnsi="Symbol" w:hint="default"/>
+        <w:sz w:val="20"/>
+      </w:rPr>
+    </w:lvl>
+    <w:lvl w:ilvl="1" w:tentative="1">
+      <w:start w:val="1"/>
+      <w:numFmt w:val="bullet"/>
+      <w:lvlText w:val="o"/>
+      <w:lvlJc w:val="left"/>
+      <w:pPr>
+        <w:tabs>
+          <w:tab w:val="num" w:pos="1440"/>
+        </w:tabs>
+        <w:ind w:left="1440" w:hanging="360"/>
+      </w:pPr>
+      <w:rPr>
+        <w:rFonts w:ascii="Courier New" w:hAnsi="Courier New" w:hint="default"/>
+        <w:sz w:val="20"/>
+      </w:rPr>
+    </w:lvl>
+    <w:lvl w:ilvl="2" w:tentative="1">
+      <w:start w:val="1"/>
+      <w:numFmt w:val="bullet"/>
+      <w:lvlText w:val=""/>
+      <w:lvlJc w:val="left"/>
+      <w:pPr>
+        <w:tabs>
+          <w:tab w:val="num" w:pos="2160"/>
+        </w:tabs>
+        <w:ind w:left="2160" w:hanging="360"/>
+      </w:pPr>
+      <w:rPr>
+        <w:rFonts w:ascii="Wingdings" w:hAnsi="Wingdings" w:hint="default"/>
+        <w:sz w:val="20"/>
+      </w:rPr>
+    </w:lvl>
+    <w:lvl w:ilvl="3" w:tentative="1">
+      <w:start w:val="1"/>
+      <w:numFmt w:val="bullet"/>
+      <w:lvlText w:val=""/>
+      <w:lvlJc w:val="left"/>
+      <w:pPr>
+        <w:tabs>
+          <w:tab w:val="num" w:pos="2880"/>
+        </w:tabs>
+        <w:ind w:left="2880" w:hanging="360"/>
+      </w:pPr>
+      <w:rPr>
+        <w:rFonts w:ascii="Wingdings" w:hAnsi="Wingdings" w:hint="default"/>
+        <w:sz w:val="20"/>
+      </w:rPr>
+    </w:lvl>
+    <w:lvl w:ilvl="4" w:tentative="1">
+      <w:start w:val="1"/>
+      <w:numFmt w:val="bullet"/>
+      <w:lvlText w:val=""/>
+      <w:lvlJc w:val="left"/>
+      <w:pPr>
+        <w:tabs>
+          <w:tab w:val="num" w:pos="3600"/>
+        </w:tabs>
+        <w:ind w:left="3600" w:hanging="360"/>
+      </w:pPr>
+      <w:rPr>
+        <w:rFonts w:ascii="Wingdings" w:hAnsi="Wingdings" w:hint="default"/>
+        <w:sz w:val="20"/>
+      </w:rPr>
+    </w:lvl>
+    <w:lvl w:ilvl="5" w:tentative="1">
+      <w:start w:val="1"/>
+      <w:numFmt w:val="bullet"/>
+      <w:lvlText w:val=""/>
+      <w:lvlJc w:val="left"/>
+      <w:pPr>
+        <w:tabs>
+          <w:tab w:val="num" w:pos="4320"/>
+        </w:tabs>
+        <w:ind w:left="4320" w:hanging="360"/>
+      </w:pPr>
+      <w:rPr>
+        <w:rFonts w:ascii="Wingdings" w:hAnsi="Wingdings" w:hint="default"/>
+        <w:sz w:val="20"/>
+      </w:rPr>
+    </w:lvl>
+    <w:lvl w:ilvl="6" w:tentative="1">
+      <w:start w:val="1"/>
+      <w:numFmt w:val="bullet"/>
+      <w:lvlText w:val=""/>
+      <w:lvlJc w:val="left"/>
+      <w:pPr>
+        <w:tabs>
+          <w:tab w:val="num" w:pos="5040"/>
+        </w:tabs>
+        <w:ind w:left="5040" w:hanging="360"/>
+      </w:pPr>
+      <w:rPr>
+        <w:rFonts w:ascii="Wingdings" w:hAnsi="Wingdings" w:hint="default"/>
+        <w:sz w:val="20"/>
+      </w:rPr>
+    </w:lvl>
+    <w:lvl w:ilvl="7" w:tentative="1">
+      <w:start w:val="1"/>
+      <w:numFmt w:val="bullet"/>
+      <w:lvlText w:val=""/>
+      <w:lvlJc w:val="left"/>
+      <w:pPr>
+        <w:tabs>
+          <w:tab w:val="num" w:pos="5760"/>
+        </w:tabs>
+        <w:ind w:left="5760" w:hanging="360"/>
+      </w:pPr>
+      <w:rPr>
+        <w:rFonts w:ascii="Wingdings" w:hAnsi="Wingdings" w:hint="default"/>
+        <w:sz w:val="20"/>
+      </w:rPr>
+    </w:lvl>
+    <w:lvl w:ilvl="8" w:tentative="1">
+      <w:start w:val="1"/>
+      <w:numFmt w:val="bullet"/>
+      <w:lvlText w:val=""/>
+      <w:lvlJc w:val="left"/>
+      <w:pPr>
+        <w:tabs>
+          <w:tab w:val="num" w:pos="6480"/>
+        </w:tabs>
+        <w:ind w:left="6480" w:hanging="360"/>
+      </w:pPr>
+      <w:rPr>
+        <w:rFonts w:ascii="Wingdings" w:hAnsi="Wingdings" w:hint="default"/>
+        <w:sz w:val="20"/>
+      </w:rPr>
+    </w:lvl>
+  </w:abstractNum>
+  <w:abstractNum w:abstractNumId="8">
+    <w:nsid w:val="54035030"/>
+    <w:multiLevelType w:val="multilevel"/>
+    <w:tmpl w:val="0D0CD926"/>
+    <w:lvl w:ilvl="0">
+      <w:start w:val="1"/>
+      <w:numFmt w:val="bullet"/>
+      <w:lvlText w:val=""/>
+      <w:lvlJc w:val="left"/>
+      <w:pPr>
+        <w:tabs>
+          <w:tab w:val="num" w:pos="720"/>
+        </w:tabs>
+        <w:ind w:left="720" w:hanging="360"/>
+      </w:pPr>
+      <w:rPr>
+        <w:rFonts w:ascii="Symbol" w:hAnsi="Symbol" w:hint="default"/>
+        <w:sz w:val="20"/>
+      </w:rPr>
+    </w:lvl>
+    <w:lvl w:ilvl="1" w:tentative="1">
+      <w:start w:val="1"/>
+      <w:numFmt w:val="bullet"/>
+      <w:lvlText w:val="o"/>
+      <w:lvlJc w:val="left"/>
+      <w:pPr>
+        <w:tabs>
+          <w:tab w:val="num" w:pos="1440"/>
+        </w:tabs>
+        <w:ind w:left="1440" w:hanging="360"/>
+      </w:pPr>
+      <w:rPr>
+        <w:rFonts w:ascii="Courier New" w:hAnsi="Courier New" w:hint="default"/>
+        <w:sz w:val="20"/>
+      </w:rPr>
+    </w:lvl>
+    <w:lvl w:ilvl="2" w:tentative="1">
+      <w:start w:val="1"/>
+      <w:numFmt w:val="bullet"/>
+      <w:lvlText w:val=""/>
+      <w:lvlJc w:val="left"/>
+      <w:pPr>
+        <w:tabs>
+          <w:tab w:val="num" w:pos="2160"/>
+        </w:tabs>
+        <w:ind w:left="2160" w:hanging="360"/>
+      </w:pPr>
+      <w:rPr>
+        <w:rFonts w:ascii="Wingdings" w:hAnsi="Wingdings" w:hint="default"/>
+        <w:sz w:val="20"/>
+      </w:rPr>
+    </w:lvl>
+    <w:lvl w:ilvl="3" w:tentative="1">
+      <w:start w:val="1"/>
+      <w:numFmt w:val="bullet"/>
+      <w:lvlText w:val=""/>
+      <w:lvlJc w:val="left"/>
+      <w:pPr>
+        <w:tabs>
+          <w:tab w:val="num" w:pos="2880"/>
+        </w:tabs>
+        <w:ind w:left="2880" w:hanging="360"/>
+      </w:pPr>
+      <w:rPr>
+        <w:rFonts w:ascii="Wingdings" w:hAnsi="Wingdings" w:hint="default"/>
+        <w:sz w:val="20"/>
+      </w:rPr>
+    </w:lvl>
+    <w:lvl w:ilvl="4" w:tentative="1">
+      <w:start w:val="1"/>
+      <w:numFmt w:val="bullet"/>
+      <w:lvlText w:val=""/>
+      <w:lvlJc w:val="left"/>
+      <w:pPr>
+        <w:tabs>
+          <w:tab w:val="num" w:pos="3600"/>
+        </w:tabs>
+        <w:ind w:left="3600" w:hanging="360"/>
+      </w:pPr>
+      <w:rPr>
+        <w:rFonts w:ascii="Wingdings" w:hAnsi="Wingdings" w:hint="default"/>
+        <w:sz w:val="20"/>
+      </w:rPr>
+    </w:lvl>
+    <w:lvl w:ilvl="5" w:tentative="1">
+      <w:start w:val="1"/>
+      <w:numFmt w:val="bullet"/>
+      <w:lvlText w:val=""/>
+      <w:lvlJc w:val="left"/>
+      <w:pPr>
+        <w:tabs>
+          <w:tab w:val="num" w:pos="4320"/>
+        </w:tabs>
+        <w:ind w:left="4320" w:hanging="360"/>
+      </w:pPr>
+      <w:rPr>
+        <w:rFonts w:ascii="Wingdings" w:hAnsi="Wingdings" w:hint="default"/>
+        <w:sz w:val="20"/>
+      </w:rPr>
+    </w:lvl>
+    <w:lvl w:ilvl="6" w:tentative="1">
+      <w:start w:val="1"/>
+      <w:numFmt w:val="bullet"/>
+      <w:lvlText w:val=""/>
+      <w:lvlJc w:val="left"/>
+      <w:pPr>
+        <w:tabs>
+          <w:tab w:val="num" w:pos="5040"/>
+        </w:tabs>
+        <w:ind w:left="5040" w:hanging="360"/>
+      </w:pPr>
+      <w:rPr>
+        <w:rFonts w:ascii="Wingdings" w:hAnsi="Wingdings" w:hint="default"/>
+        <w:sz w:val="20"/>
+      </w:rPr>
+    </w:lvl>
+    <w:lvl w:ilvl="7" w:tentative="1">
+      <w:start w:val="1"/>
+      <w:numFmt w:val="bullet"/>
+      <w:lvlText w:val=""/>
+      <w:lvlJc w:val="left"/>
+      <w:pPr>
+        <w:tabs>
+          <w:tab w:val="num" w:pos="5760"/>
+        </w:tabs>
+        <w:ind w:left="5760" w:hanging="360"/>
+      </w:pPr>
+      <w:rPr>
+        <w:rFonts w:ascii="Wingdings" w:hAnsi="Wingdings" w:hint="default"/>
+        <w:sz w:val="20"/>
+      </w:rPr>
+    </w:lvl>
+    <w:lvl w:ilvl="8" w:tentative="1">
+      <w:start w:val="1"/>
+      <w:numFmt w:val="bullet"/>
+      <w:lvlText w:val=""/>
+      <w:lvlJc w:val="left"/>
+      <w:pPr>
+        <w:tabs>
+          <w:tab w:val="num" w:pos="6480"/>
+        </w:tabs>
+        <w:ind w:left="6480" w:hanging="360"/>
+      </w:pPr>
+      <w:rPr>
+        <w:rFonts w:ascii="Wingdings" w:hAnsi="Wingdings" w:hint="default"/>
+        <w:sz w:val="20"/>
+      </w:rPr>
+    </w:lvl>
+  </w:abstractNum>
+  <w:abstractNum w:abstractNumId="9">
+    <w:nsid w:val="5E86026A"/>
+    <w:multiLevelType w:val="multilevel"/>
+    <w:tmpl w:val="B6429634"/>
+    <w:lvl w:ilvl="0">
+      <w:start w:val="1"/>
+      <w:numFmt w:val="bullet"/>
+      <w:lvlText w:val=""/>
+      <w:lvlJc w:val="left"/>
+      <w:pPr>
+        <w:tabs>
+          <w:tab w:val="num" w:pos="720"/>
+        </w:tabs>
+        <w:ind w:left="720" w:hanging="360"/>
+      </w:pPr>
+      <w:rPr>
+        <w:rFonts w:ascii="Symbol" w:hAnsi="Symbol" w:hint="default"/>
+        <w:sz w:val="20"/>
+      </w:rPr>
+    </w:lvl>
+    <w:lvl w:ilvl="1" w:tentative="1">
+      <w:start w:val="1"/>
+      <w:numFmt w:val="bullet"/>
+      <w:lvlText w:val="o"/>
+      <w:lvlJc w:val="left"/>
+      <w:pPr>
+        <w:tabs>
+          <w:tab w:val="num" w:pos="1440"/>
+        </w:tabs>
+        <w:ind w:left="1440" w:hanging="360"/>
+      </w:pPr>
+      <w:rPr>
+        <w:rFonts w:ascii="Courier New" w:hAnsi="Courier New" w:hint="default"/>
+        <w:sz w:val="20"/>
+      </w:rPr>
+    </w:lvl>
+    <w:lvl w:ilvl="2" w:tentative="1">
+      <w:start w:val="1"/>
+      <w:numFmt w:val="bullet"/>
+      <w:lvlText w:val=""/>
+      <w:lvlJc w:val="left"/>
+      <w:pPr>
+        <w:tabs>
+          <w:tab w:val="num" w:pos="2160"/>
+        </w:tabs>
+        <w:ind w:left="2160" w:hanging="360"/>
+      </w:pPr>
+      <w:rPr>
+        <w:rFonts w:ascii="Wingdings" w:hAnsi="Wingdings" w:hint="default"/>
+        <w:sz w:val="20"/>
+      </w:rPr>
+    </w:lvl>
+    <w:lvl w:ilvl="3" w:tentative="1">
+      <w:start w:val="1"/>
+      <w:numFmt w:val="bullet"/>
+      <w:lvlText w:val=""/>
+      <w:lvlJc w:val="left"/>
+      <w:pPr>
+        <w:tabs>
+          <w:tab w:val="num" w:pos="2880"/>
+        </w:tabs>
+        <w:ind w:left="2880" w:hanging="360"/>
+      </w:pPr>
+      <w:rPr>
+        <w:rFonts w:ascii="Wingdings" w:hAnsi="Wingdings" w:hint="default"/>
+        <w:sz w:val="20"/>
+      </w:rPr>
+    </w:lvl>
+    <w:lvl w:ilvl="4" w:tentative="1">
+      <w:start w:val="1"/>
+      <w:numFmt w:val="bullet"/>
+      <w:lvlText w:val=""/>
+      <w:lvlJc w:val="left"/>
+      <w:pPr>
+        <w:tabs>
+          <w:tab w:val="num" w:pos="3600"/>
+        </w:tabs>
+        <w:ind w:left="3600" w:hanging="360"/>
+      </w:pPr>
+      <w:rPr>
+        <w:rFonts w:ascii="Wingdings" w:hAnsi="Wingdings" w:hint="default"/>
+        <w:sz w:val="20"/>
+      </w:rPr>
+    </w:lvl>
+    <w:lvl w:ilvl="5" w:tentative="1">
+      <w:start w:val="1"/>
+      <w:numFmt w:val="bullet"/>
+      <w:lvlText w:val=""/>
+      <w:lvlJc w:val="left"/>
+      <w:pPr>
+        <w:tabs>
+          <w:tab w:val="num" w:pos="4320"/>
+        </w:tabs>
+        <w:ind w:left="4320" w:hanging="360"/>
+      </w:pPr>
+      <w:rPr>
+        <w:rFonts w:ascii="Wingdings" w:hAnsi="Wingdings" w:hint="default"/>
+        <w:sz w:val="20"/>
+      </w:rPr>
+    </w:lvl>
+    <w:lvl w:ilvl="6" w:tentative="1">
+      <w:start w:val="1"/>
+      <w:numFmt w:val="bullet"/>
+      <w:lvlText w:val=""/>
+      <w:lvlJc w:val="left"/>
+      <w:pPr>
+        <w:tabs>
+          <w:tab w:val="num" w:pos="5040"/>
+        </w:tabs>
+        <w:ind w:left="5040" w:hanging="360"/>
+      </w:pPr>
+      <w:rPr>
+        <w:rFonts w:ascii="Wingdings" w:hAnsi="Wingdings" w:hint="default"/>
+        <w:sz w:val="20"/>
+      </w:rPr>
+    </w:lvl>
+    <w:lvl w:ilvl="7" w:tentative="1">
+      <w:start w:val="1"/>
+      <w:numFmt w:val="bullet"/>
+      <w:lvlText w:val=""/>
+      <w:lvlJc w:val="left"/>
+      <w:pPr>
+        <w:tabs>
+          <w:tab w:val="num" w:pos="5760"/>
+        </w:tabs>
+        <w:ind w:left="5760" w:hanging="360"/>
+      </w:pPr>
+      <w:rPr>
+        <w:rFonts w:ascii="Wingdings" w:hAnsi="Wingdings" w:hint="default"/>
+        <w:sz w:val="20"/>
+      </w:rPr>
+    </w:lvl>
+    <w:lvl w:ilvl="8" w:tentative="1">
+      <w:start w:val="1"/>
+      <w:numFmt w:val="bullet"/>
+      <w:lvlText w:val=""/>
+      <w:lvlJc w:val="left"/>
+      <w:pPr>
+        <w:tabs>
+          <w:tab w:val="num" w:pos="6480"/>
+        </w:tabs>
+        <w:ind w:left="6480" w:hanging="360"/>
+      </w:pPr>
+      <w:rPr>
+        <w:rFonts w:ascii="Wingdings" w:hAnsi="Wingdings" w:hint="default"/>
+        <w:sz w:val="20"/>
+      </w:rPr>
+    </w:lvl>
+  </w:abstractNum>
+  <w:abstractNum w:abstractNumId="10">
+    <w:nsid w:val="62D66BA9"/>
+    <w:multiLevelType w:val="multilevel"/>
+    <w:tmpl w:val="E92E18A4"/>
+    <w:lvl w:ilvl="0">
+      <w:start w:val="1"/>
+      <w:numFmt w:val="bullet"/>
+      <w:lvlText w:val=""/>
+      <w:lvlJc w:val="left"/>
+      <w:pPr>
+        <w:tabs>
+          <w:tab w:val="num" w:pos="720"/>
+        </w:tabs>
+        <w:ind w:left="720" w:hanging="360"/>
+      </w:pPr>
+      <w:rPr>
+        <w:rFonts w:ascii="Symbol" w:hAnsi="Symbol" w:hint="default"/>
+        <w:sz w:val="20"/>
+      </w:rPr>
+    </w:lvl>
+    <w:lvl w:ilvl="1" w:tentative="1">
+      <w:start w:val="1"/>
+      <w:numFmt w:val="bullet"/>
+      <w:lvlText w:val="o"/>
+      <w:lvlJc w:val="left"/>
+      <w:pPr>
+        <w:tabs>
+          <w:tab w:val="num" w:pos="1440"/>
+        </w:tabs>
+        <w:ind w:left="1440" w:hanging="360"/>
+      </w:pPr>
+      <w:rPr>
+        <w:rFonts w:ascii="Courier New" w:hAnsi="Courier New" w:hint="default"/>
+        <w:sz w:val="20"/>
+      </w:rPr>
+    </w:lvl>
+    <w:lvl w:ilvl="2" w:tentative="1">
+      <w:start w:val="1"/>
+      <w:numFmt w:val="bullet"/>
+      <w:lvlText w:val=""/>
+      <w:lvlJc w:val="left"/>
+      <w:pPr>
+        <w:tabs>
+          <w:tab w:val="num" w:pos="2160"/>
+        </w:tabs>
+        <w:ind w:left="2160" w:hanging="360"/>
+      </w:pPr>
+      <w:rPr>
+        <w:rFonts w:ascii="Wingdings" w:hAnsi="Wingdings" w:hint="default"/>
+        <w:sz w:val="20"/>
+      </w:rPr>
+    </w:lvl>
+    <w:lvl w:ilvl="3" w:tentative="1">
+      <w:start w:val="1"/>
+      <w:numFmt w:val="bullet"/>
+      <w:lvlText w:val=""/>
+      <w:lvlJc w:val="left"/>
+      <w:pPr>
+        <w:tabs>
+          <w:tab w:val="num" w:pos="2880"/>
+        </w:tabs>
+        <w:ind w:left="2880" w:hanging="360"/>
+      </w:pPr>
+      <w:rPr>
+        <w:rFonts w:ascii="Wingdings" w:hAnsi="Wingdings" w:hint="default"/>
+        <w:sz w:val="20"/>
+      </w:rPr>
+    </w:lvl>
+    <w:lvl w:ilvl="4" w:tentative="1">
+      <w:start w:val="1"/>
+      <w:numFmt w:val="bullet"/>
+      <w:lvlText w:val=""/>
+      <w:lvlJc w:val="left"/>
+      <w:pPr>
+        <w:tabs>
+          <w:tab w:val="num" w:pos="3600"/>
+        </w:tabs>
+        <w:ind w:left="3600" w:hanging="360"/>
+      </w:pPr>
+      <w:rPr>
+        <w:rFonts w:ascii="Wingdings" w:hAnsi="Wingdings" w:hint="default"/>
+        <w:sz w:val="20"/>
+      </w:rPr>
+    </w:lvl>
+    <w:lvl w:ilvl="5" w:tentative="1">
+      <w:start w:val="1"/>
+      <w:numFmt w:val="bullet"/>
+      <w:lvlText w:val=""/>
+      <w:lvlJc w:val="left"/>
+      <w:pPr>
+        <w:tabs>
+          <w:tab w:val="num" w:pos="4320"/>
+        </w:tabs>
+        <w:ind w:left="4320" w:hanging="360"/>
+      </w:pPr>
+      <w:rPr>
+        <w:rFonts w:ascii="Wingdings" w:hAnsi="Wingdings" w:hint="default"/>
+        <w:sz w:val="20"/>
+      </w:rPr>
+    </w:lvl>
+    <w:lvl w:ilvl="6" w:tentative="1">
+      <w:start w:val="1"/>
+      <w:numFmt w:val="bullet"/>
+      <w:lvlText w:val=""/>
+      <w:lvlJc w:val="left"/>
+      <w:pPr>
+        <w:tabs>
+          <w:tab w:val="num" w:pos="5040"/>
+        </w:tabs>
+        <w:ind w:left="5040" w:hanging="360"/>
+      </w:pPr>
+      <w:rPr>
+        <w:rFonts w:ascii="Wingdings" w:hAnsi="Wingdings" w:hint="default"/>
+        <w:sz w:val="20"/>
+      </w:rPr>
+    </w:lvl>
+    <w:lvl w:ilvl="7" w:tentative="1">
+      <w:start w:val="1"/>
+      <w:numFmt w:val="bullet"/>
+      <w:lvlText w:val=""/>
+      <w:lvlJc w:val="left"/>
+      <w:pPr>
+        <w:tabs>
+          <w:tab w:val="num" w:pos="5760"/>
+        </w:tabs>
+        <w:ind w:left="5760" w:hanging="360"/>
+      </w:pPr>
+      <w:rPr>
+        <w:rFonts w:ascii="Wingdings" w:hAnsi="Wingdings" w:hint="default"/>
+        <w:sz w:val="20"/>
+      </w:rPr>
+    </w:lvl>
+    <w:lvl w:ilvl="8" w:tentative="1">
+      <w:start w:val="1"/>
+      <w:numFmt w:val="bullet"/>
+      <w:lvlText w:val=""/>
+      <w:lvlJc w:val="left"/>
+      <w:pPr>
+        <w:tabs>
+          <w:tab w:val="num" w:pos="6480"/>
+        </w:tabs>
+        <w:ind w:left="6480" w:hanging="360"/>
+      </w:pPr>
+      <w:rPr>
+        <w:rFonts w:ascii="Wingdings" w:hAnsi="Wingdings" w:hint="default"/>
+        <w:sz w:val="20"/>
+      </w:rPr>
+    </w:lvl>
+  </w:abstractNum>
+  <w:abstractNum w:abstractNumId="11">
+    <w:nsid w:val="7709773D"/>
+    <w:multiLevelType w:val="multilevel"/>
+    <w:tmpl w:val="7A2EDA7C"/>
+    <w:lvl w:ilvl="0">
+      <w:start w:val="1"/>
+      <w:numFmt w:val="bullet"/>
+      <w:lvlText w:val=""/>
+      <w:lvlJc w:val="left"/>
+      <w:pPr>
+        <w:tabs>
+          <w:tab w:val="num" w:pos="720"/>
+        </w:tabs>
+        <w:ind w:left="720" w:hanging="360"/>
+      </w:pPr>
+      <w:rPr>
+        <w:rFonts w:ascii="Symbol" w:hAnsi="Symbol" w:hint="default"/>
+        <w:sz w:val="20"/>
+      </w:rPr>
+    </w:lvl>
+    <w:lvl w:ilvl="1" w:tentative="1">
+      <w:start w:val="1"/>
+      <w:numFmt w:val="bullet"/>
+      <w:lvlText w:val="o"/>
+      <w:lvlJc w:val="left"/>
+      <w:pPr>
+        <w:tabs>
+          <w:tab w:val="num" w:pos="1440"/>
+        </w:tabs>
+        <w:ind w:left="1440" w:hanging="360"/>
+      </w:pPr>
+      <w:rPr>
+        <w:rFonts w:ascii="Courier New" w:hAnsi="Courier New" w:hint="default"/>
+        <w:sz w:val="20"/>
+      </w:rPr>
+    </w:lvl>
+    <w:lvl w:ilvl="2" w:tentative="1">
+      <w:start w:val="1"/>
+      <w:numFmt w:val="bullet"/>
+      <w:lvlText w:val=""/>
+      <w:lvlJc w:val="left"/>
+      <w:pPr>
+        <w:tabs>
+          <w:tab w:val="num" w:pos="2160"/>
+        </w:tabs>
+        <w:ind w:left="2160" w:hanging="360"/>
+      </w:pPr>
+      <w:rPr>
+        <w:rFonts w:ascii="Wingdings" w:hAnsi="Wingdings" w:hint="default"/>
+        <w:sz w:val="20"/>
+      </w:rPr>
+    </w:lvl>
+    <w:lvl w:ilvl="3" w:tentative="1">
+      <w:start w:val="1"/>
+      <w:numFmt w:val="bullet"/>
+      <w:lvlText w:val=""/>
+      <w:lvlJc w:val="left"/>
+      <w:pPr>
+        <w:tabs>
+          <w:tab w:val="num" w:pos="2880"/>
+        </w:tabs>
+        <w:ind w:left="2880" w:hanging="360"/>
+      </w:pPr>
+      <w:rPr>
+        <w:rFonts w:ascii="Wingdings" w:hAnsi="Wingdings" w:hint="default"/>
+        <w:sz w:val="20"/>
+      </w:rPr>
+    </w:lvl>
+    <w:lvl w:ilvl="4" w:tentative="1">
+      <w:start w:val="1"/>
+      <w:numFmt w:val="bullet"/>
+      <w:lvlText w:val=""/>
+      <w:lvlJc w:val="left"/>
+      <w:pPr>
+        <w:tabs>
+          <w:tab w:val="num" w:pos="3600"/>
+        </w:tabs>
+        <w:ind w:left="3600" w:hanging="360"/>
+      </w:pPr>
+      <w:rPr>
+        <w:rFonts w:ascii="Wingdings" w:hAnsi="Wingdings" w:hint="default"/>
+        <w:sz w:val="20"/>
+      </w:rPr>
+    </w:lvl>
+    <w:lvl w:ilvl="5" w:tentative="1">
+      <w:start w:val="1"/>
+      <w:numFmt w:val="bullet"/>
+      <w:lvlText w:val=""/>
+      <w:lvlJc w:val="left"/>
+      <w:pPr>
+        <w:tabs>
+          <w:tab w:val="num" w:pos="4320"/>
+        </w:tabs>
+        <w:ind w:left="4320" w:hanging="360"/>
+      </w:pPr>
+      <w:rPr>
+        <w:rFonts w:ascii="Wingdings" w:hAnsi="Wingdings" w:hint="default"/>
+        <w:sz w:val="20"/>
+      </w:rPr>
+    </w:lvl>
+    <w:lvl w:ilvl="6" w:tentative="1">
+      <w:start w:val="1"/>
+      <w:numFmt w:val="bullet"/>
+      <w:lvlText w:val=""/>
+      <w:lvlJc w:val="left"/>
+      <w:pPr>
+        <w:tabs>
+          <w:tab w:val="num" w:pos="5040"/>
+        </w:tabs>
+        <w:ind w:left="5040" w:hanging="360"/>
+      </w:pPr>
+      <w:rPr>
+        <w:rFonts w:ascii="Wingdings" w:hAnsi="Wingdings" w:hint="default"/>
+        <w:sz w:val="20"/>
+      </w:rPr>
+    </w:lvl>
+    <w:lvl w:ilvl="7" w:tentative="1">
+      <w:start w:val="1"/>
+      <w:numFmt w:val="bullet"/>
+      <w:lvlText w:val=""/>
+      <w:lvlJc w:val="left"/>
+      <w:pPr>
+        <w:tabs>
+          <w:tab w:val="num" w:pos="5760"/>
+        </w:tabs>
+        <w:ind w:left="5760" w:hanging="360"/>
+      </w:pPr>
+      <w:rPr>
+        <w:rFonts w:ascii="Wingdings" w:hAnsi="Wingdings" w:hint="default"/>
+        <w:sz w:val="20"/>
+      </w:rPr>
+    </w:lvl>
+    <w:lvl w:ilvl="8" w:tentative="1">
+      <w:start w:val="1"/>
+      <w:numFmt w:val="bullet"/>
+      <w:lvlText w:val=""/>
+      <w:lvlJc w:val="left"/>
+      <w:pPr>
+        <w:tabs>
+          <w:tab w:val="num" w:pos="6480"/>
+        </w:tabs>
+        <w:ind w:left="6480" w:hanging="360"/>
+      </w:pPr>
+      <w:rPr>
+        <w:rFonts w:ascii="Wingdings" w:hAnsi="Wingdings" w:hint="default"/>
+        <w:sz w:val="20"/>
+      </w:rPr>
+    </w:lvl>
+  </w:abstractNum>
+  <w:abstractNum w:abstractNumId="12">
+    <w:nsid w:val="7A973802"/>
+    <w:multiLevelType w:val="multilevel"/>
+    <w:tmpl w:val="A2062ADE"/>
+    <w:lvl w:ilvl="0">
+      <w:start w:val="1"/>
+      <w:numFmt w:val="bullet"/>
+      <w:lvlText w:val=""/>
+      <w:lvlJc w:val="left"/>
+      <w:pPr>
+        <w:tabs>
+          <w:tab w:val="num" w:pos="720"/>
+        </w:tabs>
+        <w:ind w:left="720" w:hanging="360"/>
+      </w:pPr>
+      <w:rPr>
+        <w:rFonts w:ascii="Symbol" w:hAnsi="Symbol" w:hint="default"/>
+        <w:sz w:val="20"/>
+      </w:rPr>
+    </w:lvl>
+    <w:lvl w:ilvl="1" w:tentative="1">
+      <w:start w:val="1"/>
+      <w:numFmt w:val="bullet"/>
+      <w:lvlText w:val="o"/>
+      <w:lvlJc w:val="left"/>
+      <w:pPr>
+        <w:tabs>
+          <w:tab w:val="num" w:pos="1440"/>
+        </w:tabs>
+        <w:ind w:left="1440" w:hanging="360"/>
+      </w:pPr>
+      <w:rPr>
+        <w:rFonts w:ascii="Courier New" w:hAnsi="Courier New" w:hint="default"/>
+        <w:sz w:val="20"/>
+      </w:rPr>
+    </w:lvl>
+    <w:lvl w:ilvl="2" w:tentative="1">
+      <w:start w:val="1"/>
+      <w:numFmt w:val="bullet"/>
+      <w:lvlText w:val=""/>
+      <w:lvlJc w:val="left"/>
+      <w:pPr>
+        <w:tabs>
+          <w:tab w:val="num" w:pos="2160"/>
+        </w:tabs>
+        <w:ind w:left="2160" w:hanging="360"/>
+      </w:pPr>
+      <w:rPr>
+        <w:rFonts w:ascii="Wingdings" w:hAnsi="Wingdings" w:hint="default"/>
+        <w:sz w:val="20"/>
+      </w:rPr>
+    </w:lvl>
+    <w:lvl w:ilvl="3" w:tentative="1">
+      <w:start w:val="1"/>
+      <w:numFmt w:val="bullet"/>
+      <w:lvlText w:val=""/>
+      <w:lvlJc w:val="left"/>
+      <w:pPr>
+        <w:tabs>
+          <w:tab w:val="num" w:pos="2880"/>
+        </w:tabs>
+        <w:ind w:left="2880" w:hanging="360"/>
+      </w:pPr>
+      <w:rPr>
+        <w:rFonts w:ascii="Wingdings" w:hAnsi="Wingdings" w:hint="default"/>
+        <w:sz w:val="20"/>
+      </w:rPr>
+    </w:lvl>
+    <w:lvl w:ilvl="4" w:tentative="1">
+      <w:start w:val="1"/>
+      <w:numFmt w:val="bullet"/>
+      <w:lvlText w:val=""/>
+      <w:lvlJc w:val="left"/>
+      <w:pPr>
+        <w:tabs>
+          <w:tab w:val="num" w:pos="3600"/>
+        </w:tabs>
+        <w:ind w:left="3600" w:hanging="360"/>
+      </w:pPr>
+      <w:rPr>
+        <w:rFonts w:ascii="Wingdings" w:hAnsi="Wingdings" w:hint="default"/>
+        <w:sz w:val="20"/>
+      </w:rPr>
+    </w:lvl>
+    <w:lvl w:ilvl="5" w:tentative="1">
+      <w:start w:val="1"/>
+      <w:numFmt w:val="bullet"/>
+      <w:lvlText w:val=""/>
+      <w:lvlJc w:val="left"/>
+      <w:pPr>
+        <w:tabs>
+          <w:tab w:val="num" w:pos="4320"/>
+        </w:tabs>
+        <w:ind w:left="4320" w:hanging="360"/>
+      </w:pPr>
+      <w:rPr>
+        <w:rFonts w:ascii="Wingdings" w:hAnsi="Wingdings" w:hint="default"/>
+        <w:sz w:val="20"/>
+      </w:rPr>
+    </w:lvl>
+    <w:lvl w:ilvl="6" w:tentative="1">
+      <w:start w:val="1"/>
+      <w:numFmt w:val="bullet"/>
+      <w:lvlText w:val=""/>
+      <w:lvlJc w:val="left"/>
+      <w:pPr>
+        <w:tabs>
+          <w:tab w:val="num" w:pos="5040"/>
+        </w:tabs>
+        <w:ind w:left="5040" w:hanging="360"/>
+      </w:pPr>
+      <w:rPr>
+        <w:rFonts w:ascii="Wingdings" w:hAnsi="Wingdings" w:hint="default"/>
+        <w:sz w:val="20"/>
+      </w:rPr>
+    </w:lvl>
+    <w:lvl w:ilvl="7" w:tentative="1">
+      <w:start w:val="1"/>
+      <w:numFmt w:val="bullet"/>
+      <w:lvlText w:val=""/>
+      <w:lvlJc w:val="left"/>
+      <w:pPr>
+        <w:tabs>
+          <w:tab w:val="num" w:pos="5760"/>
+        </w:tabs>
+        <w:ind w:left="5760" w:hanging="360"/>
+      </w:pPr>
+      <w:rPr>
+        <w:rFonts w:ascii="Wingdings" w:hAnsi="Wingdings" w:hint="default"/>
+        <w:sz w:val="20"/>
+      </w:rPr>
+    </w:lvl>
+    <w:lvl w:ilvl="8" w:tentative="1">
+      <w:start w:val="1"/>
+      <w:numFmt w:val="bullet"/>
+      <w:lvlText w:val=""/>
+      <w:lvlJc w:val="left"/>
+      <w:pPr>
+        <w:tabs>
+          <w:tab w:val="num" w:pos="6480"/>
+        </w:tabs>
+        <w:ind w:left="6480" w:hanging="360"/>
+      </w:pPr>
+      <w:rPr>
+        <w:rFonts w:ascii="Wingdings" w:hAnsi="Wingdings" w:hint="default"/>
+        <w:sz w:val="20"/>
+      </w:rPr>
+    </w:lvl>
+  </w:abstractNum>
+  <w:abstractNum w:abstractNumId="13">
+    <w:nsid w:val="7C2D2AAC"/>
+    <w:multiLevelType w:val="multilevel"/>
+    <w:tmpl w:val="A7B8CB3E"/>
+    <w:lvl w:ilvl="0">
+      <w:start w:val="1"/>
+      <w:numFmt w:val="bullet"/>
+      <w:lvlText w:val=""/>
+      <w:lvlJc w:val="left"/>
+      <w:pPr>
+        <w:tabs>
+          <w:tab w:val="num" w:pos="720"/>
+        </w:tabs>
+        <w:ind w:left="720" w:hanging="360"/>
+      </w:pPr>
+      <w:rPr>
+        <w:rFonts w:ascii="Symbol" w:hAnsi="Symbol" w:hint="default"/>
+        <w:sz w:val="20"/>
+      </w:rPr>
+    </w:lvl>
+    <w:lvl w:ilvl="1" w:tentative="1">
+      <w:start w:val="1"/>
+      <w:numFmt w:val="bullet"/>
+      <w:lvlText w:val="o"/>
+      <w:lvlJc w:val="left"/>
+      <w:pPr>
+        <w:tabs>
+          <w:tab w:val="num" w:pos="1440"/>
+        </w:tabs>
+        <w:ind w:left="1440" w:hanging="360"/>
+      </w:pPr>
+      <w:rPr>
+        <w:rFonts w:ascii="Courier New" w:hAnsi="Courier New" w:hint="default"/>
+        <w:sz w:val="20"/>
+      </w:rPr>
+    </w:lvl>
+    <w:lvl w:ilvl="2" w:tentative="1">
+      <w:start w:val="1"/>
+      <w:numFmt w:val="bullet"/>
+      <w:lvlText w:val=""/>
+      <w:lvlJc w:val="left"/>
+      <w:pPr>
+        <w:tabs>
+          <w:tab w:val="num" w:pos="2160"/>
+        </w:tabs>
+        <w:ind w:left="2160" w:hanging="360"/>
+      </w:pPr>
+      <w:rPr>
+        <w:rFonts w:ascii="Wingdings" w:hAnsi="Wingdings" w:hint="default"/>
+        <w:sz w:val="20"/>
+      </w:rPr>
+    </w:lvl>
+    <w:lvl w:ilvl="3" w:tentative="1">
+      <w:start w:val="1"/>
+      <w:numFmt w:val="bullet"/>
+      <w:lvlText w:val=""/>
+      <w:lvlJc w:val="left"/>
+      <w:pPr>
+        <w:tabs>
+          <w:tab w:val="num" w:pos="2880"/>
+        </w:tabs>
+        <w:ind w:left="2880" w:hanging="360"/>
+      </w:pPr>
+      <w:rPr>
+        <w:rFonts w:ascii="Wingdings" w:hAnsi="Wingdings" w:hint="default"/>
+        <w:sz w:val="20"/>
+      </w:rPr>
+    </w:lvl>
+    <w:lvl w:ilvl="4" w:tentative="1">
+      <w:start w:val="1"/>
+      <w:numFmt w:val="bullet"/>
+      <w:lvlText w:val=""/>
+      <w:lvlJc w:val="left"/>
+      <w:pPr>
+        <w:tabs>
+          <w:tab w:val="num" w:pos="3600"/>
+        </w:tabs>
+        <w:ind w:left="3600" w:hanging="360"/>
+      </w:pPr>
+      <w:rPr>
+        <w:rFonts w:ascii="Wingdings" w:hAnsi="Wingdings" w:hint="default"/>
+        <w:sz w:val="20"/>
+      </w:rPr>
+    </w:lvl>
+    <w:lvl w:ilvl="5" w:tentative="1">
+      <w:start w:val="1"/>
+      <w:numFmt w:val="bullet"/>
+      <w:lvlText w:val=""/>
+      <w:lvlJc w:val="left"/>
+      <w:pPr>
+        <w:tabs>
+          <w:tab w:val="num" w:pos="4320"/>
+        </w:tabs>
+        <w:ind w:left="4320" w:hanging="360"/>
+      </w:pPr>
+      <w:rPr>
+        <w:rFonts w:ascii="Wingdings" w:hAnsi="Wingdings" w:hint="default"/>
+        <w:sz w:val="20"/>
+      </w:rPr>
+    </w:lvl>
+    <w:lvl w:ilvl="6" w:tentative="1">
+      <w:start w:val="1"/>
+      <w:numFmt w:val="bullet"/>
+      <w:lvlText w:val=""/>
+      <w:lvlJc w:val="left"/>
+      <w:pPr>
+        <w:tabs>
+          <w:tab w:val="num" w:pos="5040"/>
+        </w:tabs>
+        <w:ind w:left="5040" w:hanging="360"/>
+      </w:pPr>
+      <w:rPr>
+        <w:rFonts w:ascii="Wingdings" w:hAnsi="Wingdings" w:hint="default"/>
+        <w:sz w:val="20"/>
+      </w:rPr>
+    </w:lvl>
+    <w:lvl w:ilvl="7" w:tentative="1">
+      <w:start w:val="1"/>
+      <w:numFmt w:val="bullet"/>
+      <w:lvlText w:val=""/>
+      <w:lvlJc w:val="left"/>
+      <w:pPr>
+        <w:tabs>
+          <w:tab w:val="num" w:pos="5760"/>
+        </w:tabs>
+        <w:ind w:left="5760" w:hanging="360"/>
+      </w:pPr>
+      <w:rPr>
+        <w:rFonts w:ascii="Wingdings" w:hAnsi="Wingdings" w:hint="default"/>
+        <w:sz w:val="20"/>
+      </w:rPr>
+    </w:lvl>
+    <w:lvl w:ilvl="8" w:tentative="1">
+      <w:start w:val="1"/>
+      <w:numFmt w:val="bullet"/>
+      <w:lvlText w:val=""/>
+      <w:lvlJc w:val="left"/>
+      <w:pPr>
+        <w:tabs>
+          <w:tab w:val="num" w:pos="6480"/>
+        </w:tabs>
+        <w:ind w:left="6480" w:hanging="360"/>
+      </w:pPr>
+      <w:rPr>
+        <w:rFonts w:ascii="Wingdings" w:hAnsi="Wingdings" w:hint="default"/>
+        <w:sz w:val="20"/>
+      </w:rPr>
+    </w:lvl>
+  </w:abstractNum>
+  <w:num w:numId="1">
+    <w:abstractNumId w:val="0"/>
+  </w:num>
+  <w:num w:numId="2">
+    <w:abstractNumId w:val="10"/>
+  </w:num>
+  <w:num w:numId="3">
+    <w:abstractNumId w:val="7"/>
+  </w:num>
+  <w:num w:numId="4">
+    <w:abstractNumId w:val="3"/>
+  </w:num>
+  <w:num w:numId="5">
+    <w:abstractNumId w:val="11"/>
+  </w:num>
+  <w:num w:numId="6">
+    <w:abstractNumId w:val="4"/>
+  </w:num>
+  <w:num w:numId="7">
+    <w:abstractNumId w:val="12"/>
+  </w:num>
+  <w:num w:numId="8">
+    <w:abstractNumId w:val="5"/>
+  </w:num>
+  <w:num w:numId="9">
+    <w:abstractNumId w:val="9"/>
+  </w:num>
+  <w:num w:numId="10">
+    <w:abstractNumId w:val="13"/>
+  </w:num>
+  <w:num w:numId="11">
+    <w:abstractNumId w:val="8"/>
+  </w:num>
+  <w:num w:numId="12">
+    <w:abstractNumId w:val="2"/>
+  </w:num>
+  <w:num w:numId="13">
+    <w:abstractNumId w:val="1"/>
+  </w:num>
+  <w:num w:numId="14">
+    <w:abstractNumId w:val="6"/>
+  </w:num>
+</w:numbering>
 </file>
 
 <file path=word/styles.xml><?xml version="1.0" encoding="utf-8"?>
@@ -572,6 +4714,45 @@
     <w:qFormat/>
     <w:rsid w:val="00C67AB2"/>
   </w:style>
+  <w:style w:type="paragraph" w:styleId="Heading1">
+    <w:name w:val="heading 1"/>
+    <w:basedOn w:val="Normal"/>
+    <w:link w:val="Heading1Char"/>
+    <w:uiPriority w:val="9"/>
+    <w:qFormat/>
+    <w:rsid w:val="0008507E"/>
+    <w:pPr>
+      <w:spacing w:before="100" w:beforeAutospacing="1" w:after="100" w:afterAutospacing="1" w:line="240" w:lineRule="auto"/>
+      <w:outlineLvl w:val="0"/>
+    </w:pPr>
+    <w:rPr>
+      <w:rFonts w:ascii="Times New Roman" w:eastAsia="Times New Roman" w:hAnsi="Times New Roman" w:cs="Times New Roman"/>
+      <w:b/>
+      <w:bCs/>
+      <w:kern w:val="36"/>
+      <w:sz w:val="48"/>
+      <w:szCs w:val="48"/>
+    </w:rPr>
+  </w:style>
+  <w:style w:type="paragraph" w:styleId="Heading3">
+    <w:name w:val="heading 3"/>
+    <w:basedOn w:val="Normal"/>
+    <w:link w:val="Heading3Char"/>
+    <w:uiPriority w:val="9"/>
+    <w:qFormat/>
+    <w:rsid w:val="0008507E"/>
+    <w:pPr>
+      <w:spacing w:before="100" w:beforeAutospacing="1" w:after="100" w:afterAutospacing="1" w:line="240" w:lineRule="auto"/>
+      <w:outlineLvl w:val="2"/>
+    </w:pPr>
+    <w:rPr>
+      <w:rFonts w:ascii="Times New Roman" w:eastAsia="Times New Roman" w:hAnsi="Times New Roman" w:cs="Times New Roman"/>
+      <w:b/>
+      <w:bCs/>
+      <w:sz w:val="27"/>
+      <w:szCs w:val="27"/>
+    </w:rPr>
+  </w:style>
   <w:style w:type="character" w:default="1" w:styleId="DefaultParagraphFont">
     <w:name w:val="Default Paragraph Font"/>
     <w:uiPriority w:val="1"/>
@@ -700,6 +4881,35 @@
     <w:name w:val="ͼm"/>
     <w:basedOn w:val="DefaultParagraphFont"/>
     <w:rsid w:val="00986438"/>
+  </w:style>
+  <w:style w:type="character" w:customStyle="1" w:styleId="Heading1Char">
+    <w:name w:val="Heading 1 Char"/>
+    <w:basedOn w:val="DefaultParagraphFont"/>
+    <w:link w:val="Heading1"/>
+    <w:uiPriority w:val="9"/>
+    <w:rsid w:val="0008507E"/>
+    <w:rPr>
+      <w:rFonts w:ascii="Times New Roman" w:eastAsia="Times New Roman" w:hAnsi="Times New Roman" w:cs="Times New Roman"/>
+      <w:b/>
+      <w:bCs/>
+      <w:kern w:val="36"/>
+      <w:sz w:val="48"/>
+      <w:szCs w:val="48"/>
+    </w:rPr>
+  </w:style>
+  <w:style w:type="character" w:customStyle="1" w:styleId="Heading3Char">
+    <w:name w:val="Heading 3 Char"/>
+    <w:basedOn w:val="DefaultParagraphFont"/>
+    <w:link w:val="Heading3"/>
+    <w:uiPriority w:val="9"/>
+    <w:rsid w:val="0008507E"/>
+    <w:rPr>
+      <w:rFonts w:ascii="Times New Roman" w:eastAsia="Times New Roman" w:hAnsi="Times New Roman" w:cs="Times New Roman"/>
+      <w:b/>
+      <w:bCs/>
+      <w:sz w:val="27"/>
+      <w:szCs w:val="27"/>
+    </w:rPr>
   </w:style>
 </w:styles>
 </file>

--- a/misc.docx
+++ b/misc.docx
@@ -2408,6 +2408,2226 @@
           <w:bCs/>
         </w:rPr>
       </w:pPr>
+    </w:p>
+    <w:p/>
+    <w:p/>
+    <w:p/>
+    <w:p/>
+    <w:p/>
+    <w:p/>
+    <w:p/>
+    <w:p/>
+    <w:p/>
+    <w:p/>
+    <w:p/>
+    <w:p/>
+    <w:p/>
+    <w:p/>
+    <w:p/>
+    <w:p/>
+    <w:p/>
+    <w:p>
+      <w:proofErr w:type="spellStart"/>
+      <w:r>
+        <w:lastRenderedPageBreak/>
+        <w:t>rules_version</w:t>
+      </w:r>
+      <w:proofErr w:type="spellEnd"/>
+      <w:r>
+        <w:t xml:space="preserve"> = '2';</w:t>
+      </w:r>
+    </w:p>
+    <w:p>
+      <w:proofErr w:type="gramStart"/>
+      <w:r>
+        <w:t>service</w:t>
+      </w:r>
+      <w:proofErr w:type="gramEnd"/>
+      <w:r>
+        <w:t xml:space="preserve"> </w:t>
+      </w:r>
+      <w:proofErr w:type="spellStart"/>
+      <w:r>
+        <w:t>cloud.firestore</w:t>
+      </w:r>
+      <w:proofErr w:type="spellEnd"/>
+      <w:r>
+        <w:t xml:space="preserve"> {</w:t>
+      </w:r>
+    </w:p>
+    <w:p>
+      <w:r>
+        <w:t xml:space="preserve">  </w:t>
+      </w:r>
+      <w:proofErr w:type="gramStart"/>
+      <w:r>
+        <w:t>match</w:t>
+      </w:r>
+      <w:proofErr w:type="gramEnd"/>
+      <w:r>
+        <w:t xml:space="preserve"> /databases/{database}/documents {</w:t>
+      </w:r>
+    </w:p>
+    <w:p/>
+    <w:p>
+      <w:r>
+        <w:t xml:space="preserve">    // ---------- helpers ----------</w:t>
+      </w:r>
+    </w:p>
+    <w:p>
+      <w:r>
+        <w:t xml:space="preserve">    </w:t>
+      </w:r>
+      <w:proofErr w:type="gramStart"/>
+      <w:r>
+        <w:t>function</w:t>
+      </w:r>
+      <w:proofErr w:type="gramEnd"/>
+      <w:r>
+        <w:t xml:space="preserve"> </w:t>
+      </w:r>
+      <w:proofErr w:type="spellStart"/>
+      <w:r>
+        <w:t>signedIn</w:t>
+      </w:r>
+      <w:proofErr w:type="spellEnd"/>
+      <w:r>
+        <w:t>() {</w:t>
+      </w:r>
+    </w:p>
+    <w:p>
+      <w:r>
+        <w:t xml:space="preserve">      </w:t>
+      </w:r>
+      <w:proofErr w:type="gramStart"/>
+      <w:r>
+        <w:t>return</w:t>
+      </w:r>
+      <w:proofErr w:type="gramEnd"/>
+      <w:r>
+        <w:t xml:space="preserve"> </w:t>
+      </w:r>
+      <w:proofErr w:type="spellStart"/>
+      <w:r>
+        <w:t>request.auth</w:t>
+      </w:r>
+      <w:proofErr w:type="spellEnd"/>
+      <w:r>
+        <w:t xml:space="preserve"> != null;</w:t>
+      </w:r>
+    </w:p>
+    <w:p>
+      <w:r>
+        <w:t xml:space="preserve">    }</w:t>
+      </w:r>
+    </w:p>
+    <w:p/>
+    <w:p>
+      <w:r>
+        <w:t xml:space="preserve">    // TODO: replace with a custom claim (</w:t>
+      </w:r>
+      <w:proofErr w:type="spellStart"/>
+      <w:r>
+        <w:t>request.auth.token.admin</w:t>
+      </w:r>
+      <w:proofErr w:type="spellEnd"/>
+      <w:r>
+        <w:t xml:space="preserve"> == true)</w:t>
+      </w:r>
+    </w:p>
+    <w:p>
+      <w:r>
+        <w:t xml:space="preserve">    // before launch. Email check is a stopgap that matches your current app.</w:t>
+      </w:r>
+    </w:p>
+    <w:p>
+      <w:r>
+        <w:t xml:space="preserve">    </w:t>
+      </w:r>
+      <w:proofErr w:type="gramStart"/>
+      <w:r>
+        <w:t>function</w:t>
+      </w:r>
+      <w:proofErr w:type="gramEnd"/>
+      <w:r>
+        <w:t xml:space="preserve"> </w:t>
+      </w:r>
+      <w:proofErr w:type="spellStart"/>
+      <w:r>
+        <w:t>isAdmin</w:t>
+      </w:r>
+      <w:proofErr w:type="spellEnd"/>
+      <w:r>
+        <w:t>() {</w:t>
+      </w:r>
+    </w:p>
+    <w:p>
+      <w:r>
+        <w:t xml:space="preserve">      </w:t>
+      </w:r>
+      <w:proofErr w:type="gramStart"/>
+      <w:r>
+        <w:t>return</w:t>
+      </w:r>
+      <w:proofErr w:type="gramEnd"/>
+      <w:r>
+        <w:t xml:space="preserve"> </w:t>
+      </w:r>
+      <w:proofErr w:type="spellStart"/>
+      <w:r>
+        <w:t>signedIn</w:t>
+      </w:r>
+      <w:proofErr w:type="spellEnd"/>
+      <w:r>
+        <w:t>() &amp;&amp;</w:t>
+      </w:r>
+    </w:p>
+    <w:p>
+      <w:r>
+        <w:t xml:space="preserve">        </w:t>
+      </w:r>
+      <w:proofErr w:type="spellStart"/>
+      <w:r>
+        <w:t>request.auth.token.email</w:t>
+      </w:r>
+      <w:proofErr w:type="spellEnd"/>
+      <w:r>
+        <w:t xml:space="preserve"> == "adminyogimart@gmail.com";</w:t>
+      </w:r>
+    </w:p>
+    <w:p>
+      <w:r>
+        <w:t xml:space="preserve">    }</w:t>
+      </w:r>
+    </w:p>
+    <w:p/>
+    <w:p>
+      <w:r>
+        <w:t xml:space="preserve">    </w:t>
+      </w:r>
+      <w:proofErr w:type="gramStart"/>
+      <w:r>
+        <w:t>function</w:t>
+      </w:r>
+      <w:proofErr w:type="gramEnd"/>
+      <w:r>
+        <w:t xml:space="preserve"> </w:t>
+      </w:r>
+      <w:proofErr w:type="spellStart"/>
+      <w:r>
+        <w:t>isEmailOwner</w:t>
+      </w:r>
+      <w:proofErr w:type="spellEnd"/>
+      <w:r>
+        <w:t>(email) {</w:t>
+      </w:r>
+    </w:p>
+    <w:p>
+      <w:r>
+        <w:t xml:space="preserve">      </w:t>
+      </w:r>
+      <w:proofErr w:type="gramStart"/>
+      <w:r>
+        <w:t>return</w:t>
+      </w:r>
+      <w:proofErr w:type="gramEnd"/>
+      <w:r>
+        <w:t xml:space="preserve"> </w:t>
+      </w:r>
+      <w:proofErr w:type="spellStart"/>
+      <w:r>
+        <w:t>signedIn</w:t>
+      </w:r>
+      <w:proofErr w:type="spellEnd"/>
+      <w:r>
+        <w:t xml:space="preserve">() &amp;&amp; </w:t>
+      </w:r>
+      <w:proofErr w:type="spellStart"/>
+      <w:r>
+        <w:t>request.auth.token.email</w:t>
+      </w:r>
+      <w:proofErr w:type="spellEnd"/>
+      <w:r>
+        <w:t xml:space="preserve"> == email;</w:t>
+      </w:r>
+    </w:p>
+    <w:p>
+      <w:r>
+        <w:t xml:space="preserve">    }</w:t>
+      </w:r>
+    </w:p>
+    <w:p/>
+    <w:p>
+      <w:r>
+        <w:t xml:space="preserve">    </w:t>
+      </w:r>
+      <w:proofErr w:type="gramStart"/>
+      <w:r>
+        <w:t>function</w:t>
+      </w:r>
+      <w:proofErr w:type="gramEnd"/>
+      <w:r>
+        <w:t xml:space="preserve"> </w:t>
+      </w:r>
+      <w:proofErr w:type="spellStart"/>
+      <w:r>
+        <w:t>isChatParticipant</w:t>
+      </w:r>
+      <w:proofErr w:type="spellEnd"/>
+      <w:r>
+        <w:t>(</w:t>
+      </w:r>
+      <w:proofErr w:type="spellStart"/>
+      <w:r>
+        <w:t>chatId</w:t>
+      </w:r>
+      <w:proofErr w:type="spellEnd"/>
+      <w:r>
+        <w:t>) {</w:t>
+      </w:r>
+    </w:p>
+    <w:p>
+      <w:r>
+        <w:t xml:space="preserve">      </w:t>
+      </w:r>
+      <w:proofErr w:type="gramStart"/>
+      <w:r>
+        <w:t>return</w:t>
+      </w:r>
+      <w:proofErr w:type="gramEnd"/>
+      <w:r>
+        <w:t xml:space="preserve"> get(/databases/$(database)/documents/chats/$(chatId)).data.customerEmail == </w:t>
+      </w:r>
+      <w:proofErr w:type="spellStart"/>
+      <w:r>
+        <w:t>request.auth.token.email</w:t>
+      </w:r>
+      <w:proofErr w:type="spellEnd"/>
+    </w:p>
+    <w:p>
+      <w:r>
+        <w:t xml:space="preserve">          || </w:t>
+      </w:r>
+      <w:proofErr w:type="gramStart"/>
+      <w:r>
+        <w:t>get(</w:t>
+      </w:r>
+      <w:proofErr w:type="gramEnd"/>
+      <w:r>
+        <w:t xml:space="preserve">/databases/$(database)/documents/chats/$(chatId)).data.sellerId == </w:t>
+      </w:r>
+      <w:proofErr w:type="spellStart"/>
+      <w:r>
+        <w:t>request.auth.uid</w:t>
+      </w:r>
+      <w:proofErr w:type="spellEnd"/>
+      <w:r>
+        <w:t>;</w:t>
+      </w:r>
+    </w:p>
+    <w:p>
+      <w:r>
+        <w:t xml:space="preserve">    }</w:t>
+      </w:r>
+    </w:p>
+    <w:p/>
+    <w:p>
+      <w:r>
+        <w:lastRenderedPageBreak/>
+        <w:t xml:space="preserve">    // ---------- products (public catalog) ----------</w:t>
+      </w:r>
+    </w:p>
+    <w:p>
+      <w:r>
+        <w:t xml:space="preserve">    </w:t>
+      </w:r>
+      <w:proofErr w:type="gramStart"/>
+      <w:r>
+        <w:t>match</w:t>
+      </w:r>
+      <w:proofErr w:type="gramEnd"/>
+      <w:r>
+        <w:t xml:space="preserve"> /products/{id} {</w:t>
+      </w:r>
+    </w:p>
+    <w:p>
+      <w:r>
+        <w:t xml:space="preserve">      </w:t>
+      </w:r>
+      <w:proofErr w:type="gramStart"/>
+      <w:r>
+        <w:t>allow</w:t>
+      </w:r>
+      <w:proofErr w:type="gramEnd"/>
+      <w:r>
+        <w:t xml:space="preserve"> read: if true;</w:t>
+      </w:r>
+    </w:p>
+    <w:p/>
+    <w:p>
+      <w:r>
+        <w:t xml:space="preserve">      </w:t>
+      </w:r>
+      <w:proofErr w:type="gramStart"/>
+      <w:r>
+        <w:t>allow</w:t>
+      </w:r>
+      <w:proofErr w:type="gramEnd"/>
+      <w:r>
+        <w:t xml:space="preserve"> create: if </w:t>
+      </w:r>
+      <w:proofErr w:type="spellStart"/>
+      <w:r>
+        <w:t>signedIn</w:t>
+      </w:r>
+      <w:proofErr w:type="spellEnd"/>
+      <w:r>
+        <w:t>()</w:t>
+      </w:r>
+    </w:p>
+    <w:p>
+      <w:r>
+        <w:t xml:space="preserve">        &amp;&amp; </w:t>
+      </w:r>
+      <w:proofErr w:type="spellStart"/>
+      <w:r>
+        <w:t>request.resource.data.vendorId</w:t>
+      </w:r>
+      <w:proofErr w:type="spellEnd"/>
+      <w:r>
+        <w:t xml:space="preserve"> == </w:t>
+      </w:r>
+      <w:proofErr w:type="spellStart"/>
+      <w:r>
+        <w:t>request.auth.uid</w:t>
+      </w:r>
+      <w:proofErr w:type="spellEnd"/>
+      <w:r>
+        <w:t>;</w:t>
+      </w:r>
+    </w:p>
+    <w:p/>
+    <w:p>
+      <w:r>
+        <w:t xml:space="preserve">      </w:t>
+      </w:r>
+      <w:proofErr w:type="gramStart"/>
+      <w:r>
+        <w:t>allow</w:t>
+      </w:r>
+      <w:proofErr w:type="gramEnd"/>
+      <w:r>
+        <w:t xml:space="preserve"> update: if </w:t>
+      </w:r>
+      <w:proofErr w:type="spellStart"/>
+      <w:r>
+        <w:t>isAdmin</w:t>
+      </w:r>
+      <w:proofErr w:type="spellEnd"/>
+      <w:r>
+        <w:t>()</w:t>
+      </w:r>
+    </w:p>
+    <w:p>
+      <w:r>
+        <w:t xml:space="preserve">        || (</w:t>
+      </w:r>
+      <w:proofErr w:type="spellStart"/>
+      <w:proofErr w:type="gramStart"/>
+      <w:r>
+        <w:t>signedIn</w:t>
+      </w:r>
+      <w:proofErr w:type="spellEnd"/>
+      <w:r>
+        <w:t>(</w:t>
+      </w:r>
+      <w:proofErr w:type="gramEnd"/>
+      <w:r>
+        <w:t xml:space="preserve">) &amp;&amp; </w:t>
+      </w:r>
+      <w:proofErr w:type="spellStart"/>
+      <w:r>
+        <w:t>resource.data.vendorId</w:t>
+      </w:r>
+      <w:proofErr w:type="spellEnd"/>
+      <w:r>
+        <w:t xml:space="preserve"> == </w:t>
+      </w:r>
+      <w:proofErr w:type="spellStart"/>
+      <w:r>
+        <w:t>request.auth.uid</w:t>
+      </w:r>
+      <w:proofErr w:type="spellEnd"/>
+      <w:r>
+        <w:t>)</w:t>
+      </w:r>
+    </w:p>
+    <w:p>
+      <w:r>
+        <w:t xml:space="preserve">        || (</w:t>
+      </w:r>
+      <w:proofErr w:type="spellStart"/>
+      <w:proofErr w:type="gramStart"/>
+      <w:r>
+        <w:t>signedIn</w:t>
+      </w:r>
+      <w:proofErr w:type="spellEnd"/>
+      <w:r>
+        <w:t>()</w:t>
+      </w:r>
+      <w:proofErr w:type="gramEnd"/>
+    </w:p>
+    <w:p>
+      <w:r>
+        <w:t xml:space="preserve">            &amp;&amp; </w:t>
+      </w:r>
+      <w:proofErr w:type="spellStart"/>
+      <w:proofErr w:type="gramStart"/>
+      <w:r>
+        <w:t>request.resource.data.diff</w:t>
+      </w:r>
+      <w:proofErr w:type="spellEnd"/>
+      <w:r>
+        <w:t>(</w:t>
+      </w:r>
+      <w:proofErr w:type="spellStart"/>
+      <w:proofErr w:type="gramEnd"/>
+      <w:r>
+        <w:t>resource.data</w:t>
+      </w:r>
+      <w:proofErr w:type="spellEnd"/>
+      <w:r>
+        <w:t>)</w:t>
+      </w:r>
+    </w:p>
+    <w:p>
+      <w:r>
+        <w:t xml:space="preserve">                 .</w:t>
+      </w:r>
+      <w:proofErr w:type="spellStart"/>
+      <w:proofErr w:type="gramStart"/>
+      <w:r>
+        <w:t>affectedKeys</w:t>
+      </w:r>
+      <w:proofErr w:type="spellEnd"/>
+      <w:r>
+        <w:t>(</w:t>
+      </w:r>
+      <w:proofErr w:type="gramEnd"/>
+      <w:r>
+        <w:t>).</w:t>
+      </w:r>
+      <w:proofErr w:type="spellStart"/>
+      <w:r>
+        <w:t>hasOnly</w:t>
+      </w:r>
+      <w:proofErr w:type="spellEnd"/>
+      <w:r>
+        <w:t>(['stock', 'sales']));</w:t>
+      </w:r>
+    </w:p>
+    <w:p/>
+    <w:p>
+      <w:r>
+        <w:t xml:space="preserve">      </w:t>
+      </w:r>
+      <w:proofErr w:type="gramStart"/>
+      <w:r>
+        <w:t>allow</w:t>
+      </w:r>
+      <w:proofErr w:type="gramEnd"/>
+      <w:r>
+        <w:t xml:space="preserve"> delete: if </w:t>
+      </w:r>
+      <w:proofErr w:type="spellStart"/>
+      <w:r>
+        <w:t>isAdmin</w:t>
+      </w:r>
+      <w:proofErr w:type="spellEnd"/>
+      <w:r>
+        <w:t>()</w:t>
+      </w:r>
+    </w:p>
+    <w:p>
+      <w:r>
+        <w:t xml:space="preserve">        || (</w:t>
+      </w:r>
+      <w:proofErr w:type="spellStart"/>
+      <w:proofErr w:type="gramStart"/>
+      <w:r>
+        <w:t>signedIn</w:t>
+      </w:r>
+      <w:proofErr w:type="spellEnd"/>
+      <w:r>
+        <w:t>(</w:t>
+      </w:r>
+      <w:proofErr w:type="gramEnd"/>
+      <w:r>
+        <w:t xml:space="preserve">) &amp;&amp; </w:t>
+      </w:r>
+      <w:proofErr w:type="spellStart"/>
+      <w:r>
+        <w:t>resource.data.vendorId</w:t>
+      </w:r>
+      <w:proofErr w:type="spellEnd"/>
+      <w:r>
+        <w:t xml:space="preserve"> == </w:t>
+      </w:r>
+      <w:proofErr w:type="spellStart"/>
+      <w:r>
+        <w:t>request.auth.uid</w:t>
+      </w:r>
+      <w:proofErr w:type="spellEnd"/>
+      <w:r>
+        <w:t>);</w:t>
+      </w:r>
+    </w:p>
+    <w:p>
+      <w:r>
+        <w:t xml:space="preserve">    }</w:t>
+      </w:r>
+    </w:p>
+    <w:p/>
+    <w:p>
+      <w:r>
+        <w:t xml:space="preserve">    // ---------- vendors (PUBLIC fields only) ----------</w:t>
+      </w:r>
+    </w:p>
+    <w:p>
+      <w:r>
+        <w:t xml:space="preserve">    </w:t>
+      </w:r>
+      <w:proofErr w:type="gramStart"/>
+      <w:r>
+        <w:t>match</w:t>
+      </w:r>
+      <w:proofErr w:type="gramEnd"/>
+      <w:r>
+        <w:t xml:space="preserve"> /vendors/{id} {</w:t>
+      </w:r>
+    </w:p>
+    <w:p>
+      <w:r>
+        <w:t xml:space="preserve">      </w:t>
+      </w:r>
+      <w:proofErr w:type="gramStart"/>
+      <w:r>
+        <w:t>allow</w:t>
+      </w:r>
+      <w:proofErr w:type="gramEnd"/>
+      <w:r>
+        <w:t xml:space="preserve"> read: if true;</w:t>
+      </w:r>
+    </w:p>
+    <w:p>
+      <w:r>
+        <w:t xml:space="preserve">      </w:t>
+      </w:r>
+      <w:proofErr w:type="gramStart"/>
+      <w:r>
+        <w:t>allow</w:t>
+      </w:r>
+      <w:proofErr w:type="gramEnd"/>
+      <w:r>
+        <w:t xml:space="preserve"> create: if </w:t>
+      </w:r>
+      <w:proofErr w:type="spellStart"/>
+      <w:r>
+        <w:t>signedIn</w:t>
+      </w:r>
+      <w:proofErr w:type="spellEnd"/>
+      <w:r>
+        <w:t>()</w:t>
+      </w:r>
+    </w:p>
+    <w:p>
+      <w:r>
+        <w:t xml:space="preserve">        &amp;&amp; </w:t>
+      </w:r>
+      <w:proofErr w:type="spellStart"/>
+      <w:r>
+        <w:t>request.resource.data.uid</w:t>
+      </w:r>
+      <w:proofErr w:type="spellEnd"/>
+      <w:r>
+        <w:t xml:space="preserve"> == </w:t>
+      </w:r>
+      <w:proofErr w:type="spellStart"/>
+      <w:r>
+        <w:t>request.auth.uid</w:t>
+      </w:r>
+      <w:proofErr w:type="spellEnd"/>
+      <w:r>
+        <w:t>;</w:t>
+      </w:r>
+    </w:p>
+    <w:p>
+      <w:r>
+        <w:t xml:space="preserve">      </w:t>
+      </w:r>
+      <w:proofErr w:type="gramStart"/>
+      <w:r>
+        <w:t>allow</w:t>
+      </w:r>
+      <w:proofErr w:type="gramEnd"/>
+      <w:r>
+        <w:t xml:space="preserve"> update: if </w:t>
+      </w:r>
+      <w:proofErr w:type="spellStart"/>
+      <w:r>
+        <w:t>isAdmin</w:t>
+      </w:r>
+      <w:proofErr w:type="spellEnd"/>
+      <w:r>
+        <w:t>()</w:t>
+      </w:r>
+    </w:p>
+    <w:p>
+      <w:r>
+        <w:t xml:space="preserve">        || (</w:t>
+      </w:r>
+      <w:proofErr w:type="spellStart"/>
+      <w:proofErr w:type="gramStart"/>
+      <w:r>
+        <w:t>signedIn</w:t>
+      </w:r>
+      <w:proofErr w:type="spellEnd"/>
+      <w:r>
+        <w:t>(</w:t>
+      </w:r>
+      <w:proofErr w:type="gramEnd"/>
+      <w:r>
+        <w:t xml:space="preserve">) &amp;&amp; </w:t>
+      </w:r>
+      <w:proofErr w:type="spellStart"/>
+      <w:r>
+        <w:t>resource.data.uid</w:t>
+      </w:r>
+      <w:proofErr w:type="spellEnd"/>
+      <w:r>
+        <w:t xml:space="preserve"> == </w:t>
+      </w:r>
+      <w:proofErr w:type="spellStart"/>
+      <w:r>
+        <w:t>request.auth.uid</w:t>
+      </w:r>
+      <w:proofErr w:type="spellEnd"/>
+      <w:r>
+        <w:t>);</w:t>
+      </w:r>
+    </w:p>
+    <w:p>
+      <w:r>
+        <w:t xml:space="preserve">      </w:t>
+      </w:r>
+      <w:proofErr w:type="gramStart"/>
+      <w:r>
+        <w:t>allow</w:t>
+      </w:r>
+      <w:proofErr w:type="gramEnd"/>
+      <w:r>
+        <w:t xml:space="preserve"> delete: if </w:t>
+      </w:r>
+      <w:proofErr w:type="spellStart"/>
+      <w:r>
+        <w:t>isAdmin</w:t>
+      </w:r>
+      <w:proofErr w:type="spellEnd"/>
+      <w:r>
+        <w:t>();</w:t>
+      </w:r>
+    </w:p>
+    <w:p>
+      <w:r>
+        <w:lastRenderedPageBreak/>
+        <w:t xml:space="preserve">    }</w:t>
+      </w:r>
+    </w:p>
+    <w:p/>
+    <w:p>
+      <w:r>
+        <w:t xml:space="preserve">    // ---------- </w:t>
+      </w:r>
+      <w:proofErr w:type="spellStart"/>
+      <w:r>
+        <w:t>vendor_private</w:t>
+      </w:r>
+      <w:proofErr w:type="spellEnd"/>
+      <w:r>
+        <w:t xml:space="preserve"> (bank + KYC) ----------</w:t>
+      </w:r>
+    </w:p>
+    <w:p>
+      <w:r>
+        <w:t xml:space="preserve">    </w:t>
+      </w:r>
+      <w:proofErr w:type="gramStart"/>
+      <w:r>
+        <w:t>match</w:t>
+      </w:r>
+      <w:proofErr w:type="gramEnd"/>
+      <w:r>
+        <w:t xml:space="preserve"> /</w:t>
+      </w:r>
+      <w:proofErr w:type="spellStart"/>
+      <w:r>
+        <w:t>vendor_private</w:t>
+      </w:r>
+      <w:proofErr w:type="spellEnd"/>
+      <w:r>
+        <w:t>/{</w:t>
+      </w:r>
+      <w:proofErr w:type="spellStart"/>
+      <w:r>
+        <w:t>uid</w:t>
+      </w:r>
+      <w:proofErr w:type="spellEnd"/>
+      <w:r>
+        <w:t>} {</w:t>
+      </w:r>
+    </w:p>
+    <w:p>
+      <w:r>
+        <w:t xml:space="preserve">      </w:t>
+      </w:r>
+      <w:proofErr w:type="gramStart"/>
+      <w:r>
+        <w:t>allow</w:t>
+      </w:r>
+      <w:proofErr w:type="gramEnd"/>
+      <w:r>
+        <w:t xml:space="preserve"> read, write: if </w:t>
+      </w:r>
+      <w:proofErr w:type="spellStart"/>
+      <w:r>
+        <w:t>isAdmin</w:t>
+      </w:r>
+      <w:proofErr w:type="spellEnd"/>
+      <w:r>
+        <w:t>()</w:t>
+      </w:r>
+    </w:p>
+    <w:p>
+      <w:r>
+        <w:t xml:space="preserve">        || (</w:t>
+      </w:r>
+      <w:proofErr w:type="spellStart"/>
+      <w:proofErr w:type="gramStart"/>
+      <w:r>
+        <w:t>signedIn</w:t>
+      </w:r>
+      <w:proofErr w:type="spellEnd"/>
+      <w:r>
+        <w:t>(</w:t>
+      </w:r>
+      <w:proofErr w:type="gramEnd"/>
+      <w:r>
+        <w:t xml:space="preserve">) &amp;&amp; </w:t>
+      </w:r>
+      <w:proofErr w:type="spellStart"/>
+      <w:r>
+        <w:t>request.auth.uid</w:t>
+      </w:r>
+      <w:proofErr w:type="spellEnd"/>
+      <w:r>
+        <w:t xml:space="preserve"> == </w:t>
+      </w:r>
+      <w:proofErr w:type="spellStart"/>
+      <w:r>
+        <w:t>uid</w:t>
+      </w:r>
+      <w:proofErr w:type="spellEnd"/>
+      <w:r>
+        <w:t>);</w:t>
+      </w:r>
+    </w:p>
+    <w:p>
+      <w:r>
+        <w:t xml:space="preserve">    }</w:t>
+      </w:r>
+    </w:p>
+    <w:p/>
+    <w:p>
+      <w:r>
+        <w:t xml:space="preserve">    // ---------- users ----------</w:t>
+      </w:r>
+    </w:p>
+    <w:p>
+      <w:r>
+        <w:t xml:space="preserve">    </w:t>
+      </w:r>
+      <w:proofErr w:type="gramStart"/>
+      <w:r>
+        <w:t>match</w:t>
+      </w:r>
+      <w:proofErr w:type="gramEnd"/>
+      <w:r>
+        <w:t xml:space="preserve"> /users/{</w:t>
+      </w:r>
+      <w:proofErr w:type="spellStart"/>
+      <w:r>
+        <w:t>userId</w:t>
+      </w:r>
+      <w:proofErr w:type="spellEnd"/>
+      <w:r>
+        <w:t>} {</w:t>
+      </w:r>
+    </w:p>
+    <w:p>
+      <w:r>
+        <w:t xml:space="preserve">      </w:t>
+      </w:r>
+      <w:proofErr w:type="gramStart"/>
+      <w:r>
+        <w:t>allow</w:t>
+      </w:r>
+      <w:proofErr w:type="gramEnd"/>
+      <w:r>
+        <w:t xml:space="preserve"> read: if </w:t>
+      </w:r>
+      <w:proofErr w:type="spellStart"/>
+      <w:r>
+        <w:t>isAdmin</w:t>
+      </w:r>
+      <w:proofErr w:type="spellEnd"/>
+      <w:r>
+        <w:t>()</w:t>
+      </w:r>
+    </w:p>
+    <w:p>
+      <w:r>
+        <w:t xml:space="preserve">        || (</w:t>
+      </w:r>
+      <w:proofErr w:type="spellStart"/>
+      <w:proofErr w:type="gramStart"/>
+      <w:r>
+        <w:t>signedIn</w:t>
+      </w:r>
+      <w:proofErr w:type="spellEnd"/>
+      <w:r>
+        <w:t>(</w:t>
+      </w:r>
+      <w:proofErr w:type="gramEnd"/>
+      <w:r>
+        <w:t xml:space="preserve">) &amp;&amp; </w:t>
+      </w:r>
+      <w:proofErr w:type="spellStart"/>
+      <w:r>
+        <w:t>request.auth.uid</w:t>
+      </w:r>
+      <w:proofErr w:type="spellEnd"/>
+      <w:r>
+        <w:t xml:space="preserve"> == </w:t>
+      </w:r>
+      <w:proofErr w:type="spellStart"/>
+      <w:r>
+        <w:t>userId</w:t>
+      </w:r>
+      <w:proofErr w:type="spellEnd"/>
+      <w:r>
+        <w:t>);</w:t>
+      </w:r>
+    </w:p>
+    <w:p>
+      <w:r>
+        <w:t xml:space="preserve">      </w:t>
+      </w:r>
+      <w:proofErr w:type="gramStart"/>
+      <w:r>
+        <w:t>allow</w:t>
+      </w:r>
+      <w:proofErr w:type="gramEnd"/>
+      <w:r>
+        <w:t xml:space="preserve"> create: if </w:t>
+      </w:r>
+      <w:proofErr w:type="spellStart"/>
+      <w:r>
+        <w:t>signedIn</w:t>
+      </w:r>
+      <w:proofErr w:type="spellEnd"/>
+      <w:r>
+        <w:t xml:space="preserve">() &amp;&amp; </w:t>
+      </w:r>
+      <w:proofErr w:type="spellStart"/>
+      <w:r>
+        <w:t>request.auth.uid</w:t>
+      </w:r>
+      <w:proofErr w:type="spellEnd"/>
+      <w:r>
+        <w:t xml:space="preserve"> == </w:t>
+      </w:r>
+      <w:proofErr w:type="spellStart"/>
+      <w:r>
+        <w:t>userId</w:t>
+      </w:r>
+      <w:proofErr w:type="spellEnd"/>
+      <w:r>
+        <w:t>;</w:t>
+      </w:r>
+    </w:p>
+    <w:p>
+      <w:r>
+        <w:t xml:space="preserve">      </w:t>
+      </w:r>
+      <w:proofErr w:type="gramStart"/>
+      <w:r>
+        <w:t>allow</w:t>
+      </w:r>
+      <w:proofErr w:type="gramEnd"/>
+      <w:r>
+        <w:t xml:space="preserve"> update: if </w:t>
+      </w:r>
+      <w:proofErr w:type="spellStart"/>
+      <w:r>
+        <w:t>isAdmin</w:t>
+      </w:r>
+      <w:proofErr w:type="spellEnd"/>
+      <w:r>
+        <w:t>()</w:t>
+      </w:r>
+    </w:p>
+    <w:p>
+      <w:r>
+        <w:t xml:space="preserve">        || (</w:t>
+      </w:r>
+      <w:proofErr w:type="spellStart"/>
+      <w:proofErr w:type="gramStart"/>
+      <w:r>
+        <w:t>signedIn</w:t>
+      </w:r>
+      <w:proofErr w:type="spellEnd"/>
+      <w:r>
+        <w:t>(</w:t>
+      </w:r>
+      <w:proofErr w:type="gramEnd"/>
+      <w:r>
+        <w:t xml:space="preserve">) &amp;&amp; </w:t>
+      </w:r>
+      <w:proofErr w:type="spellStart"/>
+      <w:r>
+        <w:t>request.auth.uid</w:t>
+      </w:r>
+      <w:proofErr w:type="spellEnd"/>
+      <w:r>
+        <w:t xml:space="preserve"> == </w:t>
+      </w:r>
+      <w:proofErr w:type="spellStart"/>
+      <w:r>
+        <w:t>userId</w:t>
+      </w:r>
+      <w:proofErr w:type="spellEnd"/>
+      <w:r>
+        <w:t>);</w:t>
+      </w:r>
+    </w:p>
+    <w:p>
+      <w:r>
+        <w:t xml:space="preserve">      </w:t>
+      </w:r>
+      <w:proofErr w:type="gramStart"/>
+      <w:r>
+        <w:t>allow</w:t>
+      </w:r>
+      <w:proofErr w:type="gramEnd"/>
+      <w:r>
+        <w:t xml:space="preserve"> delete: if </w:t>
+      </w:r>
+      <w:proofErr w:type="spellStart"/>
+      <w:r>
+        <w:t>isAdmin</w:t>
+      </w:r>
+      <w:proofErr w:type="spellEnd"/>
+      <w:r>
+        <w:t>();</w:t>
+      </w:r>
+    </w:p>
+    <w:p>
+      <w:r>
+        <w:t xml:space="preserve">    }</w:t>
+      </w:r>
+    </w:p>
+    <w:p/>
+    <w:p>
+      <w:r>
+        <w:t xml:space="preserve">    // ---------- orders ----------</w:t>
+      </w:r>
+    </w:p>
+    <w:p>
+      <w:r>
+        <w:t xml:space="preserve">    </w:t>
+      </w:r>
+      <w:proofErr w:type="gramStart"/>
+      <w:r>
+        <w:t>match</w:t>
+      </w:r>
+      <w:proofErr w:type="gramEnd"/>
+      <w:r>
+        <w:t xml:space="preserve"> /orders/{</w:t>
+      </w:r>
+      <w:proofErr w:type="spellStart"/>
+      <w:r>
+        <w:t>orderId</w:t>
+      </w:r>
+      <w:proofErr w:type="spellEnd"/>
+      <w:r>
+        <w:t>} {</w:t>
+      </w:r>
+    </w:p>
+    <w:p>
+      <w:r>
+        <w:t xml:space="preserve">      </w:t>
+      </w:r>
+      <w:proofErr w:type="gramStart"/>
+      <w:r>
+        <w:t>allow</w:t>
+      </w:r>
+      <w:proofErr w:type="gramEnd"/>
+      <w:r>
+        <w:t xml:space="preserve"> read: if </w:t>
+      </w:r>
+      <w:proofErr w:type="spellStart"/>
+      <w:r>
+        <w:t>isAdmin</w:t>
+      </w:r>
+      <w:proofErr w:type="spellEnd"/>
+      <w:r>
+        <w:t>()</w:t>
+      </w:r>
+    </w:p>
+    <w:p>
+      <w:r>
+        <w:t xml:space="preserve">        || </w:t>
+      </w:r>
+      <w:proofErr w:type="spellStart"/>
+      <w:proofErr w:type="gramStart"/>
+      <w:r>
+        <w:t>isEmailOwner</w:t>
+      </w:r>
+      <w:proofErr w:type="spellEnd"/>
+      <w:r>
+        <w:t>(</w:t>
+      </w:r>
+      <w:proofErr w:type="spellStart"/>
+      <w:proofErr w:type="gramEnd"/>
+      <w:r>
+        <w:t>resource.data.userEmail</w:t>
+      </w:r>
+      <w:proofErr w:type="spellEnd"/>
+      <w:r>
+        <w:t>)</w:t>
+      </w:r>
+    </w:p>
+    <w:p>
+      <w:r>
+        <w:t xml:space="preserve">        || (</w:t>
+      </w:r>
+      <w:proofErr w:type="spellStart"/>
+      <w:proofErr w:type="gramStart"/>
+      <w:r>
+        <w:t>signedIn</w:t>
+      </w:r>
+      <w:proofErr w:type="spellEnd"/>
+      <w:r>
+        <w:t>()</w:t>
+      </w:r>
+      <w:proofErr w:type="gramEnd"/>
+    </w:p>
+    <w:p>
+      <w:r>
+        <w:t xml:space="preserve">            &amp;&amp; '</w:t>
+      </w:r>
+      <w:proofErr w:type="spellStart"/>
+      <w:r>
+        <w:t>vendorIds</w:t>
+      </w:r>
+      <w:proofErr w:type="spellEnd"/>
+      <w:r>
+        <w:t xml:space="preserve">' in </w:t>
+      </w:r>
+      <w:proofErr w:type="spellStart"/>
+      <w:r>
+        <w:t>resource.data</w:t>
+      </w:r>
+      <w:proofErr w:type="spellEnd"/>
+    </w:p>
+    <w:p>
+      <w:r>
+        <w:t xml:space="preserve">            &amp;&amp; </w:t>
+      </w:r>
+      <w:proofErr w:type="spellStart"/>
+      <w:r>
+        <w:t>request.auth.uid</w:t>
+      </w:r>
+      <w:proofErr w:type="spellEnd"/>
+      <w:r>
+        <w:t xml:space="preserve"> in </w:t>
+      </w:r>
+      <w:proofErr w:type="spellStart"/>
+      <w:r>
+        <w:t>resource.data.vendorIds</w:t>
+      </w:r>
+      <w:proofErr w:type="spellEnd"/>
+      <w:r>
+        <w:t>);</w:t>
+      </w:r>
+    </w:p>
+    <w:p/>
+    <w:p>
+      <w:r>
+        <w:t xml:space="preserve">      </w:t>
+      </w:r>
+      <w:proofErr w:type="gramStart"/>
+      <w:r>
+        <w:t>allow</w:t>
+      </w:r>
+      <w:proofErr w:type="gramEnd"/>
+      <w:r>
+        <w:t xml:space="preserve"> create: if </w:t>
+      </w:r>
+      <w:proofErr w:type="spellStart"/>
+      <w:r>
+        <w:t>signedIn</w:t>
+      </w:r>
+      <w:proofErr w:type="spellEnd"/>
+      <w:r>
+        <w:t>()</w:t>
+      </w:r>
+    </w:p>
+    <w:p>
+      <w:r>
+        <w:t xml:space="preserve">        &amp;&amp; </w:t>
+      </w:r>
+      <w:proofErr w:type="spellStart"/>
+      <w:r>
+        <w:t>request.resource.data.userEmail</w:t>
+      </w:r>
+      <w:proofErr w:type="spellEnd"/>
+      <w:r>
+        <w:t xml:space="preserve"> == </w:t>
+      </w:r>
+      <w:proofErr w:type="spellStart"/>
+      <w:r>
+        <w:t>request.auth.token.email</w:t>
+      </w:r>
+      <w:proofErr w:type="spellEnd"/>
+      <w:r>
+        <w:t>;</w:t>
+      </w:r>
+    </w:p>
+    <w:p/>
+    <w:p>
+      <w:r>
+        <w:t xml:space="preserve">      </w:t>
+      </w:r>
+      <w:proofErr w:type="gramStart"/>
+      <w:r>
+        <w:t>allow</w:t>
+      </w:r>
+      <w:proofErr w:type="gramEnd"/>
+      <w:r>
+        <w:t xml:space="preserve"> update: if </w:t>
+      </w:r>
+      <w:proofErr w:type="spellStart"/>
+      <w:r>
+        <w:t>isAdmin</w:t>
+      </w:r>
+      <w:proofErr w:type="spellEnd"/>
+      <w:r>
+        <w:t>()</w:t>
+      </w:r>
+    </w:p>
+    <w:p>
+      <w:r>
+        <w:t xml:space="preserve">        || (</w:t>
+      </w:r>
+      <w:proofErr w:type="spellStart"/>
+      <w:proofErr w:type="gramStart"/>
+      <w:r>
+        <w:t>signedIn</w:t>
+      </w:r>
+      <w:proofErr w:type="spellEnd"/>
+      <w:r>
+        <w:t>()</w:t>
+      </w:r>
+      <w:proofErr w:type="gramEnd"/>
+    </w:p>
+    <w:p>
+      <w:r>
+        <w:t xml:space="preserve">            &amp;&amp; '</w:t>
+      </w:r>
+      <w:proofErr w:type="spellStart"/>
+      <w:r>
+        <w:t>vendorIds</w:t>
+      </w:r>
+      <w:proofErr w:type="spellEnd"/>
+      <w:r>
+        <w:t xml:space="preserve">' in </w:t>
+      </w:r>
+      <w:proofErr w:type="spellStart"/>
+      <w:r>
+        <w:t>resource.data</w:t>
+      </w:r>
+      <w:proofErr w:type="spellEnd"/>
+    </w:p>
+    <w:p>
+      <w:r>
+        <w:t xml:space="preserve">            &amp;&amp; </w:t>
+      </w:r>
+      <w:proofErr w:type="spellStart"/>
+      <w:r>
+        <w:t>request.auth.uid</w:t>
+      </w:r>
+      <w:proofErr w:type="spellEnd"/>
+      <w:r>
+        <w:t xml:space="preserve"> in </w:t>
+      </w:r>
+      <w:proofErr w:type="spellStart"/>
+      <w:r>
+        <w:t>resource.data.vendorIds</w:t>
+      </w:r>
+      <w:proofErr w:type="spellEnd"/>
+      <w:r>
+        <w:t>)</w:t>
+      </w:r>
+    </w:p>
+    <w:p>
+      <w:r>
+        <w:t xml:space="preserve">        || </w:t>
+      </w:r>
+      <w:proofErr w:type="spellStart"/>
+      <w:proofErr w:type="gramStart"/>
+      <w:r>
+        <w:t>isEmailOwner</w:t>
+      </w:r>
+      <w:proofErr w:type="spellEnd"/>
+      <w:r>
+        <w:t>(</w:t>
+      </w:r>
+      <w:proofErr w:type="spellStart"/>
+      <w:proofErr w:type="gramEnd"/>
+      <w:r>
+        <w:t>resource.data.userEmail</w:t>
+      </w:r>
+      <w:proofErr w:type="spellEnd"/>
+      <w:r>
+        <w:t>);</w:t>
+      </w:r>
+    </w:p>
+    <w:p/>
+    <w:p>
+      <w:r>
+        <w:t xml:space="preserve">      </w:t>
+      </w:r>
+      <w:proofErr w:type="gramStart"/>
+      <w:r>
+        <w:t>allow</w:t>
+      </w:r>
+      <w:proofErr w:type="gramEnd"/>
+      <w:r>
+        <w:t xml:space="preserve"> delete: if </w:t>
+      </w:r>
+      <w:proofErr w:type="spellStart"/>
+      <w:r>
+        <w:t>isAdmin</w:t>
+      </w:r>
+      <w:proofErr w:type="spellEnd"/>
+      <w:r>
+        <w:t>();</w:t>
+      </w:r>
+    </w:p>
+    <w:p>
+      <w:r>
+        <w:t xml:space="preserve">    }</w:t>
+      </w:r>
+    </w:p>
+    <w:p/>
+    <w:p>
+      <w:r>
+        <w:t xml:space="preserve">    // ---------- chats ----------</w:t>
+      </w:r>
+    </w:p>
+    <w:p>
+      <w:r>
+        <w:t xml:space="preserve">    </w:t>
+      </w:r>
+      <w:proofErr w:type="gramStart"/>
+      <w:r>
+        <w:t>match</w:t>
+      </w:r>
+      <w:proofErr w:type="gramEnd"/>
+      <w:r>
+        <w:t xml:space="preserve"> /chats/{</w:t>
+      </w:r>
+      <w:proofErr w:type="spellStart"/>
+      <w:r>
+        <w:t>chatId</w:t>
+      </w:r>
+      <w:proofErr w:type="spellEnd"/>
+      <w:r>
+        <w:t>} {</w:t>
+      </w:r>
+    </w:p>
+    <w:p>
+      <w:r>
+        <w:t xml:space="preserve">      </w:t>
+      </w:r>
+      <w:proofErr w:type="gramStart"/>
+      <w:r>
+        <w:t>allow</w:t>
+      </w:r>
+      <w:proofErr w:type="gramEnd"/>
+      <w:r>
+        <w:t xml:space="preserve"> read, update: if </w:t>
+      </w:r>
+      <w:proofErr w:type="spellStart"/>
+      <w:r>
+        <w:t>isAdmin</w:t>
+      </w:r>
+      <w:proofErr w:type="spellEnd"/>
+      <w:r>
+        <w:t>()</w:t>
+      </w:r>
+    </w:p>
+    <w:p>
+      <w:r>
+        <w:t xml:space="preserve">        || </w:t>
+      </w:r>
+      <w:proofErr w:type="spellStart"/>
+      <w:proofErr w:type="gramStart"/>
+      <w:r>
+        <w:t>isEmailOwner</w:t>
+      </w:r>
+      <w:proofErr w:type="spellEnd"/>
+      <w:r>
+        <w:t>(</w:t>
+      </w:r>
+      <w:proofErr w:type="spellStart"/>
+      <w:proofErr w:type="gramEnd"/>
+      <w:r>
+        <w:t>resource.data.customerEmail</w:t>
+      </w:r>
+      <w:proofErr w:type="spellEnd"/>
+      <w:r>
+        <w:t>)</w:t>
+      </w:r>
+    </w:p>
+    <w:p>
+      <w:r>
+        <w:t xml:space="preserve">        || (</w:t>
+      </w:r>
+      <w:proofErr w:type="spellStart"/>
+      <w:proofErr w:type="gramStart"/>
+      <w:r>
+        <w:t>signedIn</w:t>
+      </w:r>
+      <w:proofErr w:type="spellEnd"/>
+      <w:r>
+        <w:t>(</w:t>
+      </w:r>
+      <w:proofErr w:type="gramEnd"/>
+      <w:r>
+        <w:t xml:space="preserve">) &amp;&amp; </w:t>
+      </w:r>
+      <w:proofErr w:type="spellStart"/>
+      <w:r>
+        <w:t>request.auth.uid</w:t>
+      </w:r>
+      <w:proofErr w:type="spellEnd"/>
+      <w:r>
+        <w:t xml:space="preserve"> == </w:t>
+      </w:r>
+      <w:proofErr w:type="spellStart"/>
+      <w:r>
+        <w:t>resource.data.sellerId</w:t>
+      </w:r>
+      <w:proofErr w:type="spellEnd"/>
+      <w:r>
+        <w:t>);</w:t>
+      </w:r>
+    </w:p>
+    <w:p>
+      <w:r>
+        <w:t xml:space="preserve">      </w:t>
+      </w:r>
+      <w:proofErr w:type="gramStart"/>
+      <w:r>
+        <w:t>allow</w:t>
+      </w:r>
+      <w:proofErr w:type="gramEnd"/>
+      <w:r>
+        <w:t xml:space="preserve"> create: if </w:t>
+      </w:r>
+      <w:proofErr w:type="spellStart"/>
+      <w:r>
+        <w:t>signedIn</w:t>
+      </w:r>
+      <w:proofErr w:type="spellEnd"/>
+      <w:r>
+        <w:t>();</w:t>
+      </w:r>
+    </w:p>
+    <w:p>
+      <w:r>
+        <w:t xml:space="preserve">      </w:t>
+      </w:r>
+      <w:proofErr w:type="gramStart"/>
+      <w:r>
+        <w:t>allow</w:t>
+      </w:r>
+      <w:proofErr w:type="gramEnd"/>
+      <w:r>
+        <w:t xml:space="preserve"> delete: if </w:t>
+      </w:r>
+      <w:proofErr w:type="spellStart"/>
+      <w:r>
+        <w:t>isAdmin</w:t>
+      </w:r>
+      <w:proofErr w:type="spellEnd"/>
+      <w:r>
+        <w:t>();</w:t>
+      </w:r>
+    </w:p>
+    <w:p>
+      <w:r>
+        <w:t xml:space="preserve">    }</w:t>
+      </w:r>
+    </w:p>
+    <w:p/>
+    <w:p>
+      <w:r>
+        <w:t xml:space="preserve">    // ---------- messages ----------</w:t>
+      </w:r>
+    </w:p>
+    <w:p>
+      <w:r>
+        <w:t xml:space="preserve">    </w:t>
+      </w:r>
+      <w:proofErr w:type="gramStart"/>
+      <w:r>
+        <w:t>match</w:t>
+      </w:r>
+      <w:proofErr w:type="gramEnd"/>
+      <w:r>
+        <w:t xml:space="preserve"> /messages/{</w:t>
+      </w:r>
+      <w:proofErr w:type="spellStart"/>
+      <w:r>
+        <w:t>messageId</w:t>
+      </w:r>
+      <w:proofErr w:type="spellEnd"/>
+      <w:r>
+        <w:t>} {</w:t>
+      </w:r>
+    </w:p>
+    <w:p>
+      <w:r>
+        <w:t xml:space="preserve">      </w:t>
+      </w:r>
+      <w:proofErr w:type="gramStart"/>
+      <w:r>
+        <w:t>allow</w:t>
+      </w:r>
+      <w:proofErr w:type="gramEnd"/>
+      <w:r>
+        <w:t xml:space="preserve"> read: if </w:t>
+      </w:r>
+      <w:proofErr w:type="spellStart"/>
+      <w:r>
+        <w:t>isAdmin</w:t>
+      </w:r>
+      <w:proofErr w:type="spellEnd"/>
+      <w:r>
+        <w:t>()</w:t>
+      </w:r>
+    </w:p>
+    <w:p>
+      <w:r>
+        <w:lastRenderedPageBreak/>
+        <w:t xml:space="preserve">        || (</w:t>
+      </w:r>
+      <w:proofErr w:type="spellStart"/>
+      <w:proofErr w:type="gramStart"/>
+      <w:r>
+        <w:t>signedIn</w:t>
+      </w:r>
+      <w:proofErr w:type="spellEnd"/>
+      <w:r>
+        <w:t>(</w:t>
+      </w:r>
+      <w:proofErr w:type="gramEnd"/>
+      <w:r>
+        <w:t xml:space="preserve">) &amp;&amp; </w:t>
+      </w:r>
+      <w:proofErr w:type="spellStart"/>
+      <w:r>
+        <w:t>isChatParticipant</w:t>
+      </w:r>
+      <w:proofErr w:type="spellEnd"/>
+      <w:r>
+        <w:t>(</w:t>
+      </w:r>
+      <w:proofErr w:type="spellStart"/>
+      <w:r>
+        <w:t>resource.data.chatId</w:t>
+      </w:r>
+      <w:proofErr w:type="spellEnd"/>
+      <w:r>
+        <w:t>));</w:t>
+      </w:r>
+    </w:p>
+    <w:p>
+      <w:r>
+        <w:t xml:space="preserve">      </w:t>
+      </w:r>
+      <w:proofErr w:type="gramStart"/>
+      <w:r>
+        <w:t>allow</w:t>
+      </w:r>
+      <w:proofErr w:type="gramEnd"/>
+      <w:r>
+        <w:t xml:space="preserve"> create: if </w:t>
+      </w:r>
+      <w:proofErr w:type="spellStart"/>
+      <w:r>
+        <w:t>signedIn</w:t>
+      </w:r>
+      <w:proofErr w:type="spellEnd"/>
+      <w:r>
+        <w:t>()</w:t>
+      </w:r>
+    </w:p>
+    <w:p>
+      <w:r>
+        <w:t xml:space="preserve">        &amp;&amp; </w:t>
+      </w:r>
+      <w:proofErr w:type="spellStart"/>
+      <w:proofErr w:type="gramStart"/>
+      <w:r>
+        <w:t>isChatParticipant</w:t>
+      </w:r>
+      <w:proofErr w:type="spellEnd"/>
+      <w:r>
+        <w:t>(</w:t>
+      </w:r>
+      <w:proofErr w:type="spellStart"/>
+      <w:proofErr w:type="gramEnd"/>
+      <w:r>
+        <w:t>request.resource.data.chatId</w:t>
+      </w:r>
+      <w:proofErr w:type="spellEnd"/>
+      <w:r>
+        <w:t>);</w:t>
+      </w:r>
+    </w:p>
+    <w:p>
+      <w:r>
+        <w:t xml:space="preserve">      </w:t>
+      </w:r>
+      <w:proofErr w:type="gramStart"/>
+      <w:r>
+        <w:t>allow</w:t>
+      </w:r>
+      <w:proofErr w:type="gramEnd"/>
+      <w:r>
+        <w:t xml:space="preserve"> update, delete: if </w:t>
+      </w:r>
+      <w:proofErr w:type="spellStart"/>
+      <w:r>
+        <w:t>isAdmin</w:t>
+      </w:r>
+      <w:proofErr w:type="spellEnd"/>
+      <w:r>
+        <w:t>();</w:t>
+      </w:r>
+    </w:p>
+    <w:p>
+      <w:r>
+        <w:t xml:space="preserve">    }</w:t>
+      </w:r>
+    </w:p>
+    <w:p/>
+    <w:p>
+      <w:r>
+        <w:t xml:space="preserve">    // ---------- coupons (public read so checkout can validate) ----------</w:t>
+      </w:r>
+    </w:p>
+    <w:p>
+      <w:r>
+        <w:t xml:space="preserve">    </w:t>
+      </w:r>
+      <w:proofErr w:type="gramStart"/>
+      <w:r>
+        <w:t>match</w:t>
+      </w:r>
+      <w:proofErr w:type="gramEnd"/>
+      <w:r>
+        <w:t xml:space="preserve"> /coupons/{id} {</w:t>
+      </w:r>
+    </w:p>
+    <w:p>
+      <w:r>
+        <w:t xml:space="preserve">      </w:t>
+      </w:r>
+      <w:proofErr w:type="gramStart"/>
+      <w:r>
+        <w:t>allow</w:t>
+      </w:r>
+      <w:proofErr w:type="gramEnd"/>
+      <w:r>
+        <w:t xml:space="preserve"> read: if true;</w:t>
+      </w:r>
+    </w:p>
+    <w:p>
+      <w:r>
+        <w:t xml:space="preserve">      </w:t>
+      </w:r>
+      <w:proofErr w:type="gramStart"/>
+      <w:r>
+        <w:t>allow</w:t>
+      </w:r>
+      <w:proofErr w:type="gramEnd"/>
+      <w:r>
+        <w:t xml:space="preserve"> write: if </w:t>
+      </w:r>
+      <w:proofErr w:type="spellStart"/>
+      <w:r>
+        <w:t>isAdmin</w:t>
+      </w:r>
+      <w:proofErr w:type="spellEnd"/>
+      <w:r>
+        <w:t>();</w:t>
+      </w:r>
+    </w:p>
+    <w:p>
+      <w:r>
+        <w:t xml:space="preserve">    }</w:t>
+      </w:r>
+    </w:p>
+    <w:p/>
+    <w:p>
+      <w:r>
+        <w:t xml:space="preserve">    // ---------- vendor payouts (admin only) ----------</w:t>
+      </w:r>
+    </w:p>
+    <w:p>
+      <w:r>
+        <w:t xml:space="preserve">    </w:t>
+      </w:r>
+      <w:proofErr w:type="gramStart"/>
+      <w:r>
+        <w:t>match</w:t>
+      </w:r>
+      <w:proofErr w:type="gramEnd"/>
+      <w:r>
+        <w:t xml:space="preserve"> /</w:t>
+      </w:r>
+      <w:proofErr w:type="spellStart"/>
+      <w:r>
+        <w:t>vendor_payouts</w:t>
+      </w:r>
+      <w:proofErr w:type="spellEnd"/>
+      <w:r>
+        <w:t>/{id} {</w:t>
+      </w:r>
+    </w:p>
+    <w:p>
+      <w:r>
+        <w:t xml:space="preserve">      </w:t>
+      </w:r>
+      <w:proofErr w:type="gramStart"/>
+      <w:r>
+        <w:t>allow</w:t>
+      </w:r>
+      <w:proofErr w:type="gramEnd"/>
+      <w:r>
+        <w:t xml:space="preserve"> read, write: if </w:t>
+      </w:r>
+      <w:proofErr w:type="spellStart"/>
+      <w:r>
+        <w:t>isAdmin</w:t>
+      </w:r>
+      <w:proofErr w:type="spellEnd"/>
+      <w:r>
+        <w:t>();</w:t>
+      </w:r>
+    </w:p>
+    <w:p>
+      <w:r>
+        <w:t xml:space="preserve">    }</w:t>
+      </w:r>
+    </w:p>
+    <w:p/>
+    <w:p>
+      <w:r>
+        <w:t xml:space="preserve">    // ---------- notifications ----------</w:t>
+      </w:r>
+    </w:p>
+    <w:p>
+      <w:r>
+        <w:t xml:space="preserve">    </w:t>
+      </w:r>
+      <w:proofErr w:type="gramStart"/>
+      <w:r>
+        <w:t>match</w:t>
+      </w:r>
+      <w:proofErr w:type="gramEnd"/>
+      <w:r>
+        <w:t xml:space="preserve"> /notifications/{id} {</w:t>
+      </w:r>
+    </w:p>
+    <w:p>
+      <w:r>
+        <w:t xml:space="preserve">      </w:t>
+      </w:r>
+      <w:proofErr w:type="gramStart"/>
+      <w:r>
+        <w:t>allow</w:t>
+      </w:r>
+      <w:proofErr w:type="gramEnd"/>
+      <w:r>
+        <w:t xml:space="preserve"> read, write: if </w:t>
+      </w:r>
+      <w:proofErr w:type="spellStart"/>
+      <w:r>
+        <w:t>signedIn</w:t>
+      </w:r>
+      <w:proofErr w:type="spellEnd"/>
+      <w:r>
+        <w:t>();</w:t>
+      </w:r>
+    </w:p>
+    <w:p>
+      <w:r>
+        <w:t xml:space="preserve">    }</w:t>
+      </w:r>
+    </w:p>
+    <w:p/>
+    <w:p>
+      <w:r>
+        <w:t xml:space="preserve">    // ---------- product questions &amp; reviews ----------</w:t>
+      </w:r>
+    </w:p>
+    <w:p>
+      <w:r>
+        <w:t xml:space="preserve">    </w:t>
+      </w:r>
+      <w:proofErr w:type="gramStart"/>
+      <w:r>
+        <w:t>match</w:t>
+      </w:r>
+      <w:proofErr w:type="gramEnd"/>
+      <w:r>
+        <w:t xml:space="preserve"> /</w:t>
+      </w:r>
+      <w:proofErr w:type="spellStart"/>
+      <w:r>
+        <w:t>productQuestions</w:t>
+      </w:r>
+      <w:proofErr w:type="spellEnd"/>
+      <w:r>
+        <w:t>/{id} {</w:t>
+      </w:r>
+    </w:p>
+    <w:p>
+      <w:r>
+        <w:t xml:space="preserve">      </w:t>
+      </w:r>
+      <w:proofErr w:type="gramStart"/>
+      <w:r>
+        <w:t>allow</w:t>
+      </w:r>
+      <w:proofErr w:type="gramEnd"/>
+      <w:r>
+        <w:t xml:space="preserve"> read: if true;</w:t>
+      </w:r>
+    </w:p>
+    <w:p>
+      <w:r>
+        <w:lastRenderedPageBreak/>
+        <w:t xml:space="preserve">      </w:t>
+      </w:r>
+      <w:proofErr w:type="gramStart"/>
+      <w:r>
+        <w:t>allow</w:t>
+      </w:r>
+      <w:proofErr w:type="gramEnd"/>
+      <w:r>
+        <w:t xml:space="preserve"> create: if </w:t>
+      </w:r>
+      <w:proofErr w:type="spellStart"/>
+      <w:r>
+        <w:t>signedIn</w:t>
+      </w:r>
+      <w:proofErr w:type="spellEnd"/>
+      <w:r>
+        <w:t>();</w:t>
+      </w:r>
+    </w:p>
+    <w:p>
+      <w:r>
+        <w:t xml:space="preserve">      </w:t>
+      </w:r>
+      <w:proofErr w:type="gramStart"/>
+      <w:r>
+        <w:t>allow</w:t>
+      </w:r>
+      <w:proofErr w:type="gramEnd"/>
+      <w:r>
+        <w:t xml:space="preserve"> update, delete: if </w:t>
+      </w:r>
+      <w:proofErr w:type="spellStart"/>
+      <w:r>
+        <w:t>isAdmin</w:t>
+      </w:r>
+      <w:proofErr w:type="spellEnd"/>
+      <w:r>
+        <w:t>();</w:t>
+      </w:r>
+    </w:p>
+    <w:p>
+      <w:r>
+        <w:t xml:space="preserve">    }</w:t>
+      </w:r>
+    </w:p>
+    <w:p>
+      <w:r>
+        <w:t xml:space="preserve">    </w:t>
+      </w:r>
+      <w:proofErr w:type="gramStart"/>
+      <w:r>
+        <w:t>match</w:t>
+      </w:r>
+      <w:proofErr w:type="gramEnd"/>
+      <w:r>
+        <w:t xml:space="preserve"> /</w:t>
+      </w:r>
+      <w:proofErr w:type="spellStart"/>
+      <w:r>
+        <w:t>productReviews</w:t>
+      </w:r>
+      <w:proofErr w:type="spellEnd"/>
+      <w:r>
+        <w:t>/{id} {</w:t>
+      </w:r>
+    </w:p>
+    <w:p>
+      <w:r>
+        <w:t xml:space="preserve">      </w:t>
+      </w:r>
+      <w:proofErr w:type="gramStart"/>
+      <w:r>
+        <w:t>allow</w:t>
+      </w:r>
+      <w:proofErr w:type="gramEnd"/>
+      <w:r>
+        <w:t xml:space="preserve"> read: if true;</w:t>
+      </w:r>
+    </w:p>
+    <w:p>
+      <w:r>
+        <w:t xml:space="preserve">      </w:t>
+      </w:r>
+      <w:proofErr w:type="gramStart"/>
+      <w:r>
+        <w:t>allow</w:t>
+      </w:r>
+      <w:proofErr w:type="gramEnd"/>
+      <w:r>
+        <w:t xml:space="preserve"> create: if </w:t>
+      </w:r>
+      <w:proofErr w:type="spellStart"/>
+      <w:r>
+        <w:t>signedIn</w:t>
+      </w:r>
+      <w:proofErr w:type="spellEnd"/>
+      <w:r>
+        <w:t>();</w:t>
+      </w:r>
+    </w:p>
+    <w:p>
+      <w:r>
+        <w:t xml:space="preserve">      </w:t>
+      </w:r>
+      <w:proofErr w:type="gramStart"/>
+      <w:r>
+        <w:t>allow</w:t>
+      </w:r>
+      <w:proofErr w:type="gramEnd"/>
+      <w:r>
+        <w:t xml:space="preserve"> update, delete: if </w:t>
+      </w:r>
+      <w:proofErr w:type="spellStart"/>
+      <w:r>
+        <w:t>isAdmin</w:t>
+      </w:r>
+      <w:proofErr w:type="spellEnd"/>
+      <w:r>
+        <w:t>();</w:t>
+      </w:r>
+    </w:p>
+    <w:p>
+      <w:r>
+        <w:t xml:space="preserve">    }</w:t>
+      </w:r>
+    </w:p>
+    <w:p/>
+    <w:p>
+      <w:r>
+        <w:t xml:space="preserve">    // ---------- reward transactions ----------</w:t>
+      </w:r>
+    </w:p>
+    <w:p>
+      <w:r>
+        <w:t xml:space="preserve">    </w:t>
+      </w:r>
+      <w:proofErr w:type="gramStart"/>
+      <w:r>
+        <w:t>match</w:t>
+      </w:r>
+      <w:proofErr w:type="gramEnd"/>
+      <w:r>
+        <w:t xml:space="preserve"> /</w:t>
+      </w:r>
+      <w:proofErr w:type="spellStart"/>
+      <w:r>
+        <w:t>rewardTransactions</w:t>
+      </w:r>
+      <w:proofErr w:type="spellEnd"/>
+      <w:r>
+        <w:t>/{id} {</w:t>
+      </w:r>
+    </w:p>
+    <w:p>
+      <w:r>
+        <w:t xml:space="preserve">      </w:t>
+      </w:r>
+      <w:proofErr w:type="gramStart"/>
+      <w:r>
+        <w:t>allow</w:t>
+      </w:r>
+      <w:proofErr w:type="gramEnd"/>
+      <w:r>
+        <w:t xml:space="preserve"> read: if </w:t>
+      </w:r>
+      <w:proofErr w:type="spellStart"/>
+      <w:r>
+        <w:t>isAdmin</w:t>
+      </w:r>
+      <w:proofErr w:type="spellEnd"/>
+      <w:r>
+        <w:t>()</w:t>
+      </w:r>
+    </w:p>
+    <w:p>
+      <w:r>
+        <w:t xml:space="preserve">        || (</w:t>
+      </w:r>
+      <w:proofErr w:type="spellStart"/>
+      <w:proofErr w:type="gramStart"/>
+      <w:r>
+        <w:t>signedIn</w:t>
+      </w:r>
+      <w:proofErr w:type="spellEnd"/>
+      <w:r>
+        <w:t>(</w:t>
+      </w:r>
+      <w:proofErr w:type="gramEnd"/>
+      <w:r>
+        <w:t xml:space="preserve">) &amp;&amp; </w:t>
+      </w:r>
+      <w:proofErr w:type="spellStart"/>
+      <w:r>
+        <w:t>resource.data.userId</w:t>
+      </w:r>
+      <w:proofErr w:type="spellEnd"/>
+      <w:r>
+        <w:t xml:space="preserve"> == </w:t>
+      </w:r>
+      <w:proofErr w:type="spellStart"/>
+      <w:r>
+        <w:t>request.auth.uid</w:t>
+      </w:r>
+      <w:proofErr w:type="spellEnd"/>
+      <w:r>
+        <w:t>);</w:t>
+      </w:r>
+    </w:p>
+    <w:p>
+      <w:r>
+        <w:t xml:space="preserve">      </w:t>
+      </w:r>
+      <w:proofErr w:type="gramStart"/>
+      <w:r>
+        <w:t>allow</w:t>
+      </w:r>
+      <w:proofErr w:type="gramEnd"/>
+      <w:r>
+        <w:t xml:space="preserve"> create: if </w:t>
+      </w:r>
+      <w:proofErr w:type="spellStart"/>
+      <w:r>
+        <w:t>signedIn</w:t>
+      </w:r>
+      <w:proofErr w:type="spellEnd"/>
+      <w:r>
+        <w:t>();</w:t>
+      </w:r>
+    </w:p>
+    <w:p>
+      <w:r>
+        <w:t xml:space="preserve">    }</w:t>
+      </w:r>
+    </w:p>
+    <w:p/>
+    <w:p>
+      <w:r>
+        <w:t xml:space="preserve">    // ---------- refunds (adjust to your schema) ----------</w:t>
+      </w:r>
+    </w:p>
+    <w:p>
+      <w:r>
+        <w:t xml:space="preserve">    </w:t>
+      </w:r>
+      <w:proofErr w:type="gramStart"/>
+      <w:r>
+        <w:t>match</w:t>
+      </w:r>
+      <w:proofErr w:type="gramEnd"/>
+      <w:r>
+        <w:t xml:space="preserve"> /refunds/{id} {</w:t>
+      </w:r>
+    </w:p>
+    <w:p>
+      <w:r>
+        <w:t xml:space="preserve">      </w:t>
+      </w:r>
+      <w:proofErr w:type="gramStart"/>
+      <w:r>
+        <w:t>allow</w:t>
+      </w:r>
+      <w:proofErr w:type="gramEnd"/>
+      <w:r>
+        <w:t xml:space="preserve"> read: if </w:t>
+      </w:r>
+      <w:proofErr w:type="spellStart"/>
+      <w:r>
+        <w:t>isAdmin</w:t>
+      </w:r>
+      <w:proofErr w:type="spellEnd"/>
+      <w:r>
+        <w:t xml:space="preserve">() || </w:t>
+      </w:r>
+      <w:proofErr w:type="spellStart"/>
+      <w:r>
+        <w:t>isEmailOwner</w:t>
+      </w:r>
+      <w:proofErr w:type="spellEnd"/>
+      <w:r>
+        <w:t>(</w:t>
+      </w:r>
+      <w:proofErr w:type="spellStart"/>
+      <w:r>
+        <w:t>resource.data.userEmail</w:t>
+      </w:r>
+      <w:proofErr w:type="spellEnd"/>
+      <w:r>
+        <w:t>);</w:t>
+      </w:r>
+    </w:p>
+    <w:p>
+      <w:r>
+        <w:t xml:space="preserve">      </w:t>
+      </w:r>
+      <w:proofErr w:type="gramStart"/>
+      <w:r>
+        <w:t>allow</w:t>
+      </w:r>
+      <w:proofErr w:type="gramEnd"/>
+      <w:r>
+        <w:t xml:space="preserve"> create: if </w:t>
+      </w:r>
+      <w:proofErr w:type="spellStart"/>
+      <w:r>
+        <w:t>signedIn</w:t>
+      </w:r>
+      <w:proofErr w:type="spellEnd"/>
+      <w:r>
+        <w:t>();</w:t>
+      </w:r>
+    </w:p>
+    <w:p>
+      <w:r>
+        <w:t xml:space="preserve">      </w:t>
+      </w:r>
+      <w:proofErr w:type="gramStart"/>
+      <w:r>
+        <w:t>allow</w:t>
+      </w:r>
+      <w:proofErr w:type="gramEnd"/>
+      <w:r>
+        <w:t xml:space="preserve"> update, delete: if </w:t>
+      </w:r>
+      <w:proofErr w:type="spellStart"/>
+      <w:r>
+        <w:t>isAdmin</w:t>
+      </w:r>
+      <w:proofErr w:type="spellEnd"/>
+      <w:r>
+        <w:t>();</w:t>
+      </w:r>
+    </w:p>
+    <w:p>
+      <w:r>
+        <w:t xml:space="preserve">    }</w:t>
+      </w:r>
+    </w:p>
+    <w:p/>
+    <w:p>
+      <w:r>
+        <w:t xml:space="preserve">    // ---------- default deny everything else ----------</w:t>
+      </w:r>
+    </w:p>
+    <w:p>
+      <w:r>
+        <w:t xml:space="preserve">    </w:t>
+      </w:r>
+      <w:proofErr w:type="gramStart"/>
+      <w:r>
+        <w:t>match</w:t>
+      </w:r>
+      <w:proofErr w:type="gramEnd"/>
+      <w:r>
+        <w:t xml:space="preserve"> /{document=**} {</w:t>
+      </w:r>
+    </w:p>
+    <w:p>
+      <w:r>
+        <w:lastRenderedPageBreak/>
+        <w:t xml:space="preserve">      </w:t>
+      </w:r>
+      <w:proofErr w:type="gramStart"/>
+      <w:r>
+        <w:t>allow</w:t>
+      </w:r>
+      <w:proofErr w:type="gramEnd"/>
+      <w:r>
+        <w:t xml:space="preserve"> read, write: if false;</w:t>
+      </w:r>
+    </w:p>
+    <w:p>
+      <w:r>
+        <w:t xml:space="preserve">    }</w:t>
+      </w:r>
+    </w:p>
+    <w:p>
+      <w:r>
+        <w:t xml:space="preserve">  }</w:t>
+      </w:r>
+    </w:p>
+    <w:p>
+      <w:r>
+        <w:t>}</w:t>
+      </w:r>
     </w:p>
     <w:p/>
     <w:p/>

--- a/misc.docx
+++ b/misc.docx
@@ -20,6 +20,14 @@
       </w:r>
       <w:r>
         <w:fldChar w:fldCharType="end"/>
+      </w:r>
+    </w:p>
+    <w:p>
+      <w:pPr>
+        <w:pStyle w:val="NormalWeb"/>
+      </w:pPr>
+      <w:r>
+        <w:t>re_SHMwnq1j_DiwfTNgBWR7j6ZJuYFBqYnhR              resand</w:t>
       </w:r>
     </w:p>
     <w:p/>
@@ -630,6 +638,7 @@
           <w:sz w:val="27"/>
           <w:szCs w:val="27"/>
         </w:rPr>
+        <w:lastRenderedPageBreak/>
         <w:t>Phase 25 — Shipping &amp; Delivery</w:t>
       </w:r>
     </w:p>
@@ -674,7 +683,6 @@
           <w:sz w:val="24"/>
           <w:szCs w:val="24"/>
         </w:rPr>
-        <w:lastRenderedPageBreak/>
         <w:t xml:space="preserve">25.2 Customer Tracking </w:t>
       </w:r>
     </w:p>
@@ -1423,6 +1431,7 @@
           <w:sz w:val="48"/>
           <w:szCs w:val="48"/>
         </w:rPr>
+        <w:lastRenderedPageBreak/>
         <w:t>Remaining Roadmap</w:t>
       </w:r>
     </w:p>
@@ -1441,7 +1450,6 @@
           <w:sz w:val="24"/>
           <w:szCs w:val="24"/>
         </w:rPr>
-        <w:lastRenderedPageBreak/>
         <w:t>We'll continue the numbering from where we are.</w:t>
       </w:r>
     </w:p>
@@ -2148,6 +2156,7 @@
           <w:sz w:val="24"/>
           <w:szCs w:val="24"/>
         </w:rPr>
+        <w:lastRenderedPageBreak/>
         <w:t xml:space="preserve">29.2 SEO </w:t>
       </w:r>
     </w:p>
@@ -2214,7 +2223,6 @@
           <w:sz w:val="24"/>
           <w:szCs w:val="24"/>
         </w:rPr>
-        <w:lastRenderedPageBreak/>
         <w:t xml:space="preserve">29.5 Error Handling </w:t>
       </w:r>
     </w:p>
@@ -2429,7 +2437,6 @@
     <w:p>
       <w:proofErr w:type="spellStart"/>
       <w:r>
-        <w:lastRenderedPageBreak/>
         <w:t>rules_version</w:t>
       </w:r>
       <w:proofErr w:type="spellEnd"/>
@@ -2733,7 +2740,6 @@
     <w:p/>
     <w:p>
       <w:r>
-        <w:lastRenderedPageBreak/>
         <w:t xml:space="preserve">    // ---------- products (public catalog) ----------</w:t>
       </w:r>
     </w:p>
@@ -3114,1131 +3120,6 @@
       <w:proofErr w:type="spellEnd"/>
       <w:r>
         <w:t>);</w:t>
-      </w:r>
-    </w:p>
-    <w:p>
-      <w:r>
-        <w:t xml:space="preserve">      </w:t>
-      </w:r>
-      <w:proofErr w:type="gramStart"/>
-      <w:r>
-        <w:t>allow</w:t>
-      </w:r>
-      <w:proofErr w:type="gramEnd"/>
-      <w:r>
-        <w:t xml:space="preserve"> delete: if </w:t>
-      </w:r>
-      <w:proofErr w:type="spellStart"/>
-      <w:r>
-        <w:t>isAdmin</w:t>
-      </w:r>
-      <w:proofErr w:type="spellEnd"/>
-      <w:r>
-        <w:t>();</w:t>
-      </w:r>
-    </w:p>
-    <w:p>
-      <w:r>
-        <w:lastRenderedPageBreak/>
-        <w:t xml:space="preserve">    }</w:t>
-      </w:r>
-    </w:p>
-    <w:p/>
-    <w:p>
-      <w:r>
-        <w:t xml:space="preserve">    // ---------- </w:t>
-      </w:r>
-      <w:proofErr w:type="spellStart"/>
-      <w:r>
-        <w:t>vendor_private</w:t>
-      </w:r>
-      <w:proofErr w:type="spellEnd"/>
-      <w:r>
-        <w:t xml:space="preserve"> (bank + KYC) ----------</w:t>
-      </w:r>
-    </w:p>
-    <w:p>
-      <w:r>
-        <w:t xml:space="preserve">    </w:t>
-      </w:r>
-      <w:proofErr w:type="gramStart"/>
-      <w:r>
-        <w:t>match</w:t>
-      </w:r>
-      <w:proofErr w:type="gramEnd"/>
-      <w:r>
-        <w:t xml:space="preserve"> /</w:t>
-      </w:r>
-      <w:proofErr w:type="spellStart"/>
-      <w:r>
-        <w:t>vendor_private</w:t>
-      </w:r>
-      <w:proofErr w:type="spellEnd"/>
-      <w:r>
-        <w:t>/{</w:t>
-      </w:r>
-      <w:proofErr w:type="spellStart"/>
-      <w:r>
-        <w:t>uid</w:t>
-      </w:r>
-      <w:proofErr w:type="spellEnd"/>
-      <w:r>
-        <w:t>} {</w:t>
-      </w:r>
-    </w:p>
-    <w:p>
-      <w:r>
-        <w:t xml:space="preserve">      </w:t>
-      </w:r>
-      <w:proofErr w:type="gramStart"/>
-      <w:r>
-        <w:t>allow</w:t>
-      </w:r>
-      <w:proofErr w:type="gramEnd"/>
-      <w:r>
-        <w:t xml:space="preserve"> read, write: if </w:t>
-      </w:r>
-      <w:proofErr w:type="spellStart"/>
-      <w:r>
-        <w:t>isAdmin</w:t>
-      </w:r>
-      <w:proofErr w:type="spellEnd"/>
-      <w:r>
-        <w:t>()</w:t>
-      </w:r>
-    </w:p>
-    <w:p>
-      <w:r>
-        <w:t xml:space="preserve">        || (</w:t>
-      </w:r>
-      <w:proofErr w:type="spellStart"/>
-      <w:proofErr w:type="gramStart"/>
-      <w:r>
-        <w:t>signedIn</w:t>
-      </w:r>
-      <w:proofErr w:type="spellEnd"/>
-      <w:r>
-        <w:t>(</w:t>
-      </w:r>
-      <w:proofErr w:type="gramEnd"/>
-      <w:r>
-        <w:t xml:space="preserve">) &amp;&amp; </w:t>
-      </w:r>
-      <w:proofErr w:type="spellStart"/>
-      <w:r>
-        <w:t>request.auth.uid</w:t>
-      </w:r>
-      <w:proofErr w:type="spellEnd"/>
-      <w:r>
-        <w:t xml:space="preserve"> == </w:t>
-      </w:r>
-      <w:proofErr w:type="spellStart"/>
-      <w:r>
-        <w:t>uid</w:t>
-      </w:r>
-      <w:proofErr w:type="spellEnd"/>
-      <w:r>
-        <w:t>);</w:t>
-      </w:r>
-    </w:p>
-    <w:p>
-      <w:r>
-        <w:t xml:space="preserve">    }</w:t>
-      </w:r>
-    </w:p>
-    <w:p/>
-    <w:p>
-      <w:r>
-        <w:t xml:space="preserve">    // ---------- users ----------</w:t>
-      </w:r>
-    </w:p>
-    <w:p>
-      <w:r>
-        <w:t xml:space="preserve">    </w:t>
-      </w:r>
-      <w:proofErr w:type="gramStart"/>
-      <w:r>
-        <w:t>match</w:t>
-      </w:r>
-      <w:proofErr w:type="gramEnd"/>
-      <w:r>
-        <w:t xml:space="preserve"> /users/{</w:t>
-      </w:r>
-      <w:proofErr w:type="spellStart"/>
-      <w:r>
-        <w:t>userId</w:t>
-      </w:r>
-      <w:proofErr w:type="spellEnd"/>
-      <w:r>
-        <w:t>} {</w:t>
-      </w:r>
-    </w:p>
-    <w:p>
-      <w:r>
-        <w:t xml:space="preserve">      </w:t>
-      </w:r>
-      <w:proofErr w:type="gramStart"/>
-      <w:r>
-        <w:t>allow</w:t>
-      </w:r>
-      <w:proofErr w:type="gramEnd"/>
-      <w:r>
-        <w:t xml:space="preserve"> read: if </w:t>
-      </w:r>
-      <w:proofErr w:type="spellStart"/>
-      <w:r>
-        <w:t>isAdmin</w:t>
-      </w:r>
-      <w:proofErr w:type="spellEnd"/>
-      <w:r>
-        <w:t>()</w:t>
-      </w:r>
-    </w:p>
-    <w:p>
-      <w:r>
-        <w:t xml:space="preserve">        || (</w:t>
-      </w:r>
-      <w:proofErr w:type="spellStart"/>
-      <w:proofErr w:type="gramStart"/>
-      <w:r>
-        <w:t>signedIn</w:t>
-      </w:r>
-      <w:proofErr w:type="spellEnd"/>
-      <w:r>
-        <w:t>(</w:t>
-      </w:r>
-      <w:proofErr w:type="gramEnd"/>
-      <w:r>
-        <w:t xml:space="preserve">) &amp;&amp; </w:t>
-      </w:r>
-      <w:proofErr w:type="spellStart"/>
-      <w:r>
-        <w:t>request.auth.uid</w:t>
-      </w:r>
-      <w:proofErr w:type="spellEnd"/>
-      <w:r>
-        <w:t xml:space="preserve"> == </w:t>
-      </w:r>
-      <w:proofErr w:type="spellStart"/>
-      <w:r>
-        <w:t>userId</w:t>
-      </w:r>
-      <w:proofErr w:type="spellEnd"/>
-      <w:r>
-        <w:t>);</w:t>
-      </w:r>
-    </w:p>
-    <w:p>
-      <w:r>
-        <w:t xml:space="preserve">      </w:t>
-      </w:r>
-      <w:proofErr w:type="gramStart"/>
-      <w:r>
-        <w:t>allow</w:t>
-      </w:r>
-      <w:proofErr w:type="gramEnd"/>
-      <w:r>
-        <w:t xml:space="preserve"> create: if </w:t>
-      </w:r>
-      <w:proofErr w:type="spellStart"/>
-      <w:r>
-        <w:t>signedIn</w:t>
-      </w:r>
-      <w:proofErr w:type="spellEnd"/>
-      <w:r>
-        <w:t xml:space="preserve">() &amp;&amp; </w:t>
-      </w:r>
-      <w:proofErr w:type="spellStart"/>
-      <w:r>
-        <w:t>request.auth.uid</w:t>
-      </w:r>
-      <w:proofErr w:type="spellEnd"/>
-      <w:r>
-        <w:t xml:space="preserve"> == </w:t>
-      </w:r>
-      <w:proofErr w:type="spellStart"/>
-      <w:r>
-        <w:t>userId</w:t>
-      </w:r>
-      <w:proofErr w:type="spellEnd"/>
-      <w:r>
-        <w:t>;</w:t>
-      </w:r>
-    </w:p>
-    <w:p>
-      <w:r>
-        <w:t xml:space="preserve">      </w:t>
-      </w:r>
-      <w:proofErr w:type="gramStart"/>
-      <w:r>
-        <w:t>allow</w:t>
-      </w:r>
-      <w:proofErr w:type="gramEnd"/>
-      <w:r>
-        <w:t xml:space="preserve"> update: if </w:t>
-      </w:r>
-      <w:proofErr w:type="spellStart"/>
-      <w:r>
-        <w:t>isAdmin</w:t>
-      </w:r>
-      <w:proofErr w:type="spellEnd"/>
-      <w:r>
-        <w:t>()</w:t>
-      </w:r>
-    </w:p>
-    <w:p>
-      <w:r>
-        <w:t xml:space="preserve">        || (</w:t>
-      </w:r>
-      <w:proofErr w:type="spellStart"/>
-      <w:proofErr w:type="gramStart"/>
-      <w:r>
-        <w:t>signedIn</w:t>
-      </w:r>
-      <w:proofErr w:type="spellEnd"/>
-      <w:r>
-        <w:t>(</w:t>
-      </w:r>
-      <w:proofErr w:type="gramEnd"/>
-      <w:r>
-        <w:t xml:space="preserve">) &amp;&amp; </w:t>
-      </w:r>
-      <w:proofErr w:type="spellStart"/>
-      <w:r>
-        <w:t>request.auth.uid</w:t>
-      </w:r>
-      <w:proofErr w:type="spellEnd"/>
-      <w:r>
-        <w:t xml:space="preserve"> == </w:t>
-      </w:r>
-      <w:proofErr w:type="spellStart"/>
-      <w:r>
-        <w:t>userId</w:t>
-      </w:r>
-      <w:proofErr w:type="spellEnd"/>
-      <w:r>
-        <w:t>);</w:t>
-      </w:r>
-    </w:p>
-    <w:p>
-      <w:r>
-        <w:t xml:space="preserve">      </w:t>
-      </w:r>
-      <w:proofErr w:type="gramStart"/>
-      <w:r>
-        <w:t>allow</w:t>
-      </w:r>
-      <w:proofErr w:type="gramEnd"/>
-      <w:r>
-        <w:t xml:space="preserve"> delete: if </w:t>
-      </w:r>
-      <w:proofErr w:type="spellStart"/>
-      <w:r>
-        <w:t>isAdmin</w:t>
-      </w:r>
-      <w:proofErr w:type="spellEnd"/>
-      <w:r>
-        <w:t>();</w:t>
-      </w:r>
-    </w:p>
-    <w:p>
-      <w:r>
-        <w:t xml:space="preserve">    }</w:t>
-      </w:r>
-    </w:p>
-    <w:p/>
-    <w:p>
-      <w:r>
-        <w:t xml:space="preserve">    // ---------- orders ----------</w:t>
-      </w:r>
-    </w:p>
-    <w:p>
-      <w:r>
-        <w:t xml:space="preserve">    </w:t>
-      </w:r>
-      <w:proofErr w:type="gramStart"/>
-      <w:r>
-        <w:t>match</w:t>
-      </w:r>
-      <w:proofErr w:type="gramEnd"/>
-      <w:r>
-        <w:t xml:space="preserve"> /orders/{</w:t>
-      </w:r>
-      <w:proofErr w:type="spellStart"/>
-      <w:r>
-        <w:t>orderId</w:t>
-      </w:r>
-      <w:proofErr w:type="spellEnd"/>
-      <w:r>
-        <w:t>} {</w:t>
-      </w:r>
-    </w:p>
-    <w:p>
-      <w:r>
-        <w:t xml:space="preserve">      </w:t>
-      </w:r>
-      <w:proofErr w:type="gramStart"/>
-      <w:r>
-        <w:t>allow</w:t>
-      </w:r>
-      <w:proofErr w:type="gramEnd"/>
-      <w:r>
-        <w:t xml:space="preserve"> read: if </w:t>
-      </w:r>
-      <w:proofErr w:type="spellStart"/>
-      <w:r>
-        <w:t>isAdmin</w:t>
-      </w:r>
-      <w:proofErr w:type="spellEnd"/>
-      <w:r>
-        <w:t>()</w:t>
-      </w:r>
-    </w:p>
-    <w:p>
-      <w:r>
-        <w:t xml:space="preserve">        || </w:t>
-      </w:r>
-      <w:proofErr w:type="spellStart"/>
-      <w:proofErr w:type="gramStart"/>
-      <w:r>
-        <w:t>isEmailOwner</w:t>
-      </w:r>
-      <w:proofErr w:type="spellEnd"/>
-      <w:r>
-        <w:t>(</w:t>
-      </w:r>
-      <w:proofErr w:type="spellStart"/>
-      <w:proofErr w:type="gramEnd"/>
-      <w:r>
-        <w:t>resource.data.userEmail</w:t>
-      </w:r>
-      <w:proofErr w:type="spellEnd"/>
-      <w:r>
-        <w:t>)</w:t>
-      </w:r>
-    </w:p>
-    <w:p>
-      <w:r>
-        <w:t xml:space="preserve">        || (</w:t>
-      </w:r>
-      <w:proofErr w:type="spellStart"/>
-      <w:proofErr w:type="gramStart"/>
-      <w:r>
-        <w:t>signedIn</w:t>
-      </w:r>
-      <w:proofErr w:type="spellEnd"/>
-      <w:r>
-        <w:t>()</w:t>
-      </w:r>
-      <w:proofErr w:type="gramEnd"/>
-    </w:p>
-    <w:p>
-      <w:r>
-        <w:t xml:space="preserve">            &amp;&amp; '</w:t>
-      </w:r>
-      <w:proofErr w:type="spellStart"/>
-      <w:r>
-        <w:t>vendorIds</w:t>
-      </w:r>
-      <w:proofErr w:type="spellEnd"/>
-      <w:r>
-        <w:t xml:space="preserve">' in </w:t>
-      </w:r>
-      <w:proofErr w:type="spellStart"/>
-      <w:r>
-        <w:t>resource.data</w:t>
-      </w:r>
-      <w:proofErr w:type="spellEnd"/>
-    </w:p>
-    <w:p>
-      <w:r>
-        <w:t xml:space="preserve">            &amp;&amp; </w:t>
-      </w:r>
-      <w:proofErr w:type="spellStart"/>
-      <w:r>
-        <w:t>request.auth.uid</w:t>
-      </w:r>
-      <w:proofErr w:type="spellEnd"/>
-      <w:r>
-        <w:t xml:space="preserve"> in </w:t>
-      </w:r>
-      <w:proofErr w:type="spellStart"/>
-      <w:r>
-        <w:t>resource.data.vendorIds</w:t>
-      </w:r>
-      <w:proofErr w:type="spellEnd"/>
-      <w:r>
-        <w:t>);</w:t>
-      </w:r>
-    </w:p>
-    <w:p/>
-    <w:p>
-      <w:r>
-        <w:t xml:space="preserve">      </w:t>
-      </w:r>
-      <w:proofErr w:type="gramStart"/>
-      <w:r>
-        <w:t>allow</w:t>
-      </w:r>
-      <w:proofErr w:type="gramEnd"/>
-      <w:r>
-        <w:t xml:space="preserve"> create: if </w:t>
-      </w:r>
-      <w:proofErr w:type="spellStart"/>
-      <w:r>
-        <w:t>signedIn</w:t>
-      </w:r>
-      <w:proofErr w:type="spellEnd"/>
-      <w:r>
-        <w:t>()</w:t>
-      </w:r>
-    </w:p>
-    <w:p>
-      <w:r>
-        <w:t xml:space="preserve">        &amp;&amp; </w:t>
-      </w:r>
-      <w:proofErr w:type="spellStart"/>
-      <w:r>
-        <w:t>request.resource.data.userEmail</w:t>
-      </w:r>
-      <w:proofErr w:type="spellEnd"/>
-      <w:r>
-        <w:t xml:space="preserve"> == </w:t>
-      </w:r>
-      <w:proofErr w:type="spellStart"/>
-      <w:r>
-        <w:t>request.auth.token.email</w:t>
-      </w:r>
-      <w:proofErr w:type="spellEnd"/>
-      <w:r>
-        <w:t>;</w:t>
-      </w:r>
-    </w:p>
-    <w:p/>
-    <w:p>
-      <w:r>
-        <w:t xml:space="preserve">      </w:t>
-      </w:r>
-      <w:proofErr w:type="gramStart"/>
-      <w:r>
-        <w:t>allow</w:t>
-      </w:r>
-      <w:proofErr w:type="gramEnd"/>
-      <w:r>
-        <w:t xml:space="preserve"> update: if </w:t>
-      </w:r>
-      <w:proofErr w:type="spellStart"/>
-      <w:r>
-        <w:t>isAdmin</w:t>
-      </w:r>
-      <w:proofErr w:type="spellEnd"/>
-      <w:r>
-        <w:t>()</w:t>
-      </w:r>
-    </w:p>
-    <w:p>
-      <w:r>
-        <w:t xml:space="preserve">        || (</w:t>
-      </w:r>
-      <w:proofErr w:type="spellStart"/>
-      <w:proofErr w:type="gramStart"/>
-      <w:r>
-        <w:t>signedIn</w:t>
-      </w:r>
-      <w:proofErr w:type="spellEnd"/>
-      <w:r>
-        <w:t>()</w:t>
-      </w:r>
-      <w:proofErr w:type="gramEnd"/>
-    </w:p>
-    <w:p>
-      <w:r>
-        <w:t xml:space="preserve">            &amp;&amp; '</w:t>
-      </w:r>
-      <w:proofErr w:type="spellStart"/>
-      <w:r>
-        <w:t>vendorIds</w:t>
-      </w:r>
-      <w:proofErr w:type="spellEnd"/>
-      <w:r>
-        <w:t xml:space="preserve">' in </w:t>
-      </w:r>
-      <w:proofErr w:type="spellStart"/>
-      <w:r>
-        <w:t>resource.data</w:t>
-      </w:r>
-      <w:proofErr w:type="spellEnd"/>
-    </w:p>
-    <w:p>
-      <w:r>
-        <w:t xml:space="preserve">            &amp;&amp; </w:t>
-      </w:r>
-      <w:proofErr w:type="spellStart"/>
-      <w:r>
-        <w:t>request.auth.uid</w:t>
-      </w:r>
-      <w:proofErr w:type="spellEnd"/>
-      <w:r>
-        <w:t xml:space="preserve"> in </w:t>
-      </w:r>
-      <w:proofErr w:type="spellStart"/>
-      <w:r>
-        <w:t>resource.data.vendorIds</w:t>
-      </w:r>
-      <w:proofErr w:type="spellEnd"/>
-      <w:r>
-        <w:t>)</w:t>
-      </w:r>
-    </w:p>
-    <w:p>
-      <w:r>
-        <w:t xml:space="preserve">        || </w:t>
-      </w:r>
-      <w:proofErr w:type="spellStart"/>
-      <w:proofErr w:type="gramStart"/>
-      <w:r>
-        <w:t>isEmailOwner</w:t>
-      </w:r>
-      <w:proofErr w:type="spellEnd"/>
-      <w:r>
-        <w:t>(</w:t>
-      </w:r>
-      <w:proofErr w:type="spellStart"/>
-      <w:proofErr w:type="gramEnd"/>
-      <w:r>
-        <w:t>resource.data.userEmail</w:t>
-      </w:r>
-      <w:proofErr w:type="spellEnd"/>
-      <w:r>
-        <w:t>);</w:t>
-      </w:r>
-    </w:p>
-    <w:p/>
-    <w:p>
-      <w:r>
-        <w:t xml:space="preserve">      </w:t>
-      </w:r>
-      <w:proofErr w:type="gramStart"/>
-      <w:r>
-        <w:t>allow</w:t>
-      </w:r>
-      <w:proofErr w:type="gramEnd"/>
-      <w:r>
-        <w:t xml:space="preserve"> delete: if </w:t>
-      </w:r>
-      <w:proofErr w:type="spellStart"/>
-      <w:r>
-        <w:t>isAdmin</w:t>
-      </w:r>
-      <w:proofErr w:type="spellEnd"/>
-      <w:r>
-        <w:t>();</w:t>
-      </w:r>
-    </w:p>
-    <w:p>
-      <w:r>
-        <w:t xml:space="preserve">    }</w:t>
-      </w:r>
-    </w:p>
-    <w:p/>
-    <w:p>
-      <w:r>
-        <w:t xml:space="preserve">    // ---------- chats ----------</w:t>
-      </w:r>
-    </w:p>
-    <w:p>
-      <w:r>
-        <w:t xml:space="preserve">    </w:t>
-      </w:r>
-      <w:proofErr w:type="gramStart"/>
-      <w:r>
-        <w:t>match</w:t>
-      </w:r>
-      <w:proofErr w:type="gramEnd"/>
-      <w:r>
-        <w:t xml:space="preserve"> /chats/{</w:t>
-      </w:r>
-      <w:proofErr w:type="spellStart"/>
-      <w:r>
-        <w:t>chatId</w:t>
-      </w:r>
-      <w:proofErr w:type="spellEnd"/>
-      <w:r>
-        <w:t>} {</w:t>
-      </w:r>
-    </w:p>
-    <w:p>
-      <w:r>
-        <w:t xml:space="preserve">      </w:t>
-      </w:r>
-      <w:proofErr w:type="gramStart"/>
-      <w:r>
-        <w:t>allow</w:t>
-      </w:r>
-      <w:proofErr w:type="gramEnd"/>
-      <w:r>
-        <w:t xml:space="preserve"> read, update: if </w:t>
-      </w:r>
-      <w:proofErr w:type="spellStart"/>
-      <w:r>
-        <w:t>isAdmin</w:t>
-      </w:r>
-      <w:proofErr w:type="spellEnd"/>
-      <w:r>
-        <w:t>()</w:t>
-      </w:r>
-    </w:p>
-    <w:p>
-      <w:r>
-        <w:t xml:space="preserve">        || </w:t>
-      </w:r>
-      <w:proofErr w:type="spellStart"/>
-      <w:proofErr w:type="gramStart"/>
-      <w:r>
-        <w:t>isEmailOwner</w:t>
-      </w:r>
-      <w:proofErr w:type="spellEnd"/>
-      <w:r>
-        <w:t>(</w:t>
-      </w:r>
-      <w:proofErr w:type="spellStart"/>
-      <w:proofErr w:type="gramEnd"/>
-      <w:r>
-        <w:t>resource.data.customerEmail</w:t>
-      </w:r>
-      <w:proofErr w:type="spellEnd"/>
-      <w:r>
-        <w:t>)</w:t>
-      </w:r>
-    </w:p>
-    <w:p>
-      <w:r>
-        <w:t xml:space="preserve">        || (</w:t>
-      </w:r>
-      <w:proofErr w:type="spellStart"/>
-      <w:proofErr w:type="gramStart"/>
-      <w:r>
-        <w:t>signedIn</w:t>
-      </w:r>
-      <w:proofErr w:type="spellEnd"/>
-      <w:r>
-        <w:t>(</w:t>
-      </w:r>
-      <w:proofErr w:type="gramEnd"/>
-      <w:r>
-        <w:t xml:space="preserve">) &amp;&amp; </w:t>
-      </w:r>
-      <w:proofErr w:type="spellStart"/>
-      <w:r>
-        <w:t>request.auth.uid</w:t>
-      </w:r>
-      <w:proofErr w:type="spellEnd"/>
-      <w:r>
-        <w:t xml:space="preserve"> == </w:t>
-      </w:r>
-      <w:proofErr w:type="spellStart"/>
-      <w:r>
-        <w:t>resource.data.sellerId</w:t>
-      </w:r>
-      <w:proofErr w:type="spellEnd"/>
-      <w:r>
-        <w:t>);</w:t>
-      </w:r>
-    </w:p>
-    <w:p>
-      <w:r>
-        <w:t xml:space="preserve">      </w:t>
-      </w:r>
-      <w:proofErr w:type="gramStart"/>
-      <w:r>
-        <w:t>allow</w:t>
-      </w:r>
-      <w:proofErr w:type="gramEnd"/>
-      <w:r>
-        <w:t xml:space="preserve"> create: if </w:t>
-      </w:r>
-      <w:proofErr w:type="spellStart"/>
-      <w:r>
-        <w:t>signedIn</w:t>
-      </w:r>
-      <w:proofErr w:type="spellEnd"/>
-      <w:r>
-        <w:t>();</w:t>
-      </w:r>
-    </w:p>
-    <w:p>
-      <w:r>
-        <w:t xml:space="preserve">      </w:t>
-      </w:r>
-      <w:proofErr w:type="gramStart"/>
-      <w:r>
-        <w:t>allow</w:t>
-      </w:r>
-      <w:proofErr w:type="gramEnd"/>
-      <w:r>
-        <w:t xml:space="preserve"> delete: if </w:t>
-      </w:r>
-      <w:proofErr w:type="spellStart"/>
-      <w:r>
-        <w:t>isAdmin</w:t>
-      </w:r>
-      <w:proofErr w:type="spellEnd"/>
-      <w:r>
-        <w:t>();</w:t>
-      </w:r>
-    </w:p>
-    <w:p>
-      <w:r>
-        <w:t xml:space="preserve">    }</w:t>
-      </w:r>
-    </w:p>
-    <w:p/>
-    <w:p>
-      <w:r>
-        <w:t xml:space="preserve">    // ---------- messages ----------</w:t>
-      </w:r>
-    </w:p>
-    <w:p>
-      <w:r>
-        <w:t xml:space="preserve">    </w:t>
-      </w:r>
-      <w:proofErr w:type="gramStart"/>
-      <w:r>
-        <w:t>match</w:t>
-      </w:r>
-      <w:proofErr w:type="gramEnd"/>
-      <w:r>
-        <w:t xml:space="preserve"> /messages/{</w:t>
-      </w:r>
-      <w:proofErr w:type="spellStart"/>
-      <w:r>
-        <w:t>messageId</w:t>
-      </w:r>
-      <w:proofErr w:type="spellEnd"/>
-      <w:r>
-        <w:t>} {</w:t>
-      </w:r>
-    </w:p>
-    <w:p>
-      <w:r>
-        <w:t xml:space="preserve">      </w:t>
-      </w:r>
-      <w:proofErr w:type="gramStart"/>
-      <w:r>
-        <w:t>allow</w:t>
-      </w:r>
-      <w:proofErr w:type="gramEnd"/>
-      <w:r>
-        <w:t xml:space="preserve"> read: if </w:t>
-      </w:r>
-      <w:proofErr w:type="spellStart"/>
-      <w:r>
-        <w:t>isAdmin</w:t>
-      </w:r>
-      <w:proofErr w:type="spellEnd"/>
-      <w:r>
-        <w:t>()</w:t>
-      </w:r>
-    </w:p>
-    <w:p>
-      <w:r>
-        <w:lastRenderedPageBreak/>
-        <w:t xml:space="preserve">        || (</w:t>
-      </w:r>
-      <w:proofErr w:type="spellStart"/>
-      <w:proofErr w:type="gramStart"/>
-      <w:r>
-        <w:t>signedIn</w:t>
-      </w:r>
-      <w:proofErr w:type="spellEnd"/>
-      <w:r>
-        <w:t>(</w:t>
-      </w:r>
-      <w:proofErr w:type="gramEnd"/>
-      <w:r>
-        <w:t xml:space="preserve">) &amp;&amp; </w:t>
-      </w:r>
-      <w:proofErr w:type="spellStart"/>
-      <w:r>
-        <w:t>isChatParticipant</w:t>
-      </w:r>
-      <w:proofErr w:type="spellEnd"/>
-      <w:r>
-        <w:t>(</w:t>
-      </w:r>
-      <w:proofErr w:type="spellStart"/>
-      <w:r>
-        <w:t>resource.data.chatId</w:t>
-      </w:r>
-      <w:proofErr w:type="spellEnd"/>
-      <w:r>
-        <w:t>));</w:t>
-      </w:r>
-    </w:p>
-    <w:p>
-      <w:r>
-        <w:t xml:space="preserve">      </w:t>
-      </w:r>
-      <w:proofErr w:type="gramStart"/>
-      <w:r>
-        <w:t>allow</w:t>
-      </w:r>
-      <w:proofErr w:type="gramEnd"/>
-      <w:r>
-        <w:t xml:space="preserve"> create: if </w:t>
-      </w:r>
-      <w:proofErr w:type="spellStart"/>
-      <w:r>
-        <w:t>signedIn</w:t>
-      </w:r>
-      <w:proofErr w:type="spellEnd"/>
-      <w:r>
-        <w:t>()</w:t>
-      </w:r>
-    </w:p>
-    <w:p>
-      <w:r>
-        <w:t xml:space="preserve">        &amp;&amp; </w:t>
-      </w:r>
-      <w:proofErr w:type="spellStart"/>
-      <w:proofErr w:type="gramStart"/>
-      <w:r>
-        <w:t>isChatParticipant</w:t>
-      </w:r>
-      <w:proofErr w:type="spellEnd"/>
-      <w:r>
-        <w:t>(</w:t>
-      </w:r>
-      <w:proofErr w:type="spellStart"/>
-      <w:proofErr w:type="gramEnd"/>
-      <w:r>
-        <w:t>request.resource.data.chatId</w:t>
-      </w:r>
-      <w:proofErr w:type="spellEnd"/>
-      <w:r>
-        <w:t>);</w:t>
-      </w:r>
-    </w:p>
-    <w:p>
-      <w:r>
-        <w:t xml:space="preserve">      </w:t>
-      </w:r>
-      <w:proofErr w:type="gramStart"/>
-      <w:r>
-        <w:t>allow</w:t>
-      </w:r>
-      <w:proofErr w:type="gramEnd"/>
-      <w:r>
-        <w:t xml:space="preserve"> update, delete: if </w:t>
-      </w:r>
-      <w:proofErr w:type="spellStart"/>
-      <w:r>
-        <w:t>isAdmin</w:t>
-      </w:r>
-      <w:proofErr w:type="spellEnd"/>
-      <w:r>
-        <w:t>();</w:t>
-      </w:r>
-    </w:p>
-    <w:p>
-      <w:r>
-        <w:t xml:space="preserve">    }</w:t>
-      </w:r>
-    </w:p>
-    <w:p/>
-    <w:p>
-      <w:r>
-        <w:t xml:space="preserve">    // ---------- coupons (public read so checkout can validate) ----------</w:t>
-      </w:r>
-    </w:p>
-    <w:p>
-      <w:r>
-        <w:t xml:space="preserve">    </w:t>
-      </w:r>
-      <w:proofErr w:type="gramStart"/>
-      <w:r>
-        <w:t>match</w:t>
-      </w:r>
-      <w:proofErr w:type="gramEnd"/>
-      <w:r>
-        <w:t xml:space="preserve"> /coupons/{id} {</w:t>
-      </w:r>
-    </w:p>
-    <w:p>
-      <w:r>
-        <w:t xml:space="preserve">      </w:t>
-      </w:r>
-      <w:proofErr w:type="gramStart"/>
-      <w:r>
-        <w:t>allow</w:t>
-      </w:r>
-      <w:proofErr w:type="gramEnd"/>
-      <w:r>
-        <w:t xml:space="preserve"> read: if true;</w:t>
-      </w:r>
-    </w:p>
-    <w:p>
-      <w:r>
-        <w:t xml:space="preserve">      </w:t>
-      </w:r>
-      <w:proofErr w:type="gramStart"/>
-      <w:r>
-        <w:t>allow</w:t>
-      </w:r>
-      <w:proofErr w:type="gramEnd"/>
-      <w:r>
-        <w:t xml:space="preserve"> write: if </w:t>
-      </w:r>
-      <w:proofErr w:type="spellStart"/>
-      <w:r>
-        <w:t>isAdmin</w:t>
-      </w:r>
-      <w:proofErr w:type="spellEnd"/>
-      <w:r>
-        <w:t>();</w:t>
-      </w:r>
-    </w:p>
-    <w:p>
-      <w:r>
-        <w:t xml:space="preserve">    }</w:t>
-      </w:r>
-    </w:p>
-    <w:p/>
-    <w:p>
-      <w:r>
-        <w:t xml:space="preserve">    // ---------- vendor payouts (admin only) ----------</w:t>
-      </w:r>
-    </w:p>
-    <w:p>
-      <w:r>
-        <w:t xml:space="preserve">    </w:t>
-      </w:r>
-      <w:proofErr w:type="gramStart"/>
-      <w:r>
-        <w:t>match</w:t>
-      </w:r>
-      <w:proofErr w:type="gramEnd"/>
-      <w:r>
-        <w:t xml:space="preserve"> /</w:t>
-      </w:r>
-      <w:proofErr w:type="spellStart"/>
-      <w:r>
-        <w:t>vendor_payouts</w:t>
-      </w:r>
-      <w:proofErr w:type="spellEnd"/>
-      <w:r>
-        <w:t>/{id} {</w:t>
-      </w:r>
-    </w:p>
-    <w:p>
-      <w:r>
-        <w:t xml:space="preserve">      </w:t>
-      </w:r>
-      <w:proofErr w:type="gramStart"/>
-      <w:r>
-        <w:t>allow</w:t>
-      </w:r>
-      <w:proofErr w:type="gramEnd"/>
-      <w:r>
-        <w:t xml:space="preserve"> read, write: if </w:t>
-      </w:r>
-      <w:proofErr w:type="spellStart"/>
-      <w:r>
-        <w:t>isAdmin</w:t>
-      </w:r>
-      <w:proofErr w:type="spellEnd"/>
-      <w:r>
-        <w:t>();</w:t>
-      </w:r>
-    </w:p>
-    <w:p>
-      <w:r>
-        <w:t xml:space="preserve">    }</w:t>
-      </w:r>
-    </w:p>
-    <w:p/>
-    <w:p>
-      <w:r>
-        <w:t xml:space="preserve">    // ---------- notifications ----------</w:t>
-      </w:r>
-    </w:p>
-    <w:p>
-      <w:r>
-        <w:t xml:space="preserve">    </w:t>
-      </w:r>
-      <w:proofErr w:type="gramStart"/>
-      <w:r>
-        <w:t>match</w:t>
-      </w:r>
-      <w:proofErr w:type="gramEnd"/>
-      <w:r>
-        <w:t xml:space="preserve"> /notifications/{id} {</w:t>
-      </w:r>
-    </w:p>
-    <w:p>
-      <w:r>
-        <w:t xml:space="preserve">      </w:t>
-      </w:r>
-      <w:proofErr w:type="gramStart"/>
-      <w:r>
-        <w:t>allow</w:t>
-      </w:r>
-      <w:proofErr w:type="gramEnd"/>
-      <w:r>
-        <w:t xml:space="preserve"> read, write: if </w:t>
-      </w:r>
-      <w:proofErr w:type="spellStart"/>
-      <w:r>
-        <w:t>signedIn</w:t>
-      </w:r>
-      <w:proofErr w:type="spellEnd"/>
-      <w:r>
-        <w:t>();</w:t>
-      </w:r>
-    </w:p>
-    <w:p>
-      <w:r>
-        <w:t xml:space="preserve">    }</w:t>
-      </w:r>
-    </w:p>
-    <w:p/>
-    <w:p>
-      <w:r>
-        <w:t xml:space="preserve">    // ---------- product questions &amp; reviews ----------</w:t>
-      </w:r>
-    </w:p>
-    <w:p>
-      <w:r>
-        <w:t xml:space="preserve">    </w:t>
-      </w:r>
-      <w:proofErr w:type="gramStart"/>
-      <w:r>
-        <w:t>match</w:t>
-      </w:r>
-      <w:proofErr w:type="gramEnd"/>
-      <w:r>
-        <w:t xml:space="preserve"> /</w:t>
-      </w:r>
-      <w:proofErr w:type="spellStart"/>
-      <w:r>
-        <w:t>productQuestions</w:t>
-      </w:r>
-      <w:proofErr w:type="spellEnd"/>
-      <w:r>
-        <w:t>/{id} {</w:t>
-      </w:r>
-    </w:p>
-    <w:p>
-      <w:r>
-        <w:t xml:space="preserve">      </w:t>
-      </w:r>
-      <w:proofErr w:type="gramStart"/>
-      <w:r>
-        <w:t>allow</w:t>
-      </w:r>
-      <w:proofErr w:type="gramEnd"/>
-      <w:r>
-        <w:t xml:space="preserve"> read: if true;</w:t>
       </w:r>
     </w:p>
     <w:p>
@@ -4252,6 +3133,217 @@
       </w:r>
       <w:proofErr w:type="gramEnd"/>
       <w:r>
+        <w:t xml:space="preserve"> delete: if </w:t>
+      </w:r>
+      <w:proofErr w:type="spellStart"/>
+      <w:r>
+        <w:t>isAdmin</w:t>
+      </w:r>
+      <w:proofErr w:type="spellEnd"/>
+      <w:r>
+        <w:t>();</w:t>
+      </w:r>
+    </w:p>
+    <w:p>
+      <w:r>
+        <w:t xml:space="preserve">    }</w:t>
+      </w:r>
+    </w:p>
+    <w:p/>
+    <w:p>
+      <w:r>
+        <w:t xml:space="preserve">    // ---------- </w:t>
+      </w:r>
+      <w:proofErr w:type="spellStart"/>
+      <w:r>
+        <w:t>vendor_private</w:t>
+      </w:r>
+      <w:proofErr w:type="spellEnd"/>
+      <w:r>
+        <w:t xml:space="preserve"> (bank + KYC) ----------</w:t>
+      </w:r>
+    </w:p>
+    <w:p>
+      <w:r>
+        <w:t xml:space="preserve">    </w:t>
+      </w:r>
+      <w:proofErr w:type="gramStart"/>
+      <w:r>
+        <w:t>match</w:t>
+      </w:r>
+      <w:proofErr w:type="gramEnd"/>
+      <w:r>
+        <w:t xml:space="preserve"> /</w:t>
+      </w:r>
+      <w:proofErr w:type="spellStart"/>
+      <w:r>
+        <w:t>vendor_private</w:t>
+      </w:r>
+      <w:proofErr w:type="spellEnd"/>
+      <w:r>
+        <w:t>/{</w:t>
+      </w:r>
+      <w:proofErr w:type="spellStart"/>
+      <w:r>
+        <w:t>uid</w:t>
+      </w:r>
+      <w:proofErr w:type="spellEnd"/>
+      <w:r>
+        <w:t>} {</w:t>
+      </w:r>
+    </w:p>
+    <w:p>
+      <w:r>
+        <w:t xml:space="preserve">      </w:t>
+      </w:r>
+      <w:proofErr w:type="gramStart"/>
+      <w:r>
+        <w:t>allow</w:t>
+      </w:r>
+      <w:proofErr w:type="gramEnd"/>
+      <w:r>
+        <w:t xml:space="preserve"> read, write: if </w:t>
+      </w:r>
+      <w:proofErr w:type="spellStart"/>
+      <w:r>
+        <w:t>isAdmin</w:t>
+      </w:r>
+      <w:proofErr w:type="spellEnd"/>
+      <w:r>
+        <w:t>()</w:t>
+      </w:r>
+    </w:p>
+    <w:p>
+      <w:r>
+        <w:t xml:space="preserve">        || (</w:t>
+      </w:r>
+      <w:proofErr w:type="spellStart"/>
+      <w:proofErr w:type="gramStart"/>
+      <w:r>
+        <w:t>signedIn</w:t>
+      </w:r>
+      <w:proofErr w:type="spellEnd"/>
+      <w:r>
+        <w:t>(</w:t>
+      </w:r>
+      <w:proofErr w:type="gramEnd"/>
+      <w:r>
+        <w:t xml:space="preserve">) &amp;&amp; </w:t>
+      </w:r>
+      <w:proofErr w:type="spellStart"/>
+      <w:r>
+        <w:t>request.auth.uid</w:t>
+      </w:r>
+      <w:proofErr w:type="spellEnd"/>
+      <w:r>
+        <w:t xml:space="preserve"> == </w:t>
+      </w:r>
+      <w:proofErr w:type="spellStart"/>
+      <w:r>
+        <w:t>uid</w:t>
+      </w:r>
+      <w:proofErr w:type="spellEnd"/>
+      <w:r>
+        <w:t>);</w:t>
+      </w:r>
+    </w:p>
+    <w:p>
+      <w:r>
+        <w:t xml:space="preserve">    }</w:t>
+      </w:r>
+    </w:p>
+    <w:p/>
+    <w:p>
+      <w:r>
+        <w:t xml:space="preserve">    // ---------- users ----------</w:t>
+      </w:r>
+    </w:p>
+    <w:p>
+      <w:r>
+        <w:t xml:space="preserve">    </w:t>
+      </w:r>
+      <w:proofErr w:type="gramStart"/>
+      <w:r>
+        <w:t>match</w:t>
+      </w:r>
+      <w:proofErr w:type="gramEnd"/>
+      <w:r>
+        <w:t xml:space="preserve"> /users/{</w:t>
+      </w:r>
+      <w:proofErr w:type="spellStart"/>
+      <w:r>
+        <w:t>userId</w:t>
+      </w:r>
+      <w:proofErr w:type="spellEnd"/>
+      <w:r>
+        <w:t>} {</w:t>
+      </w:r>
+    </w:p>
+    <w:p>
+      <w:r>
+        <w:t xml:space="preserve">      </w:t>
+      </w:r>
+      <w:proofErr w:type="gramStart"/>
+      <w:r>
+        <w:t>allow</w:t>
+      </w:r>
+      <w:proofErr w:type="gramEnd"/>
+      <w:r>
+        <w:t xml:space="preserve"> read: if </w:t>
+      </w:r>
+      <w:proofErr w:type="spellStart"/>
+      <w:r>
+        <w:t>isAdmin</w:t>
+      </w:r>
+      <w:proofErr w:type="spellEnd"/>
+      <w:r>
+        <w:t>()</w:t>
+      </w:r>
+    </w:p>
+    <w:p>
+      <w:r>
+        <w:t xml:space="preserve">        || (</w:t>
+      </w:r>
+      <w:proofErr w:type="spellStart"/>
+      <w:proofErr w:type="gramStart"/>
+      <w:r>
+        <w:t>signedIn</w:t>
+      </w:r>
+      <w:proofErr w:type="spellEnd"/>
+      <w:r>
+        <w:t>(</w:t>
+      </w:r>
+      <w:proofErr w:type="gramEnd"/>
+      <w:r>
+        <w:t xml:space="preserve">) &amp;&amp; </w:t>
+      </w:r>
+      <w:proofErr w:type="spellStart"/>
+      <w:r>
+        <w:t>request.auth.uid</w:t>
+      </w:r>
+      <w:proofErr w:type="spellEnd"/>
+      <w:r>
+        <w:t xml:space="preserve"> == </w:t>
+      </w:r>
+      <w:proofErr w:type="spellStart"/>
+      <w:r>
+        <w:t>userId</w:t>
+      </w:r>
+      <w:proofErr w:type="spellEnd"/>
+      <w:r>
+        <w:t>);</w:t>
+      </w:r>
+    </w:p>
+    <w:p>
+      <w:r>
+        <w:t xml:space="preserve">      </w:t>
+      </w:r>
+      <w:proofErr w:type="gramStart"/>
+      <w:r>
+        <w:t>allow</w:t>
+      </w:r>
+      <w:proofErr w:type="gramEnd"/>
+      <w:r>
         <w:t xml:space="preserve"> create: if </w:t>
       </w:r>
       <w:proofErr w:type="spellStart"/>
@@ -4260,11 +3352,135 @@
       </w:r>
       <w:proofErr w:type="spellEnd"/>
       <w:r>
+        <w:t xml:space="preserve">() &amp;&amp; </w:t>
+      </w:r>
+      <w:proofErr w:type="spellStart"/>
+      <w:r>
+        <w:t>request.auth.uid</w:t>
+      </w:r>
+      <w:proofErr w:type="spellEnd"/>
+      <w:r>
+        <w:t xml:space="preserve"> == </w:t>
+      </w:r>
+      <w:proofErr w:type="spellStart"/>
+      <w:r>
+        <w:t>userId</w:t>
+      </w:r>
+      <w:proofErr w:type="spellEnd"/>
+      <w:r>
+        <w:t>;</w:t>
+      </w:r>
+    </w:p>
+    <w:p>
+      <w:r>
+        <w:t xml:space="preserve">      </w:t>
+      </w:r>
+      <w:proofErr w:type="gramStart"/>
+      <w:r>
+        <w:t>allow</w:t>
+      </w:r>
+      <w:proofErr w:type="gramEnd"/>
+      <w:r>
+        <w:t xml:space="preserve"> update: if </w:t>
+      </w:r>
+      <w:proofErr w:type="spellStart"/>
+      <w:r>
+        <w:t>isAdmin</w:t>
+      </w:r>
+      <w:proofErr w:type="spellEnd"/>
+      <w:r>
+        <w:t>()</w:t>
+      </w:r>
+    </w:p>
+    <w:p>
+      <w:r>
+        <w:t xml:space="preserve">        || (</w:t>
+      </w:r>
+      <w:proofErr w:type="spellStart"/>
+      <w:proofErr w:type="gramStart"/>
+      <w:r>
+        <w:t>signedIn</w:t>
+      </w:r>
+      <w:proofErr w:type="spellEnd"/>
+      <w:r>
+        <w:t>(</w:t>
+      </w:r>
+      <w:proofErr w:type="gramEnd"/>
+      <w:r>
+        <w:t xml:space="preserve">) &amp;&amp; </w:t>
+      </w:r>
+      <w:proofErr w:type="spellStart"/>
+      <w:r>
+        <w:t>request.auth.uid</w:t>
+      </w:r>
+      <w:proofErr w:type="spellEnd"/>
+      <w:r>
+        <w:t xml:space="preserve"> == </w:t>
+      </w:r>
+      <w:proofErr w:type="spellStart"/>
+      <w:r>
+        <w:t>userId</w:t>
+      </w:r>
+      <w:proofErr w:type="spellEnd"/>
+      <w:r>
+        <w:t>);</w:t>
+      </w:r>
+    </w:p>
+    <w:p>
+      <w:r>
+        <w:t xml:space="preserve">      </w:t>
+      </w:r>
+      <w:proofErr w:type="gramStart"/>
+      <w:r>
+        <w:t>allow</w:t>
+      </w:r>
+      <w:proofErr w:type="gramEnd"/>
+      <w:r>
+        <w:t xml:space="preserve"> delete: if </w:t>
+      </w:r>
+      <w:proofErr w:type="spellStart"/>
+      <w:r>
+        <w:t>isAdmin</w:t>
+      </w:r>
+      <w:proofErr w:type="spellEnd"/>
+      <w:r>
         <w:t>();</w:t>
       </w:r>
     </w:p>
     <w:p>
       <w:r>
+        <w:t xml:space="preserve">    }</w:t>
+      </w:r>
+    </w:p>
+    <w:p/>
+    <w:p>
+      <w:r>
+        <w:t xml:space="preserve">    // ---------- orders ----------</w:t>
+      </w:r>
+    </w:p>
+    <w:p>
+      <w:r>
+        <w:t xml:space="preserve">    </w:t>
+      </w:r>
+      <w:proofErr w:type="gramStart"/>
+      <w:r>
+        <w:t>match</w:t>
+      </w:r>
+      <w:proofErr w:type="gramEnd"/>
+      <w:r>
+        <w:t xml:space="preserve"> /orders/{</w:t>
+      </w:r>
+      <w:proofErr w:type="spellStart"/>
+      <w:r>
+        <w:t>orderId</w:t>
+      </w:r>
+      <w:proofErr w:type="spellEnd"/>
+      <w:r>
+        <w:t>} {</w:t>
+      </w:r>
+    </w:p>
+    <w:p>
+      <w:r>
         <w:t xml:space="preserve">      </w:t>
       </w:r>
       <w:proofErr w:type="gramStart"/>
@@ -4273,6 +3489,553 @@
       </w:r>
       <w:proofErr w:type="gramEnd"/>
       <w:r>
+        <w:t xml:space="preserve"> read: if </w:t>
+      </w:r>
+      <w:proofErr w:type="spellStart"/>
+      <w:r>
+        <w:t>isAdmin</w:t>
+      </w:r>
+      <w:proofErr w:type="spellEnd"/>
+      <w:r>
+        <w:t>()</w:t>
+      </w:r>
+    </w:p>
+    <w:p>
+      <w:r>
+        <w:t xml:space="preserve">        || </w:t>
+      </w:r>
+      <w:proofErr w:type="spellStart"/>
+      <w:proofErr w:type="gramStart"/>
+      <w:r>
+        <w:t>isEmailOwner</w:t>
+      </w:r>
+      <w:proofErr w:type="spellEnd"/>
+      <w:r>
+        <w:t>(</w:t>
+      </w:r>
+      <w:proofErr w:type="spellStart"/>
+      <w:proofErr w:type="gramEnd"/>
+      <w:r>
+        <w:t>resource.data.userEmail</w:t>
+      </w:r>
+      <w:proofErr w:type="spellEnd"/>
+      <w:r>
+        <w:t>)</w:t>
+      </w:r>
+    </w:p>
+    <w:p>
+      <w:r>
+        <w:t xml:space="preserve">        || (</w:t>
+      </w:r>
+      <w:proofErr w:type="spellStart"/>
+      <w:proofErr w:type="gramStart"/>
+      <w:r>
+        <w:t>signedIn</w:t>
+      </w:r>
+      <w:proofErr w:type="spellEnd"/>
+      <w:r>
+        <w:t>()</w:t>
+      </w:r>
+      <w:proofErr w:type="gramEnd"/>
+    </w:p>
+    <w:p>
+      <w:r>
+        <w:t xml:space="preserve">            &amp;&amp; '</w:t>
+      </w:r>
+      <w:proofErr w:type="spellStart"/>
+      <w:r>
+        <w:t>vendorIds</w:t>
+      </w:r>
+      <w:proofErr w:type="spellEnd"/>
+      <w:r>
+        <w:t xml:space="preserve">' in </w:t>
+      </w:r>
+      <w:proofErr w:type="spellStart"/>
+      <w:r>
+        <w:t>resource.data</w:t>
+      </w:r>
+      <w:proofErr w:type="spellEnd"/>
+    </w:p>
+    <w:p>
+      <w:r>
+        <w:lastRenderedPageBreak/>
+        <w:t xml:space="preserve">            &amp;&amp; </w:t>
+      </w:r>
+      <w:proofErr w:type="spellStart"/>
+      <w:r>
+        <w:t>request.auth.uid</w:t>
+      </w:r>
+      <w:proofErr w:type="spellEnd"/>
+      <w:r>
+        <w:t xml:space="preserve"> in </w:t>
+      </w:r>
+      <w:proofErr w:type="spellStart"/>
+      <w:r>
+        <w:t>resource.data.vendorIds</w:t>
+      </w:r>
+      <w:proofErr w:type="spellEnd"/>
+      <w:r>
+        <w:t>);</w:t>
+      </w:r>
+    </w:p>
+    <w:p/>
+    <w:p>
+      <w:r>
+        <w:t xml:space="preserve">      </w:t>
+      </w:r>
+      <w:proofErr w:type="gramStart"/>
+      <w:r>
+        <w:t>allow</w:t>
+      </w:r>
+      <w:proofErr w:type="gramEnd"/>
+      <w:r>
+        <w:t xml:space="preserve"> create: if </w:t>
+      </w:r>
+      <w:proofErr w:type="spellStart"/>
+      <w:r>
+        <w:t>signedIn</w:t>
+      </w:r>
+      <w:proofErr w:type="spellEnd"/>
+      <w:r>
+        <w:t>()</w:t>
+      </w:r>
+    </w:p>
+    <w:p>
+      <w:r>
+        <w:t xml:space="preserve">        &amp;&amp; </w:t>
+      </w:r>
+      <w:proofErr w:type="spellStart"/>
+      <w:r>
+        <w:t>request.resource.data.userEmail</w:t>
+      </w:r>
+      <w:proofErr w:type="spellEnd"/>
+      <w:r>
+        <w:t xml:space="preserve"> == </w:t>
+      </w:r>
+      <w:proofErr w:type="spellStart"/>
+      <w:r>
+        <w:t>request.auth.token.email</w:t>
+      </w:r>
+      <w:proofErr w:type="spellEnd"/>
+      <w:r>
+        <w:t>;</w:t>
+      </w:r>
+    </w:p>
+    <w:p/>
+    <w:p>
+      <w:r>
+        <w:t xml:space="preserve">      </w:t>
+      </w:r>
+      <w:proofErr w:type="gramStart"/>
+      <w:r>
+        <w:t>allow</w:t>
+      </w:r>
+      <w:proofErr w:type="gramEnd"/>
+      <w:r>
+        <w:t xml:space="preserve"> update: if </w:t>
+      </w:r>
+      <w:proofErr w:type="spellStart"/>
+      <w:r>
+        <w:t>isAdmin</w:t>
+      </w:r>
+      <w:proofErr w:type="spellEnd"/>
+      <w:r>
+        <w:t>()</w:t>
+      </w:r>
+    </w:p>
+    <w:p>
+      <w:r>
+        <w:t xml:space="preserve">        || (</w:t>
+      </w:r>
+      <w:proofErr w:type="spellStart"/>
+      <w:proofErr w:type="gramStart"/>
+      <w:r>
+        <w:t>signedIn</w:t>
+      </w:r>
+      <w:proofErr w:type="spellEnd"/>
+      <w:r>
+        <w:t>()</w:t>
+      </w:r>
+      <w:proofErr w:type="gramEnd"/>
+    </w:p>
+    <w:p>
+      <w:r>
+        <w:t xml:space="preserve">            &amp;&amp; '</w:t>
+      </w:r>
+      <w:proofErr w:type="spellStart"/>
+      <w:r>
+        <w:t>vendorIds</w:t>
+      </w:r>
+      <w:proofErr w:type="spellEnd"/>
+      <w:r>
+        <w:t xml:space="preserve">' in </w:t>
+      </w:r>
+      <w:proofErr w:type="spellStart"/>
+      <w:r>
+        <w:t>resource.data</w:t>
+      </w:r>
+      <w:proofErr w:type="spellEnd"/>
+    </w:p>
+    <w:p>
+      <w:r>
+        <w:t xml:space="preserve">            &amp;&amp; </w:t>
+      </w:r>
+      <w:proofErr w:type="spellStart"/>
+      <w:r>
+        <w:t>request.auth.uid</w:t>
+      </w:r>
+      <w:proofErr w:type="spellEnd"/>
+      <w:r>
+        <w:t xml:space="preserve"> in </w:t>
+      </w:r>
+      <w:proofErr w:type="spellStart"/>
+      <w:r>
+        <w:t>resource.data.vendorIds</w:t>
+      </w:r>
+      <w:proofErr w:type="spellEnd"/>
+      <w:r>
+        <w:t>)</w:t>
+      </w:r>
+    </w:p>
+    <w:p>
+      <w:r>
+        <w:t xml:space="preserve">        || </w:t>
+      </w:r>
+      <w:proofErr w:type="spellStart"/>
+      <w:proofErr w:type="gramStart"/>
+      <w:r>
+        <w:t>isEmailOwner</w:t>
+      </w:r>
+      <w:proofErr w:type="spellEnd"/>
+      <w:r>
+        <w:t>(</w:t>
+      </w:r>
+      <w:proofErr w:type="spellStart"/>
+      <w:proofErr w:type="gramEnd"/>
+      <w:r>
+        <w:t>resource.data.userEmail</w:t>
+      </w:r>
+      <w:proofErr w:type="spellEnd"/>
+      <w:r>
+        <w:t>);</w:t>
+      </w:r>
+    </w:p>
+    <w:p/>
+    <w:p>
+      <w:r>
+        <w:t xml:space="preserve">      </w:t>
+      </w:r>
+      <w:proofErr w:type="gramStart"/>
+      <w:r>
+        <w:t>allow</w:t>
+      </w:r>
+      <w:proofErr w:type="gramEnd"/>
+      <w:r>
+        <w:t xml:space="preserve"> delete: if </w:t>
+      </w:r>
+      <w:proofErr w:type="spellStart"/>
+      <w:r>
+        <w:t>isAdmin</w:t>
+      </w:r>
+      <w:proofErr w:type="spellEnd"/>
+      <w:r>
+        <w:t>();</w:t>
+      </w:r>
+    </w:p>
+    <w:p>
+      <w:r>
+        <w:t xml:space="preserve">    }</w:t>
+      </w:r>
+    </w:p>
+    <w:p/>
+    <w:p>
+      <w:r>
+        <w:t xml:space="preserve">    // ---------- chats ----------</w:t>
+      </w:r>
+    </w:p>
+    <w:p>
+      <w:r>
+        <w:t xml:space="preserve">    </w:t>
+      </w:r>
+      <w:proofErr w:type="gramStart"/>
+      <w:r>
+        <w:t>match</w:t>
+      </w:r>
+      <w:proofErr w:type="gramEnd"/>
+      <w:r>
+        <w:t xml:space="preserve"> /chats/{</w:t>
+      </w:r>
+      <w:proofErr w:type="spellStart"/>
+      <w:r>
+        <w:t>chatId</w:t>
+      </w:r>
+      <w:proofErr w:type="spellEnd"/>
+      <w:r>
+        <w:t>} {</w:t>
+      </w:r>
+    </w:p>
+    <w:p>
+      <w:r>
+        <w:t xml:space="preserve">      </w:t>
+      </w:r>
+      <w:proofErr w:type="gramStart"/>
+      <w:r>
+        <w:t>allow</w:t>
+      </w:r>
+      <w:proofErr w:type="gramEnd"/>
+      <w:r>
+        <w:t xml:space="preserve"> read, update: if </w:t>
+      </w:r>
+      <w:proofErr w:type="spellStart"/>
+      <w:r>
+        <w:t>isAdmin</w:t>
+      </w:r>
+      <w:proofErr w:type="spellEnd"/>
+      <w:r>
+        <w:t>()</w:t>
+      </w:r>
+    </w:p>
+    <w:p>
+      <w:r>
+        <w:t xml:space="preserve">        || </w:t>
+      </w:r>
+      <w:proofErr w:type="spellStart"/>
+      <w:proofErr w:type="gramStart"/>
+      <w:r>
+        <w:t>isEmailOwner</w:t>
+      </w:r>
+      <w:proofErr w:type="spellEnd"/>
+      <w:r>
+        <w:t>(</w:t>
+      </w:r>
+      <w:proofErr w:type="spellStart"/>
+      <w:proofErr w:type="gramEnd"/>
+      <w:r>
+        <w:t>resource.data.customerEmail</w:t>
+      </w:r>
+      <w:proofErr w:type="spellEnd"/>
+      <w:r>
+        <w:t>)</w:t>
+      </w:r>
+    </w:p>
+    <w:p>
+      <w:r>
+        <w:t xml:space="preserve">        || (</w:t>
+      </w:r>
+      <w:proofErr w:type="spellStart"/>
+      <w:proofErr w:type="gramStart"/>
+      <w:r>
+        <w:t>signedIn</w:t>
+      </w:r>
+      <w:proofErr w:type="spellEnd"/>
+      <w:r>
+        <w:t>(</w:t>
+      </w:r>
+      <w:proofErr w:type="gramEnd"/>
+      <w:r>
+        <w:t xml:space="preserve">) &amp;&amp; </w:t>
+      </w:r>
+      <w:proofErr w:type="spellStart"/>
+      <w:r>
+        <w:t>request.auth.uid</w:t>
+      </w:r>
+      <w:proofErr w:type="spellEnd"/>
+      <w:r>
+        <w:t xml:space="preserve"> == </w:t>
+      </w:r>
+      <w:proofErr w:type="spellStart"/>
+      <w:r>
+        <w:t>resource.data.sellerId</w:t>
+      </w:r>
+      <w:proofErr w:type="spellEnd"/>
+      <w:r>
+        <w:t>);</w:t>
+      </w:r>
+    </w:p>
+    <w:p>
+      <w:r>
+        <w:t xml:space="preserve">      </w:t>
+      </w:r>
+      <w:proofErr w:type="gramStart"/>
+      <w:r>
+        <w:t>allow</w:t>
+      </w:r>
+      <w:proofErr w:type="gramEnd"/>
+      <w:r>
+        <w:t xml:space="preserve"> create: if </w:t>
+      </w:r>
+      <w:proofErr w:type="spellStart"/>
+      <w:r>
+        <w:t>signedIn</w:t>
+      </w:r>
+      <w:proofErr w:type="spellEnd"/>
+      <w:r>
+        <w:t>();</w:t>
+      </w:r>
+    </w:p>
+    <w:p>
+      <w:r>
+        <w:t xml:space="preserve">      </w:t>
+      </w:r>
+      <w:proofErr w:type="gramStart"/>
+      <w:r>
+        <w:t>allow</w:t>
+      </w:r>
+      <w:proofErr w:type="gramEnd"/>
+      <w:r>
+        <w:t xml:space="preserve"> delete: if </w:t>
+      </w:r>
+      <w:proofErr w:type="spellStart"/>
+      <w:r>
+        <w:t>isAdmin</w:t>
+      </w:r>
+      <w:proofErr w:type="spellEnd"/>
+      <w:r>
+        <w:t>();</w:t>
+      </w:r>
+    </w:p>
+    <w:p>
+      <w:r>
+        <w:t xml:space="preserve">    }</w:t>
+      </w:r>
+    </w:p>
+    <w:p/>
+    <w:p>
+      <w:r>
+        <w:t xml:space="preserve">    // ---------- messages ----------</w:t>
+      </w:r>
+    </w:p>
+    <w:p>
+      <w:r>
+        <w:t xml:space="preserve">    </w:t>
+      </w:r>
+      <w:proofErr w:type="gramStart"/>
+      <w:r>
+        <w:t>match</w:t>
+      </w:r>
+      <w:proofErr w:type="gramEnd"/>
+      <w:r>
+        <w:t xml:space="preserve"> /messages/{</w:t>
+      </w:r>
+      <w:proofErr w:type="spellStart"/>
+      <w:r>
+        <w:t>messageId</w:t>
+      </w:r>
+      <w:proofErr w:type="spellEnd"/>
+      <w:r>
+        <w:t>} {</w:t>
+      </w:r>
+    </w:p>
+    <w:p>
+      <w:r>
+        <w:lastRenderedPageBreak/>
+        <w:t xml:space="preserve">      </w:t>
+      </w:r>
+      <w:proofErr w:type="gramStart"/>
+      <w:r>
+        <w:t>allow</w:t>
+      </w:r>
+      <w:proofErr w:type="gramEnd"/>
+      <w:r>
+        <w:t xml:space="preserve"> read: if </w:t>
+      </w:r>
+      <w:proofErr w:type="spellStart"/>
+      <w:r>
+        <w:t>isAdmin</w:t>
+      </w:r>
+      <w:proofErr w:type="spellEnd"/>
+      <w:r>
+        <w:t>()</w:t>
+      </w:r>
+    </w:p>
+    <w:p>
+      <w:r>
+        <w:t xml:space="preserve">        || (</w:t>
+      </w:r>
+      <w:proofErr w:type="spellStart"/>
+      <w:proofErr w:type="gramStart"/>
+      <w:r>
+        <w:t>signedIn</w:t>
+      </w:r>
+      <w:proofErr w:type="spellEnd"/>
+      <w:r>
+        <w:t>(</w:t>
+      </w:r>
+      <w:proofErr w:type="gramEnd"/>
+      <w:r>
+        <w:t xml:space="preserve">) &amp;&amp; </w:t>
+      </w:r>
+      <w:proofErr w:type="spellStart"/>
+      <w:r>
+        <w:t>isChatParticipant</w:t>
+      </w:r>
+      <w:proofErr w:type="spellEnd"/>
+      <w:r>
+        <w:t>(</w:t>
+      </w:r>
+      <w:proofErr w:type="spellStart"/>
+      <w:r>
+        <w:t>resource.data.chatId</w:t>
+      </w:r>
+      <w:proofErr w:type="spellEnd"/>
+      <w:r>
+        <w:t>));</w:t>
+      </w:r>
+    </w:p>
+    <w:p>
+      <w:r>
+        <w:t xml:space="preserve">      </w:t>
+      </w:r>
+      <w:proofErr w:type="gramStart"/>
+      <w:r>
+        <w:t>allow</w:t>
+      </w:r>
+      <w:proofErr w:type="gramEnd"/>
+      <w:r>
+        <w:t xml:space="preserve"> create: if </w:t>
+      </w:r>
+      <w:proofErr w:type="spellStart"/>
+      <w:r>
+        <w:t>signedIn</w:t>
+      </w:r>
+      <w:proofErr w:type="spellEnd"/>
+      <w:r>
+        <w:t>()</w:t>
+      </w:r>
+    </w:p>
+    <w:p>
+      <w:r>
+        <w:t xml:space="preserve">        &amp;&amp; </w:t>
+      </w:r>
+      <w:proofErr w:type="spellStart"/>
+      <w:proofErr w:type="gramStart"/>
+      <w:r>
+        <w:t>isChatParticipant</w:t>
+      </w:r>
+      <w:proofErr w:type="spellEnd"/>
+      <w:r>
+        <w:t>(</w:t>
+      </w:r>
+      <w:proofErr w:type="spellStart"/>
+      <w:proofErr w:type="gramEnd"/>
+      <w:r>
+        <w:t>request.resource.data.chatId</w:t>
+      </w:r>
+      <w:proofErr w:type="spellEnd"/>
+      <w:r>
+        <w:t>);</w:t>
+      </w:r>
+    </w:p>
+    <w:p>
+      <w:r>
+        <w:t xml:space="preserve">      </w:t>
+      </w:r>
+      <w:proofErr w:type="gramStart"/>
+      <w:r>
+        <w:t>allow</w:t>
+      </w:r>
+      <w:proofErr w:type="gramEnd"/>
+      <w:r>
         <w:t xml:space="preserve"> update, delete: if </w:t>
       </w:r>
       <w:proofErr w:type="spellStart"/>
@@ -4289,6 +4052,12 @@
         <w:t xml:space="preserve">    }</w:t>
       </w:r>
     </w:p>
+    <w:p/>
+    <w:p>
+      <w:r>
+        <w:t xml:space="preserve">    // ---------- coupons (public read so checkout can validate) ----------</w:t>
+      </w:r>
+    </w:p>
     <w:p>
       <w:r>
         <w:t xml:space="preserve">    </w:t>
@@ -4299,10 +4068,248 @@
       </w:r>
       <w:proofErr w:type="gramEnd"/>
       <w:r>
+        <w:t xml:space="preserve"> /coupons/{id} {</w:t>
+      </w:r>
+    </w:p>
+    <w:p>
+      <w:r>
+        <w:t xml:space="preserve">      </w:t>
+      </w:r>
+      <w:proofErr w:type="gramStart"/>
+      <w:r>
+        <w:t>allow</w:t>
+      </w:r>
+      <w:proofErr w:type="gramEnd"/>
+      <w:r>
+        <w:t xml:space="preserve"> read: if true;</w:t>
+      </w:r>
+    </w:p>
+    <w:p>
+      <w:r>
+        <w:t xml:space="preserve">      </w:t>
+      </w:r>
+      <w:proofErr w:type="gramStart"/>
+      <w:r>
+        <w:t>allow</w:t>
+      </w:r>
+      <w:proofErr w:type="gramEnd"/>
+      <w:r>
+        <w:t xml:space="preserve"> write: if </w:t>
+      </w:r>
+      <w:proofErr w:type="spellStart"/>
+      <w:r>
+        <w:t>isAdmin</w:t>
+      </w:r>
+      <w:proofErr w:type="spellEnd"/>
+      <w:r>
+        <w:t>();</w:t>
+      </w:r>
+    </w:p>
+    <w:p>
+      <w:r>
+        <w:t xml:space="preserve">    }</w:t>
+      </w:r>
+    </w:p>
+    <w:p/>
+    <w:p>
+      <w:r>
+        <w:t xml:space="preserve">    // ---------- vendor payouts (admin only) ----------</w:t>
+      </w:r>
+    </w:p>
+    <w:p>
+      <w:r>
+        <w:t xml:space="preserve">    </w:t>
+      </w:r>
+      <w:proofErr w:type="gramStart"/>
+      <w:r>
+        <w:t>match</w:t>
+      </w:r>
+      <w:proofErr w:type="gramEnd"/>
+      <w:r>
         <w:t xml:space="preserve"> /</w:t>
       </w:r>
       <w:proofErr w:type="spellStart"/>
       <w:r>
+        <w:t>vendor_payouts</w:t>
+      </w:r>
+      <w:proofErr w:type="spellEnd"/>
+      <w:r>
+        <w:t>/{id} {</w:t>
+      </w:r>
+    </w:p>
+    <w:p>
+      <w:r>
+        <w:t xml:space="preserve">      </w:t>
+      </w:r>
+      <w:proofErr w:type="gramStart"/>
+      <w:r>
+        <w:t>allow</w:t>
+      </w:r>
+      <w:proofErr w:type="gramEnd"/>
+      <w:r>
+        <w:t xml:space="preserve"> read, write: if </w:t>
+      </w:r>
+      <w:proofErr w:type="spellStart"/>
+      <w:r>
+        <w:t>isAdmin</w:t>
+      </w:r>
+      <w:proofErr w:type="spellEnd"/>
+      <w:r>
+        <w:t>();</w:t>
+      </w:r>
+    </w:p>
+    <w:p>
+      <w:r>
+        <w:t xml:space="preserve">    }</w:t>
+      </w:r>
+    </w:p>
+    <w:p/>
+    <w:p>
+      <w:r>
+        <w:t xml:space="preserve">    // ---------- notifications ----------</w:t>
+      </w:r>
+    </w:p>
+    <w:p>
+      <w:r>
+        <w:t xml:space="preserve">    </w:t>
+      </w:r>
+      <w:proofErr w:type="gramStart"/>
+      <w:r>
+        <w:t>match</w:t>
+      </w:r>
+      <w:proofErr w:type="gramEnd"/>
+      <w:r>
+        <w:t xml:space="preserve"> /notifications/{id} {</w:t>
+      </w:r>
+    </w:p>
+    <w:p>
+      <w:r>
+        <w:t xml:space="preserve">      </w:t>
+      </w:r>
+      <w:proofErr w:type="gramStart"/>
+      <w:r>
+        <w:t>allow</w:t>
+      </w:r>
+      <w:proofErr w:type="gramEnd"/>
+      <w:r>
+        <w:t xml:space="preserve"> read, write: if </w:t>
+      </w:r>
+      <w:proofErr w:type="spellStart"/>
+      <w:r>
+        <w:t>signedIn</w:t>
+      </w:r>
+      <w:proofErr w:type="spellEnd"/>
+      <w:r>
+        <w:t>();</w:t>
+      </w:r>
+    </w:p>
+    <w:p>
+      <w:r>
+        <w:t xml:space="preserve">    }</w:t>
+      </w:r>
+    </w:p>
+    <w:p/>
+    <w:p>
+      <w:r>
+        <w:t xml:space="preserve">    // ---------- product questions &amp; reviews ----------</w:t>
+      </w:r>
+    </w:p>
+    <w:p>
+      <w:r>
+        <w:t xml:space="preserve">    </w:t>
+      </w:r>
+      <w:proofErr w:type="gramStart"/>
+      <w:r>
+        <w:t>match</w:t>
+      </w:r>
+      <w:proofErr w:type="gramEnd"/>
+      <w:r>
+        <w:t xml:space="preserve"> /</w:t>
+      </w:r>
+      <w:proofErr w:type="spellStart"/>
+      <w:r>
+        <w:t>productQuestions</w:t>
+      </w:r>
+      <w:proofErr w:type="spellEnd"/>
+      <w:r>
+        <w:t>/{id} {</w:t>
+      </w:r>
+    </w:p>
+    <w:p>
+      <w:r>
+        <w:lastRenderedPageBreak/>
+        <w:t xml:space="preserve">      </w:t>
+      </w:r>
+      <w:proofErr w:type="gramStart"/>
+      <w:r>
+        <w:t>allow</w:t>
+      </w:r>
+      <w:proofErr w:type="gramEnd"/>
+      <w:r>
+        <w:t xml:space="preserve"> read: if true;</w:t>
+      </w:r>
+    </w:p>
+    <w:p>
+      <w:r>
+        <w:t xml:space="preserve">      </w:t>
+      </w:r>
+      <w:proofErr w:type="gramStart"/>
+      <w:r>
+        <w:t>allow</w:t>
+      </w:r>
+      <w:proofErr w:type="gramEnd"/>
+      <w:r>
+        <w:t xml:space="preserve"> create: if </w:t>
+      </w:r>
+      <w:proofErr w:type="spellStart"/>
+      <w:r>
+        <w:t>signedIn</w:t>
+      </w:r>
+      <w:proofErr w:type="spellEnd"/>
+      <w:r>
+        <w:t>();</w:t>
+      </w:r>
+    </w:p>
+    <w:p>
+      <w:r>
+        <w:t xml:space="preserve">      </w:t>
+      </w:r>
+      <w:proofErr w:type="gramStart"/>
+      <w:r>
+        <w:t>allow</w:t>
+      </w:r>
+      <w:proofErr w:type="gramEnd"/>
+      <w:r>
+        <w:t xml:space="preserve"> update, delete: if </w:t>
+      </w:r>
+      <w:proofErr w:type="spellStart"/>
+      <w:r>
+        <w:t>isAdmin</w:t>
+      </w:r>
+      <w:proofErr w:type="spellEnd"/>
+      <w:r>
+        <w:t>();</w:t>
+      </w:r>
+    </w:p>
+    <w:p>
+      <w:r>
+        <w:t xml:space="preserve">    }</w:t>
+      </w:r>
+    </w:p>
+    <w:p>
+      <w:r>
+        <w:t xml:space="preserve">    </w:t>
+      </w:r>
+      <w:proofErr w:type="gramStart"/>
+      <w:r>
+        <w:t>match</w:t>
+      </w:r>
+      <w:proofErr w:type="gramEnd"/>
+      <w:r>
+        <w:t xml:space="preserve"> /</w:t>
+      </w:r>
+      <w:proofErr w:type="spellStart"/>
+      <w:r>
         <w:t>productReviews</w:t>
       </w:r>
       <w:proofErr w:type="spellEnd"/>
@@ -4589,6 +4596,7 @@
     </w:p>
     <w:p>
       <w:r>
+        <w:lastRenderedPageBreak/>
         <w:t xml:space="preserve">    </w:t>
       </w:r>
       <w:proofErr w:type="gramStart"/>
@@ -4602,7 +4610,6 @@
     </w:p>
     <w:p>
       <w:r>
-        <w:lastRenderedPageBreak/>
         <w:t xml:space="preserve">      </w:t>
       </w:r>
       <w:proofErr w:type="gramStart"/>
